--- a/LAB5/1250080016_NguyenHuuBao_12_ĐH_CNPM1_Lab5.docx
+++ b/LAB5/1250080016_NguyenHuuBao_12_ĐH_CNPM1_Lab5.docx
@@ -59,6 +59,2269 @@
           <w:lang w:val="vi-VN"/>
         </w:rPr>
       </w:pPr>
+    </w:p>
+    <w:p>
+      <w:pPr>
+        <w:rPr>
+          <w:b/>
+          <w:bCs/>
+        </w:rPr>
+      </w:pPr>
+      <w:r>
+        <w:rPr>
+          <w:b/>
+          <w:bCs/>
+        </w:rPr>
+        <w:t xml:space="preserve">Câu 1. </w:t>
+      </w:r>
+      <w:r>
+        <w:rPr>
+          <w:b/>
+          <w:bCs/>
+        </w:rPr>
+        <w:t>Xác định Class, thuộc tính, phương thức, ID</w:t>
+      </w:r>
+    </w:p>
+    <w:p>
+      <w:pPr>
+        <w:rPr>
+          <w:b/>
+          <w:bCs/>
+        </w:rPr>
+      </w:pPr>
+      <w:r>
+        <w:rPr>
+          <w:noProof/>
+        </w:rPr>
+        <w:drawing>
+          <wp:inline distT="0" distB="0" distL="0" distR="0" wp14:anchorId="693B9D0E" wp14:editId="2184FD59">
+            <wp:extent cx="5761990" cy="5564779"/>
+            <wp:effectExtent l="0" t="0" r="0" b="0"/>
+            <wp:docPr id="827567786" name="Biểu đồ lớp thiết kế chi tiết" descr="Biểu đồ lớp thiết kế chi tiết" title="Biểu đồ lớp thiết kế chi tiết"/>
+            <wp:cNvGraphicFramePr>
+              <a:graphicFrameLocks xmlns:a="http://schemas.openxmlformats.org/drawingml/2006/main" noChangeAspect="1"/>
+            </wp:cNvGraphicFramePr>
+            <a:graphic xmlns:a="http://schemas.openxmlformats.org/drawingml/2006/main">
+              <a:graphicData uri="http://schemas.openxmlformats.org/drawingml/2006/picture">
+                <pic:pic xmlns:pic="http://schemas.openxmlformats.org/drawingml/2006/picture">
+                  <pic:nvPicPr>
+                    <pic:cNvPr id="0" name=""/>
+                    <pic:cNvPicPr>
+                      <a:picLocks noChangeAspect="1" noChangeArrowheads="1"/>
+                    </pic:cNvPicPr>
+                  </pic:nvPicPr>
+                  <pic:blipFill>
+                    <a:blip r:embed="rId5"/>
+                    <a:srcRect/>
+                    <a:stretch>
+                      <a:fillRect/>
+                    </a:stretch>
+                  </pic:blipFill>
+                  <pic:spPr bwMode="auto">
+                    <a:xfrm>
+                      <a:off x="0" y="0"/>
+                      <a:ext cx="5761990" cy="5564779"/>
+                    </a:xfrm>
+                    <a:prstGeom prst="rect">
+                      <a:avLst/>
+                    </a:prstGeom>
+                  </pic:spPr>
+                </pic:pic>
+              </a:graphicData>
+            </a:graphic>
+          </wp:inline>
+        </w:drawing>
+      </w:r>
+    </w:p>
+    <w:tbl>
+      <w:tblPr>
+        <w:tblStyle w:val="TableGrid"/>
+        <w:tblW w:w="0" w:type="auto"/>
+        <w:tblLook w:val="04A0" w:firstRow="1" w:lastRow="0" w:firstColumn="1" w:lastColumn="0" w:noHBand="0" w:noVBand="1"/>
+      </w:tblPr>
+      <w:tblGrid>
+        <w:gridCol w:w="2449"/>
+        <w:gridCol w:w="1630"/>
+        <w:gridCol w:w="2398"/>
+        <w:gridCol w:w="2587"/>
+      </w:tblGrid>
+      <w:tr>
+        <w:tc>
+          <w:tcPr>
+            <w:tcW w:w="2266" w:type="dxa"/>
+            <w:vAlign w:val="center"/>
+          </w:tcPr>
+          <w:p>
+            <w:r>
+              <w:rPr>
+                <w:b/>
+                <w:bCs/>
+              </w:rPr>
+              <w:t>Lớp (Class)</w:t>
+            </w:r>
+          </w:p>
+        </w:tc>
+        <w:tc>
+          <w:tcPr>
+            <w:tcW w:w="2266" w:type="dxa"/>
+            <w:vAlign w:val="center"/>
+          </w:tcPr>
+          <w:p>
+            <w:r>
+              <w:rPr>
+                <w:b/>
+                <w:bCs/>
+              </w:rPr>
+              <w:t>Định danh (ID / PK)</w:t>
+            </w:r>
+          </w:p>
+        </w:tc>
+        <w:tc>
+          <w:tcPr>
+            <w:tcW w:w="2266" w:type="dxa"/>
+            <w:vAlign w:val="center"/>
+          </w:tcPr>
+          <w:p>
+            <w:r>
+              <w:rPr>
+                <w:b/>
+                <w:bCs/>
+              </w:rPr>
+              <w:t>Thuộc tính (Attributes)</w:t>
+            </w:r>
+          </w:p>
+        </w:tc>
+        <w:tc>
+          <w:tcPr>
+            <w:tcW w:w="2266" w:type="dxa"/>
+            <w:vAlign w:val="center"/>
+          </w:tcPr>
+          <w:p>
+            <w:r>
+              <w:rPr>
+                <w:b/>
+                <w:bCs/>
+              </w:rPr>
+              <w:t>Phương thức (Methods)</w:t>
+            </w:r>
+          </w:p>
+        </w:tc>
+      </w:tr>
+      <w:tr>
+        <w:tc>
+          <w:tcPr>
+            <w:tcW w:w="2266" w:type="dxa"/>
+            <w:vAlign w:val="center"/>
+          </w:tcPr>
+          <w:p>
+            <w:r>
+              <w:rPr>
+                <w:b/>
+                <w:bCs/>
+              </w:rPr>
+              <w:t>Tour</w:t>
+            </w:r>
+          </w:p>
+        </w:tc>
+        <w:tc>
+          <w:tcPr>
+            <w:tcW w:w="2266" w:type="dxa"/>
+            <w:vAlign w:val="center"/>
+          </w:tcPr>
+          <w:p>
+            <w:r>
+              <w:t>MaTour</w:t>
+            </w:r>
+          </w:p>
+        </w:tc>
+        <w:tc>
+          <w:tcPr>
+            <w:tcW w:w="2266" w:type="dxa"/>
+            <w:vAlign w:val="center"/>
+          </w:tcPr>
+          <w:p>
+            <w:r>
+              <w:t>TenTour, SoNgay, SoDem, DonGiaKhach, MoTa, DangMoBan</w:t>
+            </w:r>
+          </w:p>
+        </w:tc>
+        <w:tc>
+          <w:tcPr>
+            <w:tcW w:w="2266" w:type="dxa"/>
+            <w:vAlign w:val="center"/>
+          </w:tcPr>
+          <w:p>
+            <w:r>
+              <w:t>themTour(), themDiemDung(), ganPhuongTien(), ganDiemThamQuan(), laySoNgay()</w:t>
+            </w:r>
+          </w:p>
+        </w:tc>
+      </w:tr>
+      <w:tr>
+        <w:tc>
+          <w:tcPr>
+            <w:tcW w:w="2266" w:type="dxa"/>
+            <w:vAlign w:val="center"/>
+          </w:tcPr>
+          <w:p>
+            <w:r>
+              <w:rPr>
+                <w:b/>
+                <w:bCs/>
+              </w:rPr>
+              <w:t>DiemDung</w:t>
+            </w:r>
+          </w:p>
+        </w:tc>
+        <w:tc>
+          <w:tcPr>
+            <w:tcW w:w="2266" w:type="dxa"/>
+            <w:vAlign w:val="center"/>
+          </w:tcPr>
+          <w:p>
+            <w:r>
+              <w:t>MaTour + ThuTu</w:t>
+            </w:r>
+          </w:p>
+        </w:tc>
+        <w:tc>
+          <w:tcPr>
+            <w:tcW w:w="2266" w:type="dxa"/>
+            <w:vAlign w:val="center"/>
+          </w:tcPr>
+          <w:p>
+            <w:r>
+              <w:t xml:space="preserve">ThuTu, TenDiemDung, DoiPhuongTien, </w:t>
+            </w:r>
+            <w:r>
+              <w:lastRenderedPageBreak/>
+              <w:t>CoNoiAn, CoKhachSan, HangSaoKhachSan</w:t>
+            </w:r>
+          </w:p>
+        </w:tc>
+        <w:tc>
+          <w:tcPr>
+            <w:tcW w:w="2266" w:type="dxa"/>
+            <w:vAlign w:val="center"/>
+          </w:tcPr>
+          <w:p/>
+        </w:tc>
+      </w:tr>
+      <w:tr>
+        <w:tc>
+          <w:tcPr>
+            <w:tcW w:w="2266" w:type="dxa"/>
+            <w:vAlign w:val="center"/>
+          </w:tcPr>
+          <w:p>
+            <w:r>
+              <w:rPr>
+                <w:b/>
+                <w:bCs/>
+              </w:rPr>
+              <w:t>PhuongTien</w:t>
+            </w:r>
+          </w:p>
+        </w:tc>
+        <w:tc>
+          <w:tcPr>
+            <w:tcW w:w="2266" w:type="dxa"/>
+            <w:vAlign w:val="center"/>
+          </w:tcPr>
+          <w:p>
+            <w:r>
+              <w:t>MaPT</w:t>
+            </w:r>
+          </w:p>
+        </w:tc>
+        <w:tc>
+          <w:tcPr>
+            <w:tcW w:w="2266" w:type="dxa"/>
+            <w:vAlign w:val="center"/>
+          </w:tcPr>
+          <w:p>
+            <w:r>
+              <w:t>MaPT, TenPT</w:t>
+            </w:r>
+          </w:p>
+        </w:tc>
+        <w:tc>
+          <w:tcPr>
+            <w:tcW w:w="2266" w:type="dxa"/>
+            <w:vAlign w:val="center"/>
+          </w:tcPr>
+          <w:p>
+            <w:r>
+              <w:t>themPhuongTien()</w:t>
+            </w:r>
+          </w:p>
+        </w:tc>
+      </w:tr>
+      <w:tr>
+        <w:tc>
+          <w:tcPr>
+            <w:tcW w:w="2266" w:type="dxa"/>
+            <w:vAlign w:val="center"/>
+          </w:tcPr>
+          <w:p>
+            <w:r>
+              <w:rPr>
+                <w:b/>
+                <w:bCs/>
+              </w:rPr>
+              <w:t>ChangPhuongTien</w:t>
+            </w:r>
+          </w:p>
+        </w:tc>
+        <w:tc>
+          <w:tcPr>
+            <w:tcW w:w="2266" w:type="dxa"/>
+            <w:vAlign w:val="center"/>
+          </w:tcPr>
+          <w:p>
+            <w:r>
+              <w:t>MaTour + ThuTuChang + MaPT</w:t>
+            </w:r>
+          </w:p>
+        </w:tc>
+        <w:tc>
+          <w:tcPr>
+            <w:tcW w:w="2266" w:type="dxa"/>
+            <w:vAlign w:val="center"/>
+          </w:tcPr>
+          <w:p>
+            <w:r>
+              <w:t>ThuTuChang, GhiChu</w:t>
+            </w:r>
+          </w:p>
+        </w:tc>
+        <w:tc>
+          <w:tcPr>
+            <w:tcW w:w="2266" w:type="dxa"/>
+            <w:vAlign w:val="center"/>
+          </w:tcPr>
+          <w:p/>
+        </w:tc>
+      </w:tr>
+      <w:tr>
+        <w:tc>
+          <w:tcPr>
+            <w:tcW w:w="2266" w:type="dxa"/>
+            <w:vAlign w:val="center"/>
+          </w:tcPr>
+          <w:p>
+            <w:r>
+              <w:rPr>
+                <w:b/>
+                <w:bCs/>
+              </w:rPr>
+              <w:t>DiemThamQuan</w:t>
+            </w:r>
+          </w:p>
+        </w:tc>
+        <w:tc>
+          <w:tcPr>
+            <w:tcW w:w="2266" w:type="dxa"/>
+            <w:vAlign w:val="center"/>
+          </w:tcPr>
+          <w:p>
+            <w:r>
+              <w:t>MaDiemTQ</w:t>
+            </w:r>
+          </w:p>
+        </w:tc>
+        <w:tc>
+          <w:tcPr>
+            <w:tcW w:w="2266" w:type="dxa"/>
+            <w:vAlign w:val="center"/>
+          </w:tcPr>
+          <w:p>
+            <w:r>
+              <w:t>MaDiemTQ, TenDiemTQ, DiaDiem, NoiDung, YNghia</w:t>
+            </w:r>
+          </w:p>
+        </w:tc>
+        <w:tc>
+          <w:tcPr>
+            <w:tcW w:w="2266" w:type="dxa"/>
+            <w:vAlign w:val="center"/>
+          </w:tcPr>
+          <w:p>
+            <w:r>
+              <w:t>themDiemThamQuan()</w:t>
+            </w:r>
+          </w:p>
+        </w:tc>
+      </w:tr>
+      <w:tr>
+        <w:tc>
+          <w:tcPr>
+            <w:tcW w:w="2266" w:type="dxa"/>
+            <w:vAlign w:val="center"/>
+          </w:tcPr>
+          <w:p>
+            <w:r>
+              <w:rPr>
+                <w:b/>
+                <w:bCs/>
+              </w:rPr>
+              <w:t>TourDiemThamQuan</w:t>
+            </w:r>
+          </w:p>
+        </w:tc>
+        <w:tc>
+          <w:tcPr>
+            <w:tcW w:w="2266" w:type="dxa"/>
+            <w:vAlign w:val="center"/>
+          </w:tcPr>
+          <w:p>
+            <w:r>
+              <w:t>MaTour + MaDiemTQ</w:t>
+            </w:r>
+          </w:p>
+        </w:tc>
+        <w:tc>
+          <w:tcPr>
+            <w:tcW w:w="2266" w:type="dxa"/>
+            <w:vAlign w:val="center"/>
+          </w:tcPr>
+          <w:p>
+            <w:r>
+              <w:t>ThuTu</w:t>
+            </w:r>
+          </w:p>
+        </w:tc>
+        <w:tc>
+          <w:tcPr>
+            <w:tcW w:w="2266" w:type="dxa"/>
+            <w:vAlign w:val="center"/>
+          </w:tcPr>
+          <w:p/>
+        </w:tc>
+      </w:tr>
+      <w:tr>
+        <w:tc>
+          <w:tcPr>
+            <w:tcW w:w="2266" w:type="dxa"/>
+            <w:vAlign w:val="center"/>
+          </w:tcPr>
+          <w:p>
+            <w:r>
+              <w:rPr>
+                <w:b/>
+                <w:bCs/>
+              </w:rPr>
+              <w:t>ChuyenLe</w:t>
+            </w:r>
+          </w:p>
+        </w:tc>
+        <w:tc>
+          <w:tcPr>
+            <w:tcW w:w="2266" w:type="dxa"/>
+            <w:vAlign w:val="center"/>
+          </w:tcPr>
+          <w:p>
+            <w:r>
+              <w:t>MaChuyen</w:t>
+            </w:r>
+          </w:p>
+        </w:tc>
+        <w:tc>
+          <w:tcPr>
+            <w:tcW w:w="2266" w:type="dxa"/>
+            <w:vAlign w:val="center"/>
+          </w:tcPr>
+          <w:p>
+            <w:r>
+              <w:t>MaChuyen, NgayDi, NgayVe, DiaDiemDon, TrangThai</w:t>
+            </w:r>
+          </w:p>
+        </w:tc>
+        <w:tc>
+          <w:tcPr>
+            <w:tcW w:w="2266" w:type="dxa"/>
+            <w:vAlign w:val="center"/>
+          </w:tcPr>
+          <w:p>
+            <w:r>
+              <w:t>taoChuyen(), tinhNgayVe(), dongDangKy(), layDonGia()</w:t>
+            </w:r>
+          </w:p>
+        </w:tc>
+      </w:tr>
+      <w:tr>
+        <w:tc>
+          <w:tcPr>
+            <w:tcW w:w="2266" w:type="dxa"/>
+            <w:vAlign w:val="center"/>
+          </w:tcPr>
+          <w:p>
+            <w:r>
+              <w:rPr>
+                <w:b/>
+                <w:bCs/>
+              </w:rPr>
+              <w:t>DiemBanVe</w:t>
+            </w:r>
+          </w:p>
+        </w:tc>
+        <w:tc>
+          <w:tcPr>
+            <w:tcW w:w="2266" w:type="dxa"/>
+            <w:vAlign w:val="center"/>
+          </w:tcPr>
+          <w:p>
+            <w:r>
+              <w:t>MaDiemBan</w:t>
+            </w:r>
+          </w:p>
+        </w:tc>
+        <w:tc>
+          <w:tcPr>
+            <w:tcW w:w="2266" w:type="dxa"/>
+            <w:vAlign w:val="center"/>
+          </w:tcPr>
+          <w:p>
+            <w:r>
+              <w:t>MaDiemBan, TenDiemBan, DiaChi, DienThoai</w:t>
+            </w:r>
+          </w:p>
+        </w:tc>
+        <w:tc>
+          <w:tcPr>
+            <w:tcW w:w="2266" w:type="dxa"/>
+            <w:vAlign w:val="center"/>
+          </w:tcPr>
+          <w:p>
+            <w:r>
+              <w:t>themDiemBan()</w:t>
+            </w:r>
+          </w:p>
+        </w:tc>
+      </w:tr>
+      <w:tr>
+        <w:tc>
+          <w:tcPr>
+            <w:tcW w:w="2266" w:type="dxa"/>
+            <w:vAlign w:val="center"/>
+          </w:tcPr>
+          <w:p>
+            <w:r>
+              <w:rPr>
+                <w:i/>
+                <w:iCs/>
+              </w:rPr>
+              <w:t>(abstract)</w:t>
+            </w:r>
+            <w:r>
+              <w:t xml:space="preserve"> </w:t>
+            </w:r>
+            <w:r>
+              <w:rPr>
+                <w:b/>
+                <w:bCs/>
+              </w:rPr>
+              <w:t>PhieuDangKy</w:t>
+            </w:r>
+          </w:p>
+        </w:tc>
+        <w:tc>
+          <w:tcPr>
+            <w:tcW w:w="2266" w:type="dxa"/>
+            <w:vAlign w:val="center"/>
+          </w:tcPr>
+          <w:p>
+            <w:r>
+              <w:t>SoPhieu</w:t>
+            </w:r>
+          </w:p>
+        </w:tc>
+        <w:tc>
+          <w:tcPr>
+            <w:tcW w:w="2266" w:type="dxa"/>
+            <w:vAlign w:val="center"/>
+          </w:tcPr>
+          <w:p>
+            <w:r>
+              <w:t>SoPhieu, NgayDangKy, SoNguoi, TrangThai</w:t>
+            </w:r>
+          </w:p>
+        </w:tc>
+        <w:tc>
+          <w:tcPr>
+            <w:tcW w:w="2266" w:type="dxa"/>
+            <w:vAlign w:val="center"/>
+          </w:tcPr>
+          <w:p/>
+        </w:tc>
+      </w:tr>
+      <w:tr>
+        <w:tc>
+          <w:tcPr>
+            <w:tcW w:w="2266" w:type="dxa"/>
+            <w:vAlign w:val="center"/>
+          </w:tcPr>
+          <w:p>
+            <w:r>
+              <w:rPr>
+                <w:b/>
+                <w:bCs/>
+              </w:rPr>
+              <w:t>PhieuDangKyLe</w:t>
+            </w:r>
+          </w:p>
+        </w:tc>
+        <w:tc>
+          <w:tcPr>
+            <w:tcW w:w="2266" w:type="dxa"/>
+            <w:vAlign w:val="center"/>
+          </w:tcPr>
+          <w:p>
+            <w:r>
+              <w:t xml:space="preserve">SoDKLe </w:t>
+            </w:r>
+            <w:r>
+              <w:rPr>
+                <w:i/>
+                <w:iCs/>
+              </w:rPr>
+              <w:t>(kế thừa SoPhieu)</w:t>
+            </w:r>
+          </w:p>
+        </w:tc>
+        <w:tc>
+          <w:tcPr>
+            <w:tcW w:w="2266" w:type="dxa"/>
+            <w:vAlign w:val="center"/>
+          </w:tcPr>
+          <w:p>
+            <w:r>
+              <w:t>TenNguoiDangKy, DienThoai, ThanhTien</w:t>
+            </w:r>
+          </w:p>
+        </w:tc>
+        <w:tc>
+          <w:tcPr>
+            <w:tcW w:w="2266" w:type="dxa"/>
+            <w:vAlign w:val="center"/>
+          </w:tcPr>
+          <w:p>
+            <w:r>
+              <w:t>dangKy(), tinhThanhTien()</w:t>
+            </w:r>
+          </w:p>
+        </w:tc>
+      </w:tr>
+      <w:tr>
+        <w:tc>
+          <w:tcPr>
+            <w:tcW w:w="2266" w:type="dxa"/>
+            <w:vAlign w:val="center"/>
+          </w:tcPr>
+          <w:p>
+            <w:r>
+              <w:rPr>
+                <w:b/>
+                <w:bCs/>
+              </w:rPr>
+              <w:t>PhieuDangKyDoan</w:t>
+            </w:r>
+          </w:p>
+        </w:tc>
+        <w:tc>
+          <w:tcPr>
+            <w:tcW w:w="2266" w:type="dxa"/>
+            <w:vAlign w:val="center"/>
+          </w:tcPr>
+          <w:p>
+            <w:r>
+              <w:t xml:space="preserve">SoDKDoan </w:t>
+            </w:r>
+            <w:r>
+              <w:rPr>
+                <w:i/>
+                <w:iCs/>
+              </w:rPr>
+              <w:t>(kế thừa SoPhieu)</w:t>
+            </w:r>
+          </w:p>
+        </w:tc>
+        <w:tc>
+          <w:tcPr>
+            <w:tcW w:w="2266" w:type="dxa"/>
+            <w:vAlign w:val="center"/>
+          </w:tcPr>
+          <w:p>
+            <w:r>
+              <w:t>NgayDi, NgayKetThucDuKien, DiaDiemDon, MuaBaoHiem, TienCoc, TongTienDuKien</w:t>
+            </w:r>
+          </w:p>
+        </w:tc>
+        <w:tc>
+          <w:tcPr>
+            <w:tcW w:w="2266" w:type="dxa"/>
+            <w:vAlign w:val="center"/>
+          </w:tcPr>
+          <w:p>
+            <w:r>
+              <w:t>lapPhieu(), tinhNgayKetThuc(), huyMatCoc(), tinhConLai(), hoanTatThanhToan()</w:t>
+            </w:r>
+          </w:p>
+        </w:tc>
+      </w:tr>
+      <w:tr>
+        <w:tc>
+          <w:tcPr>
+            <w:tcW w:w="2266" w:type="dxa"/>
+            <w:vAlign w:val="center"/>
+          </w:tcPr>
+          <w:p>
+            <w:r>
+              <w:rPr>
+                <w:b/>
+                <w:bCs/>
+              </w:rPr>
+              <w:t>DoanKhach</w:t>
+            </w:r>
+          </w:p>
+        </w:tc>
+        <w:tc>
+          <w:tcPr>
+            <w:tcW w:w="2266" w:type="dxa"/>
+            <w:vAlign w:val="center"/>
+          </w:tcPr>
+          <w:p>
+            <w:r>
+              <w:t>MaDoan</w:t>
+            </w:r>
+          </w:p>
+        </w:tc>
+        <w:tc>
+          <w:tcPr>
+            <w:tcW w:w="2266" w:type="dxa"/>
+            <w:vAlign w:val="center"/>
+          </w:tcPr>
+          <w:p>
+            <w:r>
+              <w:t>MaDoan, TenCoQuanDaiDien, DiaChi, DienThoai, NguoiDaiDien</w:t>
+            </w:r>
+          </w:p>
+        </w:tc>
+        <w:tc>
+          <w:tcPr>
+            <w:tcW w:w="2266" w:type="dxa"/>
+            <w:vAlign w:val="center"/>
+          </w:tcPr>
+          <w:p>
+            <w:r>
+              <w:t>luuHoacCapNhat()</w:t>
+            </w:r>
+          </w:p>
+        </w:tc>
+      </w:tr>
+      <w:tr>
+        <w:tc>
+          <w:tcPr>
+            <w:tcW w:w="2266" w:type="dxa"/>
+            <w:vAlign w:val="center"/>
+          </w:tcPr>
+          <w:p>
+            <w:r>
+              <w:rPr>
+                <w:b/>
+                <w:bCs/>
+              </w:rPr>
+              <w:t>ThanhVienDoan</w:t>
+            </w:r>
+          </w:p>
+        </w:tc>
+        <w:tc>
+          <w:tcPr>
+            <w:tcW w:w="2266" w:type="dxa"/>
+            <w:vAlign w:val="center"/>
+          </w:tcPr>
+          <w:p>
+            <w:r>
+              <w:t>SoDKDoan + STT</w:t>
+            </w:r>
+          </w:p>
+        </w:tc>
+        <w:tc>
+          <w:tcPr>
+            <w:tcW w:w="2266" w:type="dxa"/>
+            <w:vAlign w:val="center"/>
+          </w:tcPr>
+          <w:p>
+            <w:r>
+              <w:t>STT, HoTen, NgaySinh, SoGiayTo</w:t>
+            </w:r>
+          </w:p>
+        </w:tc>
+        <w:tc>
+          <w:tcPr>
+            <w:tcW w:w="2266" w:type="dxa"/>
+            <w:vAlign w:val="center"/>
+          </w:tcPr>
+          <w:p>
+            <w:r>
+              <w:t>themThanhVien()</w:t>
+            </w:r>
+          </w:p>
+        </w:tc>
+      </w:tr>
+      <w:tr>
+        <w:tc>
+          <w:tcPr>
+            <w:tcW w:w="2266" w:type="dxa"/>
+            <w:vAlign w:val="center"/>
+          </w:tcPr>
+          <w:p>
+            <w:r>
+              <w:rPr>
+                <w:b/>
+                <w:bCs/>
+              </w:rPr>
+              <w:t>HuongDanVien</w:t>
+            </w:r>
+          </w:p>
+        </w:tc>
+        <w:tc>
+          <w:tcPr>
+            <w:tcW w:w="2266" w:type="dxa"/>
+            <w:vAlign w:val="center"/>
+          </w:tcPr>
+          <w:p>
+            <w:r>
+              <w:t>MaHDV</w:t>
+            </w:r>
+          </w:p>
+        </w:tc>
+        <w:tc>
+          <w:tcPr>
+            <w:tcW w:w="2266" w:type="dxa"/>
+            <w:vAlign w:val="center"/>
+          </w:tcPr>
+          <w:p>
+            <w:r>
+              <w:t>MaHDV, HoTen, DienThoai, LuongCoBan</w:t>
+            </w:r>
+          </w:p>
+        </w:tc>
+        <w:tc>
+          <w:tcPr>
+            <w:tcW w:w="2266" w:type="dxa"/>
+            <w:vAlign w:val="center"/>
+          </w:tcPr>
+          <w:p>
+            <w:r>
+              <w:t>themHDV(), tinhLuongThang()</w:t>
+            </w:r>
+          </w:p>
+        </w:tc>
+      </w:tr>
+      <w:tr>
+        <w:tc>
+          <w:tcPr>
+            <w:tcW w:w="2266" w:type="dxa"/>
+            <w:vAlign w:val="center"/>
+          </w:tcPr>
+          <w:p>
+            <w:r>
+              <w:rPr>
+                <w:b/>
+                <w:bCs/>
+              </w:rPr>
+              <w:t>PhanCong</w:t>
+            </w:r>
+          </w:p>
+        </w:tc>
+        <w:tc>
+          <w:tcPr>
+            <w:tcW w:w="2266" w:type="dxa"/>
+            <w:vAlign w:val="center"/>
+          </w:tcPr>
+          <w:p>
+            <w:r>
+              <w:t>MaPC</w:t>
+            </w:r>
+          </w:p>
+        </w:tc>
+        <w:tc>
+          <w:tcPr>
+            <w:tcW w:w="2266" w:type="dxa"/>
+            <w:vAlign w:val="center"/>
+          </w:tcPr>
+          <w:p>
+            <w:r>
+              <w:t>MaPC, NgayBatDau, NgayKetThuc, ThuLaoTour</w:t>
+            </w:r>
+          </w:p>
+        </w:tc>
+        <w:tc>
+          <w:tcPr>
+            <w:tcW w:w="2266" w:type="dxa"/>
+            <w:vAlign w:val="center"/>
+          </w:tcPr>
+          <w:p>
+            <w:r>
+              <w:t>phanCong(), kiemTraTrungLich()</w:t>
+            </w:r>
+          </w:p>
+        </w:tc>
+      </w:tr>
+      <w:tr>
+        <w:tc>
+          <w:tcPr>
+            <w:tcW w:w="2266" w:type="dxa"/>
+            <w:vAlign w:val="center"/>
+          </w:tcPr>
+          <w:p>
+            <w:r>
+              <w:rPr>
+                <w:b/>
+                <w:bCs/>
+              </w:rPr>
+              <w:t>ThanhToanDoan</w:t>
+            </w:r>
+          </w:p>
+        </w:tc>
+        <w:tc>
+          <w:tcPr>
+            <w:tcW w:w="2266" w:type="dxa"/>
+            <w:vAlign w:val="center"/>
+          </w:tcPr>
+          <w:p>
+            <w:r>
+              <w:t>SoTT</w:t>
+            </w:r>
+          </w:p>
+        </w:tc>
+        <w:tc>
+          <w:tcPr>
+            <w:tcW w:w="2266" w:type="dxa"/>
+            <w:vAlign w:val="center"/>
+          </w:tcPr>
+          <w:p>
+            <w:r>
+              <w:t>SoTT, NgayThanhToan, SoTien</w:t>
+            </w:r>
+          </w:p>
+        </w:tc>
+        <w:tc>
+          <w:tcPr>
+            <w:tcW w:w="2266" w:type="dxa"/>
+            <w:vAlign w:val="center"/>
+          </w:tcPr>
+          <w:p>
+            <w:r>
+              <w:t>ghiThanhToan(), tongDaTra()</w:t>
+            </w:r>
+          </w:p>
+        </w:tc>
+      </w:tr>
+      <w:tr>
+        <w:tc>
+          <w:tcPr>
+            <w:tcW w:w="2266" w:type="dxa"/>
+            <w:vAlign w:val="center"/>
+          </w:tcPr>
+          <w:p>
+            <w:r>
+              <w:rPr>
+                <w:b/>
+                <w:bCs/>
+              </w:rPr>
+              <w:t>PhieuKhaoSat</w:t>
+            </w:r>
+          </w:p>
+        </w:tc>
+        <w:tc>
+          <w:tcPr>
+            <w:tcW w:w="2266" w:type="dxa"/>
+            <w:vAlign w:val="center"/>
+          </w:tcPr>
+          <w:p>
+            <w:r>
+              <w:t>MaKhaoSat</w:t>
+            </w:r>
+          </w:p>
+        </w:tc>
+        <w:tc>
+          <w:tcPr>
+            <w:tcW w:w="2266" w:type="dxa"/>
+            <w:vAlign w:val="center"/>
+          </w:tcPr>
+          <w:p>
+            <w:r>
+              <w:t xml:space="preserve">MaKhaoSat, NgayGui, </w:t>
+            </w:r>
+            <w:r>
+              <w:lastRenderedPageBreak/>
+              <w:t>NgayPhanHoi, DiemDanhGia, GopY</w:t>
+            </w:r>
+          </w:p>
+        </w:tc>
+        <w:tc>
+          <w:tcPr>
+            <w:tcW w:w="2266" w:type="dxa"/>
+            <w:vAlign w:val="center"/>
+          </w:tcPr>
+          <w:p>
+            <w:r>
+              <w:lastRenderedPageBreak/>
+              <w:t>guiKhaoSat(), ghiPhanHoi()</w:t>
+            </w:r>
+          </w:p>
+        </w:tc>
+      </w:tr>
+    </w:tbl>
+    <w:p>
+      <w:pPr>
+        <w:rPr>
+          <w:b/>
+          <w:bCs/>
+        </w:rPr>
+      </w:pPr>
+    </w:p>
+    <w:p>
+      <w:pPr>
+        <w:rPr>
+          <w:b/>
+          <w:bCs/>
+        </w:rPr>
+      </w:pPr>
+      <w:r>
+        <w:rPr>
+          <w:b/>
+          <w:bCs/>
+        </w:rPr>
+        <w:t>C</w:t>
+      </w:r>
+      <w:r>
+        <w:rPr>
+          <w:b/>
+          <w:bCs/>
+        </w:rPr>
+        <w:t>âu 2.</w:t>
+      </w:r>
+      <w:r>
+        <w:rPr>
+          <w:b/>
+          <w:bCs/>
+        </w:rPr>
+        <w:t xml:space="preserve"> Mối liên kết giữa các Class, Class Diagram</w:t>
+      </w:r>
+    </w:p>
+    <w:p>
+      <w:pPr>
+        <w:rPr>
+          <w:b/>
+          <w:bCs/>
+        </w:rPr>
+      </w:pPr>
+      <w:r>
+        <w:rPr>
+          <w:noProof/>
+        </w:rPr>
+        <w:drawing>
+          <wp:inline distT="0" distB="0" distL="0" distR="0" wp14:anchorId="204C2656" wp14:editId="5E965850">
+            <wp:extent cx="5761990" cy="4321493"/>
+            <wp:effectExtent l="0" t="0" r="0" b="3175"/>
+            <wp:docPr id="821780125" name="Biểu đồ lớp phân tích (Class Diagram)" descr="Biểu đồ lớp phân tích (Class Diagram)" title="Biểu đồ lớp phân tích (Class Diagram)"/>
+            <wp:cNvGraphicFramePr>
+              <a:graphicFrameLocks xmlns:a="http://schemas.openxmlformats.org/drawingml/2006/main" noChangeAspect="1"/>
+            </wp:cNvGraphicFramePr>
+            <a:graphic xmlns:a="http://schemas.openxmlformats.org/drawingml/2006/main">
+              <a:graphicData uri="http://schemas.openxmlformats.org/drawingml/2006/picture">
+                <pic:pic xmlns:pic="http://schemas.openxmlformats.org/drawingml/2006/picture">
+                  <pic:nvPicPr>
+                    <pic:cNvPr id="0" name=""/>
+                    <pic:cNvPicPr>
+                      <a:picLocks noChangeAspect="1" noChangeArrowheads="1"/>
+                    </pic:cNvPicPr>
+                  </pic:nvPicPr>
+                  <pic:blipFill>
+                    <a:blip r:embed="rId6"/>
+                    <a:srcRect/>
+                    <a:stretch>
+                      <a:fillRect/>
+                    </a:stretch>
+                  </pic:blipFill>
+                  <pic:spPr bwMode="auto">
+                    <a:xfrm>
+                      <a:off x="0" y="0"/>
+                      <a:ext cx="5761990" cy="4321493"/>
+                    </a:xfrm>
+                    <a:prstGeom prst="rect">
+                      <a:avLst/>
+                    </a:prstGeom>
+                  </pic:spPr>
+                </pic:pic>
+              </a:graphicData>
+            </a:graphic>
+          </wp:inline>
+        </w:drawing>
+      </w:r>
+    </w:p>
+    <w:p>
+      <w:r>
+        <w:rPr>
+          <w:b/>
+          <w:bCs/>
+        </w:rPr>
+        <w:t>Lớp trừu tượng &amp; Kế thừa:</w:t>
+      </w:r>
+      <w:r>
+        <w:t xml:space="preserve"> PhieuDangKy là lớp cha trừu tượng; PhieuDangKyLe và PhieuDangKyDoan kế thừa từ PhieuDangKy. </w:t>
+      </w:r>
+    </w:p>
+    <w:p>
+      <w:r>
+        <w:rPr>
+          <w:b/>
+          <w:bCs/>
+        </w:rPr>
+        <w:t>Thành phần &amp; Hợp thành (Composition/Aggregation):</w:t>
+      </w:r>
+    </w:p>
+    <w:p>
+      <w:r>
+        <w:t xml:space="preserve">- </w:t>
+      </w:r>
+      <w:r>
+        <w:t>Tour hợp thành từ nhiều DiemDung (</w:t>
+      </w:r>
+      <m:oMath>
+        <m:r>
+          <w:rPr>
+            <w:rFonts w:ascii="Cambria Math" w:hAnsi="Cambria Math"/>
+          </w:rPr>
+          <m:t>1→1..*</m:t>
+        </m:r>
+      </m:oMath>
+      <w:r>
+        <w:t>) và các ChangPhuongTien (</w:t>
+      </w:r>
+      <m:oMath>
+        <m:r>
+          <w:rPr>
+            <w:rFonts w:ascii="Cambria Math" w:hAnsi="Cambria Math"/>
+          </w:rPr>
+          <m:t>1→0..*</m:t>
+        </m:r>
+      </m:oMath>
+      <w:r>
+        <w:t xml:space="preserve">). </w:t>
+      </w:r>
+    </w:p>
+    <w:p>
+      <w:r>
+        <w:t xml:space="preserve">- </w:t>
+      </w:r>
+      <w:r>
+        <w:t>PhieuDangKyDoan sở hữu các ThanhVienDoan (</w:t>
+      </w:r>
+      <m:oMath>
+        <m:r>
+          <w:rPr>
+            <w:rFonts w:ascii="Cambria Math" w:hAnsi="Cambria Math"/>
+          </w:rPr>
+          <m:t>1→0..*</m:t>
+        </m:r>
+      </m:oMath>
+      <w:r>
+        <w:t xml:space="preserve">). </w:t>
+      </w:r>
+    </w:p>
+    <w:p>
+      <w:r>
+        <w:rPr>
+          <w:b/>
+          <w:bCs/>
+        </w:rPr>
+        <w:t>Mối liên kết (Association):</w:t>
+      </w:r>
+    </w:p>
+    <w:p>
+      <w:r>
+        <w:t xml:space="preserve">- </w:t>
+      </w:r>
+      <w:r>
+        <w:t xml:space="preserve">Tour liên kết Nhiều - Nhiều với DiemThamQuan thông qua lớp trung gian TourDiemThamQuan. </w:t>
+      </w:r>
+    </w:p>
+    <w:p>
+      <w:r>
+        <w:t xml:space="preserve">- </w:t>
+      </w:r>
+      <w:r>
+        <w:t>ChuyenLe thuộc về 1 Tour (</w:t>
+      </w:r>
+      <m:oMath>
+        <m:r>
+          <w:rPr>
+            <w:rFonts w:ascii="Cambria Math" w:hAnsi="Cambria Math"/>
+          </w:rPr>
+          <m:t>1→0..*</m:t>
+        </m:r>
+      </m:oMath>
+      <w:r>
+        <w:t xml:space="preserve">); PhieuDangKyLe đăng ký cho 1 ChuyenLe tại 1 DiemBanVe. </w:t>
+      </w:r>
+    </w:p>
+    <w:p>
+      <w:r>
+        <w:t xml:space="preserve">- </w:t>
+      </w:r>
+      <w:r>
+        <w:t>PhanCong gắn với đúng một trong hai: ChuyenLe (</w:t>
+      </w:r>
+      <m:oMath>
+        <m:r>
+          <w:rPr>
+            <w:rFonts w:ascii="Cambria Math" w:hAnsi="Cambria Math"/>
+          </w:rPr>
+          <m:t>0..1</m:t>
+        </m:r>
+      </m:oMath>
+      <w:r>
+        <w:t>) hoặc PhieuDangKyDoan (</w:t>
+      </w:r>
+      <m:oMath>
+        <m:r>
+          <w:rPr>
+            <w:rFonts w:ascii="Cambria Math" w:hAnsi="Cambria Math"/>
+          </w:rPr>
+          <m:t>0..1</m:t>
+        </m:r>
+      </m:oMath>
+      <w:r>
+        <w:t xml:space="preserve">). </w:t>
+      </w:r>
+    </w:p>
+    <w:p>
+      <w:r>
+        <w:t xml:space="preserve">- </w:t>
+      </w:r>
+      <w:r>
+        <w:t>PhieuKhaoSat nhận từ 1 PhieuDangKy (</w:t>
+      </w:r>
+      <m:oMath>
+        <m:r>
+          <w:rPr>
+            <w:rFonts w:ascii="Cambria Math" w:hAnsi="Cambria Math"/>
+          </w:rPr>
+          <m:t>1→0..1</m:t>
+        </m:r>
+      </m:oMath>
+      <w:r>
+        <w:t xml:space="preserve">). </w:t>
+      </w:r>
+    </w:p>
+    <w:p/>
+    <w:p>
+      <w:pPr>
+        <w:rPr>
+          <w:b/>
+          <w:bCs/>
+        </w:rPr>
+      </w:pPr>
+      <w:r>
+        <w:rPr>
+          <w:b/>
+          <w:bCs/>
+        </w:rPr>
+        <w:lastRenderedPageBreak/>
+        <w:t xml:space="preserve">Câu 3. </w:t>
+      </w:r>
+      <w:r>
+        <w:rPr>
+          <w:b/>
+          <w:bCs/>
+        </w:rPr>
+        <w:t>Actor và Use Case tổng quát</w:t>
+      </w:r>
+    </w:p>
+    <w:p>
+      <w:pPr>
+        <w:rPr>
+          <w:b/>
+          <w:bCs/>
+        </w:rPr>
+      </w:pPr>
+      <w:r>
+        <w:rPr>
+          <w:noProof/>
+        </w:rPr>
+        <w:drawing>
+          <wp:inline distT="0" distB="0" distL="0" distR="0" wp14:anchorId="3344026D" wp14:editId="32AF2E66">
+            <wp:extent cx="5761990" cy="3601244"/>
+            <wp:effectExtent l="0" t="0" r="0" b="0"/>
+            <wp:docPr id="1" name="Biểu đồ use case tổng quát của hệ thống quản lý công ty du lịch" descr="Biểu đồ use case tổng quát của hệ thống quản lý công ty du lịch" title="Biểu đồ use case tổng quát của hệ thống quản lý công ty du lịch"/>
+            <wp:cNvGraphicFramePr>
+              <a:graphicFrameLocks xmlns:a="http://schemas.openxmlformats.org/drawingml/2006/main" noChangeAspect="1"/>
+            </wp:cNvGraphicFramePr>
+            <a:graphic xmlns:a="http://schemas.openxmlformats.org/drawingml/2006/main">
+              <a:graphicData uri="http://schemas.openxmlformats.org/drawingml/2006/picture">
+                <pic:pic xmlns:pic="http://schemas.openxmlformats.org/drawingml/2006/picture">
+                  <pic:nvPicPr>
+                    <pic:cNvPr id="0" name=""/>
+                    <pic:cNvPicPr>
+                      <a:picLocks noChangeAspect="1" noChangeArrowheads="1"/>
+                    </pic:cNvPicPr>
+                  </pic:nvPicPr>
+                  <pic:blipFill>
+                    <a:blip r:embed="rId7"/>
+                    <a:srcRect/>
+                    <a:stretch>
+                      <a:fillRect/>
+                    </a:stretch>
+                  </pic:blipFill>
+                  <pic:spPr bwMode="auto">
+                    <a:xfrm>
+                      <a:off x="0" y="0"/>
+                      <a:ext cx="5761990" cy="3601244"/>
+                    </a:xfrm>
+                    <a:prstGeom prst="rect">
+                      <a:avLst/>
+                    </a:prstGeom>
+                  </pic:spPr>
+                </pic:pic>
+              </a:graphicData>
+            </a:graphic>
+          </wp:inline>
+        </w:drawing>
+      </w:r>
+    </w:p>
+    <w:p>
+      <w:r>
+        <w:rPr>
+          <w:b/>
+          <w:bCs/>
+        </w:rPr>
+        <w:t>Danh sách Actors:</w:t>
+      </w:r>
+    </w:p>
+    <w:p>
+      <w:r>
+        <w:rPr>
+          <w:b/>
+          <w:bCs/>
+        </w:rPr>
+        <w:t>Khách hàng:</w:t>
+      </w:r>
+      <w:r>
+        <w:t xml:space="preserve"> Xem thông tin tour quảng cáo trên website. </w:t>
+      </w:r>
+    </w:p>
+    <w:p>
+      <w:r>
+        <w:rPr>
+          <w:b/>
+          <w:bCs/>
+        </w:rPr>
+        <w:t>NV bán vé:</w:t>
+      </w:r>
+      <w:r>
+        <w:t xml:space="preserve"> Đăng ký và thu tiền vé cho khách lẻ. </w:t>
+      </w:r>
+    </w:p>
+    <w:p>
+      <w:r>
+        <w:rPr>
+          <w:b/>
+          <w:bCs/>
+        </w:rPr>
+        <w:t>NV kinh doanh:</w:t>
+      </w:r>
+      <w:r>
+        <w:t xml:space="preserve"> Lập phiếu đăng ký đoàn, hủy phiếu mất cọc. </w:t>
+      </w:r>
+    </w:p>
+    <w:p>
+      <w:r>
+        <w:rPr>
+          <w:b/>
+          <w:bCs/>
+        </w:rPr>
+        <w:t>NV điều hành:</w:t>
+      </w:r>
+      <w:r>
+        <w:t xml:space="preserve"> Quản lý danh mục, quản lý tour - hành trình, lập lịch chuyến khách lẻ, phân công HDV. </w:t>
+      </w:r>
+    </w:p>
+    <w:p>
+      <w:r>
+        <w:rPr>
+          <w:b/>
+          <w:bCs/>
+        </w:rPr>
+        <w:t>Kế toán:</w:t>
+      </w:r>
+      <w:r>
+        <w:t xml:space="preserve"> Thanh toán kinh phí đoàn sau tour, tính lương HDV và thống kê. </w:t>
+      </w:r>
+    </w:p>
+    <w:p>
+      <w:r>
+        <w:rPr>
+          <w:b/>
+          <w:bCs/>
+        </w:rPr>
+        <w:t>NV chăm sóc khách hàng:</w:t>
+      </w:r>
+      <w:r>
+        <w:t xml:space="preserve"> Gửi phiếu khảo sát và ghi nhận góp ý. </w:t>
+      </w:r>
+    </w:p>
+    <w:p/>
+    <w:p>
+      <w:pPr>
+        <w:rPr>
+          <w:b/>
+          <w:bCs/>
+        </w:rPr>
+      </w:pPr>
+      <w:r>
+        <w:rPr>
+          <w:b/>
+          <w:bCs/>
+        </w:rPr>
+        <w:t xml:space="preserve">Câu 4. </w:t>
+      </w:r>
+      <w:r>
+        <w:rPr>
+          <w:b/>
+          <w:bCs/>
+        </w:rPr>
+        <w:t>Use Case phân rã từ đăng ký tour đến kết thúc tour</w:t>
+      </w:r>
+    </w:p>
+    <w:p>
+      <w:pPr>
+        <w:rPr>
+          <w:b/>
+          <w:bCs/>
+        </w:rPr>
+      </w:pPr>
+      <w:r>
+        <w:rPr>
+          <w:noProof/>
+        </w:rPr>
+        <w:lastRenderedPageBreak/>
+        <w:drawing>
+          <wp:inline distT="0" distB="0" distL="0" distR="0" wp14:anchorId="590C3E23" wp14:editId="28E9A58F">
+            <wp:extent cx="5761990" cy="5230378"/>
+            <wp:effectExtent l="0" t="0" r="0" b="8890"/>
+            <wp:docPr id="883357013" name="Phân rã use case: từ đăng ký tour đến kết thúc tour" descr="Phân rã use case: từ đăng ký tour đến kết thúc tour" title="Phân rã use case: từ đăng ký tour đến kết thúc tour"/>
+            <wp:cNvGraphicFramePr>
+              <a:graphicFrameLocks xmlns:a="http://schemas.openxmlformats.org/drawingml/2006/main" noChangeAspect="1"/>
+            </wp:cNvGraphicFramePr>
+            <a:graphic xmlns:a="http://schemas.openxmlformats.org/drawingml/2006/main">
+              <a:graphicData uri="http://schemas.openxmlformats.org/drawingml/2006/picture">
+                <pic:pic xmlns:pic="http://schemas.openxmlformats.org/drawingml/2006/picture">
+                  <pic:nvPicPr>
+                    <pic:cNvPr id="0" name=""/>
+                    <pic:cNvPicPr>
+                      <a:picLocks noChangeAspect="1" noChangeArrowheads="1"/>
+                    </pic:cNvPicPr>
+                  </pic:nvPicPr>
+                  <pic:blipFill>
+                    <a:blip r:embed="rId8"/>
+                    <a:srcRect/>
+                    <a:stretch>
+                      <a:fillRect/>
+                    </a:stretch>
+                  </pic:blipFill>
+                  <pic:spPr bwMode="auto">
+                    <a:xfrm>
+                      <a:off x="0" y="0"/>
+                      <a:ext cx="5761990" cy="5230378"/>
+                    </a:xfrm>
+                    <a:prstGeom prst="rect">
+                      <a:avLst/>
+                    </a:prstGeom>
+                  </pic:spPr>
+                </pic:pic>
+              </a:graphicData>
+            </a:graphic>
+          </wp:inline>
+        </w:drawing>
+      </w:r>
+    </w:p>
+    <w:p>
+      <w:pPr>
+        <w:rPr>
+          <w:b/>
+          <w:bCs/>
+        </w:rPr>
+      </w:pPr>
+    </w:p>
+    <w:p>
+      <w:pPr>
+        <w:rPr>
+          <w:b/>
+          <w:bCs/>
+        </w:rPr>
+      </w:pPr>
+      <w:r>
+        <w:rPr>
+          <w:noProof/>
+        </w:rPr>
+        <w:drawing>
+          <wp:inline distT="0" distB="0" distL="0" distR="0" wp14:anchorId="48AEE460" wp14:editId="787C0A6B">
+            <wp:extent cx="4743450" cy="2486025"/>
+            <wp:effectExtent l="0" t="0" r="0" b="0"/>
+            <wp:docPr id="1527655993" name="Phân rã use case Quản lý tour - hành trình" descr="Phân rã use case Quản lý tour - hành trình" title="Phân rã use case Quản lý tour - hành trình"/>
+            <wp:cNvGraphicFramePr>
+              <a:graphicFrameLocks xmlns:a="http://schemas.openxmlformats.org/drawingml/2006/main" noChangeAspect="1"/>
+            </wp:cNvGraphicFramePr>
+            <a:graphic xmlns:a="http://schemas.openxmlformats.org/drawingml/2006/main">
+              <a:graphicData uri="http://schemas.openxmlformats.org/drawingml/2006/picture">
+                <pic:pic xmlns:pic="http://schemas.openxmlformats.org/drawingml/2006/picture">
+                  <pic:nvPicPr>
+                    <pic:cNvPr id="0" name=""/>
+                    <pic:cNvPicPr>
+                      <a:picLocks noChangeAspect="1" noChangeArrowheads="1"/>
+                    </pic:cNvPicPr>
+                  </pic:nvPicPr>
+                  <pic:blipFill>
+                    <a:blip r:embed="rId9"/>
+                    <a:srcRect/>
+                    <a:stretch>
+                      <a:fillRect/>
+                    </a:stretch>
+                  </pic:blipFill>
+                  <pic:spPr bwMode="auto">
+                    <a:xfrm>
+                      <a:off x="0" y="0"/>
+                      <a:ext cx="4743450" cy="2486025"/>
+                    </a:xfrm>
+                    <a:prstGeom prst="rect">
+                      <a:avLst/>
+                    </a:prstGeom>
+                  </pic:spPr>
+                </pic:pic>
+              </a:graphicData>
+            </a:graphic>
+          </wp:inline>
+        </w:drawing>
+      </w:r>
+    </w:p>
+    <w:p>
+      <w:r>
+        <w:t>Luồng quy trình nghiệp vụ phân rã gồm các mối quan hệ &lt;&lt;include&gt;&gt; và &lt;&lt;extend&gt;&gt;:</w:t>
+      </w:r>
+    </w:p>
+    <w:p>
+      <w:r>
+        <w:rPr>
+          <w:b/>
+          <w:bCs/>
+        </w:rPr>
+        <w:t>Đăng ký khách lẻ theo chuyến:</w:t>
+      </w:r>
+      <w:r>
+        <w:t xml:space="preserve"> &lt;&lt;include&gt;&gt; Chọn chuyến đang mở đăng ký + &lt;&lt;include&gt;&gt; Thanh toán tiền vé. </w:t>
+      </w:r>
+    </w:p>
+    <w:p>
+      <w:r>
+        <w:rPr>
+          <w:b/>
+          <w:bCs/>
+        </w:rPr>
+        <w:lastRenderedPageBreak/>
+        <w:t>Lập phiếu đăng ký theo đoàn:</w:t>
+      </w:r>
+      <w:r>
+        <w:t xml:space="preserve"> &lt;&lt;include&gt;&gt; Đặt cọc + &lt;&lt;extend&gt;&gt; Nhập danh sách người cùng đi </w:t>
+      </w:r>
+      <w:r>
+        <w:rPr>
+          <w:i/>
+          <w:iCs/>
+        </w:rPr>
+        <w:t>(khi mua bảo hiểm)</w:t>
+      </w:r>
+      <w:r>
+        <w:t xml:space="preserve"> + &lt;&lt;extend&gt;&gt; Hủy đăng ký mất cọc </w:t>
+      </w:r>
+      <w:r>
+        <w:rPr>
+          <w:i/>
+          <w:iCs/>
+        </w:rPr>
+        <w:t>(khi đoàn báo không đi)</w:t>
+      </w:r>
+      <w:r>
+        <w:t xml:space="preserve">. </w:t>
+      </w:r>
+    </w:p>
+    <w:p>
+      <w:r>
+        <w:rPr>
+          <w:b/>
+          <w:bCs/>
+        </w:rPr>
+        <w:t>Phân công hướng dẫn viên:</w:t>
+      </w:r>
+      <w:r>
+        <w:t xml:space="preserve"> &lt;&lt;include&gt;&gt; Kiểm tra trùng lịch HDV. </w:t>
+      </w:r>
+    </w:p>
+    <w:p>
+      <w:r>
+        <w:rPr>
+          <w:b/>
+          <w:bCs/>
+        </w:rPr>
+        <w:t>Kết thúc tour:</w:t>
+      </w:r>
+      <w:r>
+        <w:t xml:space="preserve"> Thanh toán kinh phí đoàn sau tour + &lt;&lt;extend&gt;&gt; Gửi phiếu khảo sát + &lt;&lt;extend&gt;&gt; Ghi nhận góp ý </w:t>
+      </w:r>
+      <w:r>
+        <w:rPr>
+          <w:i/>
+          <w:iCs/>
+        </w:rPr>
+        <w:t>(khi khách phản hồi)</w:t>
+      </w:r>
+      <w:r>
+        <w:t xml:space="preserve">. </w:t>
+      </w:r>
+    </w:p>
+    <w:p>
+      <w:pPr>
+        <w:rPr>
+          <w:b/>
+          <w:bCs/>
+        </w:rPr>
+      </w:pPr>
+      <w:r>
+        <w:rPr>
+          <w:b/>
+          <w:bCs/>
+        </w:rPr>
+        <w:t xml:space="preserve">Câu 5. </w:t>
+      </w:r>
+      <w:r>
+        <w:rPr>
+          <w:b/>
+          <w:bCs/>
+        </w:rPr>
+        <w:t>Activity Diagram cho Câu 4</w:t>
+      </w:r>
+    </w:p>
+    <w:p>
+      <w:pPr>
+        <w:rPr>
+          <w:b/>
+          <w:bCs/>
+        </w:rPr>
+      </w:pPr>
+      <w:r>
+        <w:rPr>
+          <w:noProof/>
+        </w:rPr>
+        <w:lastRenderedPageBreak/>
+        <w:drawing>
+          <wp:inline distT="0" distB="0" distL="0" distR="0" wp14:anchorId="529AC7C9" wp14:editId="73DF42A0">
+            <wp:extent cx="5761990" cy="7563785"/>
+            <wp:effectExtent l="0" t="0" r="0" b="0"/>
+            <wp:docPr id="1350608171" name="Biểu đồ hoạt động: từ đăng ký tour đến kết thúc tour" descr="Biểu đồ hoạt động: từ đăng ký tour đến kết thúc tour" title="Biểu đồ hoạt động: từ đăng ký tour đến kết thúc tour"/>
+            <wp:cNvGraphicFramePr>
+              <a:graphicFrameLocks xmlns:a="http://schemas.openxmlformats.org/drawingml/2006/main" noChangeAspect="1"/>
+            </wp:cNvGraphicFramePr>
+            <a:graphic xmlns:a="http://schemas.openxmlformats.org/drawingml/2006/main">
+              <a:graphicData uri="http://schemas.openxmlformats.org/drawingml/2006/picture">
+                <pic:pic xmlns:pic="http://schemas.openxmlformats.org/drawingml/2006/picture">
+                  <pic:nvPicPr>
+                    <pic:cNvPr id="0" name=""/>
+                    <pic:cNvPicPr>
+                      <a:picLocks noChangeAspect="1" noChangeArrowheads="1"/>
+                    </pic:cNvPicPr>
+                  </pic:nvPicPr>
+                  <pic:blipFill>
+                    <a:blip r:embed="rId10"/>
+                    <a:srcRect/>
+                    <a:stretch>
+                      <a:fillRect/>
+                    </a:stretch>
+                  </pic:blipFill>
+                  <pic:spPr bwMode="auto">
+                    <a:xfrm>
+                      <a:off x="0" y="0"/>
+                      <a:ext cx="5761990" cy="7563785"/>
+                    </a:xfrm>
+                    <a:prstGeom prst="rect">
+                      <a:avLst/>
+                    </a:prstGeom>
+                  </pic:spPr>
+                </pic:pic>
+              </a:graphicData>
+            </a:graphic>
+          </wp:inline>
+        </w:drawing>
+      </w:r>
+    </w:p>
+    <w:p>
+      <w:r>
+        <w:rPr>
+          <w:b/>
+          <w:bCs/>
+        </w:rPr>
+        <w:t>Tiếp nhận yêu cầu đăng ký tour</w:t>
+      </w:r>
+      <w:r>
+        <w:t xml:space="preserve"> </w:t>
+      </w:r>
+      <m:oMath>
+        <m:r>
+          <w:rPr>
+            <w:rFonts w:ascii="Cambria Math" w:hAnsi="Cambria Math"/>
+          </w:rPr>
+          <m:t>→</m:t>
+        </m:r>
+      </m:oMath>
+      <w:r>
+        <w:t xml:space="preserve"> Rẽ nhánh kiểm tra số lượng người: </w:t>
+      </w:r>
+    </w:p>
+    <w:p>
+      <w:r>
+        <w:rPr>
+          <w:b/>
+          <w:bCs/>
+        </w:rPr>
+        <w:t>Nếu dưới 12 người (Khách lẻ):</w:t>
+      </w:r>
+      <w:r>
+        <w:t xml:space="preserve"> Chọn chuyến mở </w:t>
+      </w:r>
+      <m:oMath>
+        <m:r>
+          <w:rPr>
+            <w:rFonts w:ascii="Cambria Math" w:hAnsi="Cambria Math"/>
+          </w:rPr>
+          <m:t>→</m:t>
+        </m:r>
+      </m:oMath>
+      <w:r>
+        <w:t xml:space="preserve"> Nhập thông tin </w:t>
+      </w:r>
+      <m:oMath>
+        <m:r>
+          <w:rPr>
+            <w:rFonts w:ascii="Cambria Math" w:hAnsi="Cambria Math"/>
+          </w:rPr>
+          <m:t>→</m:t>
+        </m:r>
+      </m:oMath>
+      <w:r>
+        <w:t xml:space="preserve"> Thu tiền vé (</w:t>
+      </w:r>
+      <m:oMath>
+        <m:r>
+          <w:rPr>
+            <w:rFonts w:ascii="Cambria Math" w:hAnsi="Cambria Math"/>
+          </w:rPr>
+          <m:t>=</m:t>
+        </m:r>
+        <m:r>
+          <m:rPr>
+            <m:nor/>
+          </m:rPr>
+          <m:t>Đơn giá</m:t>
+        </m:r>
+        <m:r>
+          <w:rPr>
+            <w:rFonts w:ascii="Cambria Math" w:hAnsi="Cambria Math"/>
+          </w:rPr>
+          <m:t>×</m:t>
+        </m:r>
+        <m:r>
+          <m:rPr>
+            <m:nor/>
+          </m:rPr>
+          <m:t>Số người</m:t>
+        </m:r>
+      </m:oMath>
+      <w:r>
+        <w:t xml:space="preserve">) </w:t>
+      </w:r>
+      <m:oMath>
+        <m:r>
+          <w:rPr>
+            <w:rFonts w:ascii="Cambria Math" w:hAnsi="Cambria Math"/>
+          </w:rPr>
+          <m:t>→</m:t>
+        </m:r>
+      </m:oMath>
+      <w:r>
+        <w:t xml:space="preserve"> Lưu phiếu đăng ký lẻ. </w:t>
+      </w:r>
+    </w:p>
+    <w:p>
+      <w:r>
+        <w:rPr>
+          <w:b/>
+          <w:bCs/>
+        </w:rPr>
+        <w:t>Nếu trên 12 người (Đoàn):</w:t>
+      </w:r>
+      <w:r>
+        <w:t xml:space="preserve"> Nhập thông tin đoàn, chọn tour, chọn ngày đi </w:t>
+      </w:r>
+      <m:oMath>
+        <m:r>
+          <w:rPr>
+            <w:rFonts w:ascii="Cambria Math" w:hAnsi="Cambria Math"/>
+          </w:rPr>
+          <m:t>→</m:t>
+        </m:r>
+      </m:oMath>
+      <w:r>
+        <w:t xml:space="preserve"> Thu tiền cọc </w:t>
+      </w:r>
+      <m:oMath>
+        <m:r>
+          <w:rPr>
+            <w:rFonts w:ascii="Cambria Math" w:hAnsi="Cambria Math"/>
+          </w:rPr>
+          <m:t>→</m:t>
+        </m:r>
+      </m:oMath>
+      <w:r>
+        <w:t xml:space="preserve"> </w:t>
+      </w:r>
+      <w:r>
+        <w:rPr>
+          <w:i/>
+          <w:iCs/>
+        </w:rPr>
+        <w:t>(Nếu mua bảo hiểm)</w:t>
+      </w:r>
+      <w:r>
+        <w:t xml:space="preserve"> Nhập danh sách người cùng đi </w:t>
+      </w:r>
+      <m:oMath>
+        <m:r>
+          <w:rPr>
+            <w:rFonts w:ascii="Cambria Math" w:hAnsi="Cambria Math"/>
+          </w:rPr>
+          <m:t>→</m:t>
+        </m:r>
+      </m:oMath>
+      <w:r>
+        <w:t xml:space="preserve"> Lưu phiếu đoàn trong 1 Transaction (</w:t>
+      </w:r>
+      <m:oMath>
+        <m:r>
+          <m:rPr>
+            <m:nor/>
+          </m:rPr>
+          <m:t>Ngày kết thúc</m:t>
+        </m:r>
+        <m:r>
+          <w:rPr>
+            <w:rFonts w:ascii="Cambria Math" w:hAnsi="Cambria Math"/>
+          </w:rPr>
+          <m:t>=</m:t>
+        </m:r>
+        <m:r>
+          <m:rPr>
+            <m:nor/>
+          </m:rPr>
+          <m:t>Ngày đi</m:t>
+        </m:r>
+        <m:r>
+          <w:rPr>
+            <w:rFonts w:ascii="Cambria Math" w:hAnsi="Cambria Math"/>
+          </w:rPr>
+          <m:t>+</m:t>
+        </m:r>
+        <m:r>
+          <m:rPr>
+            <m:nor/>
+          </m:rPr>
+          <m:t>Số ngày</m:t>
+        </m:r>
+        <m:r>
+          <w:rPr>
+            <w:rFonts w:ascii="Cambria Math" w:hAnsi="Cambria Math"/>
+          </w:rPr>
+          <m:t>-1</m:t>
+        </m:r>
+      </m:oMath>
+      <w:r>
+        <w:t xml:space="preserve">). </w:t>
+      </w:r>
+    </w:p>
+    <w:p>
+      <w:r>
+        <w:rPr>
+          <w:b/>
+          <w:bCs/>
+        </w:rPr>
+        <w:lastRenderedPageBreak/>
+        <w:t>Phân công HDV:</w:t>
+      </w:r>
+      <w:r>
+        <w:t xml:space="preserve"> Kiểm tra chống trùng lịch công tác. </w:t>
+      </w:r>
+    </w:p>
+    <w:p>
+      <w:r>
+        <w:rPr>
+          <w:b/>
+          <w:bCs/>
+        </w:rPr>
+        <w:t>Thực hiện tour:</w:t>
+      </w:r>
+    </w:p>
+    <w:p>
+      <w:r>
+        <w:rPr>
+          <w:i/>
+          <w:iCs/>
+        </w:rPr>
+        <w:t xml:space="preserve">- </w:t>
+      </w:r>
+      <w:r>
+        <w:rPr>
+          <w:i/>
+          <w:iCs/>
+        </w:rPr>
+        <w:t>Nếu đoàn hủy trước ngày đi:</w:t>
+      </w:r>
+      <w:r>
+        <w:t xml:space="preserve"> Hủy phiếu, mất cọc, gỡ phân công HDV </w:t>
+      </w:r>
+      <m:oMath>
+        <m:r>
+          <w:rPr>
+            <w:rFonts w:ascii="Cambria Math" w:hAnsi="Cambria Math"/>
+          </w:rPr>
+          <m:t>→</m:t>
+        </m:r>
+      </m:oMath>
+      <w:r>
+        <w:t xml:space="preserve"> Kết thúc. </w:t>
+      </w:r>
+    </w:p>
+    <w:p>
+      <w:r>
+        <w:rPr>
+          <w:i/>
+          <w:iCs/>
+        </w:rPr>
+        <w:t xml:space="preserve">- </w:t>
+      </w:r>
+      <w:r>
+        <w:rPr>
+          <w:i/>
+          <w:iCs/>
+        </w:rPr>
+        <w:t>Thực hiện chuyến đi:</w:t>
+      </w:r>
+      <w:r>
+        <w:t xml:space="preserve"> Xuất phát và kết thúc tại TP.HCM. </w:t>
+      </w:r>
+    </w:p>
+    <w:p>
+      <w:r>
+        <w:rPr>
+          <w:b/>
+          <w:bCs/>
+        </w:rPr>
+        <w:t>Sau tour:</w:t>
+      </w:r>
+    </w:p>
+    <w:p>
+      <w:r>
+        <w:t xml:space="preserve">- </w:t>
+      </w:r>
+      <w:r>
+        <w:t xml:space="preserve">Đối với khách đoàn: Thu kinh phí thanh toán còn lại sau ngày kết thúc. </w:t>
+      </w:r>
+    </w:p>
+    <w:p>
+      <w:r>
+        <w:t xml:space="preserve">- </w:t>
+      </w:r>
+      <w:r>
+        <w:t xml:space="preserve">Gửi phiếu khảo sát ý kiến khách hàng </w:t>
+      </w:r>
+      <m:oMath>
+        <m:r>
+          <w:rPr>
+            <w:rFonts w:ascii="Cambria Math" w:hAnsi="Cambria Math"/>
+          </w:rPr>
+          <m:t>→</m:t>
+        </m:r>
+      </m:oMath>
+      <w:r>
+        <w:t xml:space="preserve"> </w:t>
+      </w:r>
+      <w:r>
+        <w:rPr>
+          <w:i/>
+          <w:iCs/>
+        </w:rPr>
+        <w:t>(Nếu phản hồi)</w:t>
+      </w:r>
+      <w:r>
+        <w:t xml:space="preserve"> Ghi nhận góp ý </w:t>
+      </w:r>
+      <m:oMath>
+        <m:r>
+          <w:rPr>
+            <w:rFonts w:ascii="Cambria Math" w:hAnsi="Cambria Math"/>
+          </w:rPr>
+          <m:t>→</m:t>
+        </m:r>
+      </m:oMath>
+      <w:r>
+        <w:t xml:space="preserve"> Kết thúc. </w:t>
+      </w:r>
+    </w:p>
+    <w:p/>
+    <w:p>
+      <w:pPr>
+        <w:rPr>
+          <w:b/>
+          <w:bCs/>
+        </w:rPr>
+      </w:pPr>
+      <w:r>
+        <w:rPr>
+          <w:b/>
+          <w:bCs/>
+        </w:rPr>
+        <w:t xml:space="preserve">Câu 6. </w:t>
+      </w:r>
+      <w:r>
+        <w:rPr>
+          <w:b/>
+          <w:bCs/>
+        </w:rPr>
+        <w:t>Sequence Diagram "Lập phiếu đăng ký" theo đoàn</w:t>
+      </w:r>
+    </w:p>
+    <w:p>
+      <w:pPr>
+        <w:rPr>
+          <w:b/>
+          <w:bCs/>
+        </w:rPr>
+      </w:pPr>
+      <w:r>
+        <w:rPr>
+          <w:noProof/>
+        </w:rPr>
+        <w:drawing>
+          <wp:inline distT="0" distB="0" distL="0" distR="0" wp14:anchorId="290E9477" wp14:editId="44CAB901">
+            <wp:extent cx="5761990" cy="5670239"/>
+            <wp:effectExtent l="0" t="0" r="0" b="6985"/>
+            <wp:docPr id="927931084" name="Biểu đồ tuần tự Lập phiếu đăng ký tour theo đoàn" descr="Biểu đồ tuần tự Lập phiếu đăng ký tour theo đoàn" title="Biểu đồ tuần tự Lập phiếu đăng ký tour theo đoàn"/>
+            <wp:cNvGraphicFramePr>
+              <a:graphicFrameLocks xmlns:a="http://schemas.openxmlformats.org/drawingml/2006/main" noChangeAspect="1"/>
+            </wp:cNvGraphicFramePr>
+            <a:graphic xmlns:a="http://schemas.openxmlformats.org/drawingml/2006/main">
+              <a:graphicData uri="http://schemas.openxmlformats.org/drawingml/2006/picture">
+                <pic:pic xmlns:pic="http://schemas.openxmlformats.org/drawingml/2006/picture">
+                  <pic:nvPicPr>
+                    <pic:cNvPr id="0" name=""/>
+                    <pic:cNvPicPr>
+                      <a:picLocks noChangeAspect="1" noChangeArrowheads="1"/>
+                    </pic:cNvPicPr>
+                  </pic:nvPicPr>
+                  <pic:blipFill>
+                    <a:blip r:embed="rId11"/>
+                    <a:srcRect/>
+                    <a:stretch>
+                      <a:fillRect/>
+                    </a:stretch>
+                  </pic:blipFill>
+                  <pic:spPr bwMode="auto">
+                    <a:xfrm>
+                      <a:off x="0" y="0"/>
+                      <a:ext cx="5761990" cy="5670239"/>
+                    </a:xfrm>
+                    <a:prstGeom prst="rect">
+                      <a:avLst/>
+                    </a:prstGeom>
+                  </pic:spPr>
+                </pic:pic>
+              </a:graphicData>
+            </a:graphic>
+          </wp:inline>
+        </w:drawing>
+      </w:r>
+    </w:p>
+    <w:p>
+      <w:r>
+        <w:t xml:space="preserve">Trình tự tương tác giữa các đối tượng trong 1 Transaction: </w:t>
+      </w:r>
+    </w:p>
+    <w:p>
+      <w:r>
+        <w:rPr>
+          <w:b/>
+          <w:bCs/>
+        </w:rPr>
+        <w:t>Actor NV kinh doanh</w:t>
+      </w:r>
+      <w:r>
+        <w:t xml:space="preserve"> gửi thông điệp mở form FrmDangKyDoan. </w:t>
+      </w:r>
+    </w:p>
+    <w:p>
+      <w:r>
+        <w:lastRenderedPageBreak/>
+        <w:t xml:space="preserve">FrmDangKyDoan gọi DangKyDoanService.LayTourMoBan() để tải danh sách tour. </w:t>
+      </w:r>
+    </w:p>
+    <w:p>
+      <w:r>
+        <w:t xml:space="preserve">NV kinh doanh nhập thông tin đoàn, chọn tour, ngày đi, số người, cọc và nhấn </w:t>
+      </w:r>
+      <w:r>
+        <w:rPr>
+          <w:b/>
+          <w:bCs/>
+        </w:rPr>
+        <w:t>"Lập phiếu đăng ký"</w:t>
+      </w:r>
+      <w:r>
+        <w:t xml:space="preserve">. </w:t>
+      </w:r>
+    </w:p>
+    <w:p>
+      <w:r>
+        <w:t xml:space="preserve">Form gọi DangKyDoanService.DangKy(...). </w:t>
+      </w:r>
+    </w:p>
+    <w:p>
+      <w:r>
+        <w:t xml:space="preserve">DangKyDoanService kiểm tra điều kiện: Số người </w:t>
+      </w:r>
+      <m:oMath>
+        <m:r>
+          <w:rPr>
+            <w:rFonts w:ascii="Cambria Math" w:hAnsi="Cambria Math"/>
+          </w:rPr>
+          <m:t>&gt;12</m:t>
+        </m:r>
+      </m:oMath>
+      <w:r>
+        <w:t xml:space="preserve">, ngày đi </w:t>
+      </w:r>
+      <m:oMath>
+        <m:r>
+          <w:rPr>
+            <w:rFonts w:ascii="Cambria Math" w:hAnsi="Cambria Math"/>
+          </w:rPr>
+          <m:t>&gt;</m:t>
+        </m:r>
+      </m:oMath>
+      <w:r>
+        <w:t xml:space="preserve"> ngày hiện tại, cọc </w:t>
+      </w:r>
+      <m:oMath>
+        <m:r>
+          <w:rPr>
+            <w:rFonts w:ascii="Cambria Math" w:hAnsi="Cambria Math"/>
+          </w:rPr>
+          <m:t>&gt;0</m:t>
+        </m:r>
+      </m:oMath>
+      <w:r>
+        <w:t xml:space="preserve">. </w:t>
+      </w:r>
+    </w:p>
+    <w:p>
+      <w:r>
+        <w:rPr>
+          <w:i/>
+          <w:iCs/>
+        </w:rPr>
+        <w:t>Mở Transaction:</w:t>
+      </w:r>
+    </w:p>
+    <w:p>
+      <w:r>
+        <w:t xml:space="preserve">- </w:t>
+      </w:r>
+      <w:r>
+        <w:t xml:space="preserve">Gọi Tour.laySoNgay() để tính ngày kết thúc dự kiến và tổng tiền. </w:t>
+      </w:r>
+    </w:p>
+    <w:p>
+      <w:r>
+        <w:t xml:space="preserve">- </w:t>
+      </w:r>
+      <w:r>
+        <w:t xml:space="preserve">Gọi DoanKhach.luuHoacCapNhat(). </w:t>
+      </w:r>
+    </w:p>
+    <w:p>
+      <w:r>
+        <w:t xml:space="preserve">- </w:t>
+      </w:r>
+      <w:r>
+        <w:t xml:space="preserve">Gọi PhieuDangKyDoan.lapPhieu(...) với trạng thái "Đã đăng ký". </w:t>
+      </w:r>
+    </w:p>
+    <w:p>
+      <w:r>
+        <w:rPr>
+          <w:i/>
+          <w:iCs/>
+        </w:rPr>
+        <w:t xml:space="preserve">- </w:t>
+      </w:r>
+      <w:r>
+        <w:rPr>
+          <w:i/>
+          <w:iCs/>
+        </w:rPr>
+        <w:t>(Vòng lặp loop nếu mua bảo hiểm)</w:t>
+      </w:r>
+      <w:r>
+        <w:t xml:space="preserve">: Gọi ThanhVienDoan.themThanhVien(...) cho từng người. </w:t>
+      </w:r>
+    </w:p>
+    <w:p>
+      <w:r>
+        <w:t xml:space="preserve">- </w:t>
+      </w:r>
+      <w:r>
+        <w:t xml:space="preserve">Gọi Commit() Transaction. </w:t>
+      </w:r>
+    </w:p>
+    <w:p>
+      <w:r>
+        <w:t>Trả về kết quả KetQuaXuLy.Ok hiển thị thông báo thành công cho người dùng.</w:t>
+      </w:r>
+    </w:p>
+    <w:p/>
+    <w:p>
+      <w:pPr>
+        <w:rPr>
+          <w:b/>
+          <w:bCs/>
+        </w:rPr>
+      </w:pPr>
+      <w:r>
+        <w:rPr>
+          <w:b/>
+          <w:bCs/>
+        </w:rPr>
+        <w:t xml:space="preserve">Bổ sung các biểu đồ </w:t>
+      </w:r>
     </w:p>
     <w:p>
       <w:pPr>
@@ -110,7 +2373,7 @@
                     </pic:cNvPicPr>
                   </pic:nvPicPr>
                   <pic:blipFill>
-                    <a:blip r:embed="rId5" cstate="print">
+                    <a:blip r:embed="rId12" cstate="print">
                       <a:extLst>
                         <a:ext uri="{28A0092B-C50C-407E-A947-70E740481C1C}">
                           <a14:useLocalDpi xmlns:a14="http://schemas.microsoft.com/office/drawing/2010/main" val="0"/>
@@ -164,6 +2427,7 @@
         <w:rPr>
           <w:noProof/>
         </w:rPr>
+        <w:lastRenderedPageBreak/>
         <w:drawing>
           <wp:inline distT="0" distB="0" distL="0" distR="0" wp14:anchorId="485613B1" wp14:editId="27E284DE">
             <wp:extent cx="5758353" cy="1859280"/>
@@ -182,7 +2446,7 @@
                     </pic:cNvPicPr>
                   </pic:nvPicPr>
                   <pic:blipFill>
-                    <a:blip r:embed="rId6" cstate="print">
+                    <a:blip r:embed="rId13" cstate="print">
                       <a:extLst>
                         <a:ext uri="{28A0092B-C50C-407E-A947-70E740481C1C}">
                           <a14:useLocalDpi xmlns:a14="http://schemas.microsoft.com/office/drawing/2010/main" val="0"/>
@@ -259,7 +2523,6 @@
         <w:rPr>
           <w:noProof/>
         </w:rPr>
-        <w:lastRenderedPageBreak/>
         <w:drawing>
           <wp:inline distT="0" distB="0" distL="0" distR="0" wp14:anchorId="4A3DA422" wp14:editId="65D307FB">
             <wp:extent cx="4267200" cy="4892194"/>
@@ -278,7 +2541,7 @@
                     </pic:cNvPicPr>
                   </pic:nvPicPr>
                   <pic:blipFill>
-                    <a:blip r:embed="rId7" cstate="print">
+                    <a:blip r:embed="rId14" cstate="print">
                       <a:extLst>
                         <a:ext uri="{28A0092B-C50C-407E-A947-70E740481C1C}">
                           <a14:useLocalDpi xmlns:a14="http://schemas.microsoft.com/office/drawing/2010/main" val="0"/>
@@ -338,6 +2601,7 @@
         <w:rPr>
           <w:noProof/>
         </w:rPr>
+        <w:lastRenderedPageBreak/>
         <w:drawing>
           <wp:inline distT="0" distB="0" distL="0" distR="0" wp14:anchorId="3125F3DB" wp14:editId="18A0A47D">
             <wp:extent cx="5593080" cy="3408577"/>
@@ -356,7 +2620,7 @@
                     </pic:cNvPicPr>
                   </pic:nvPicPr>
                   <pic:blipFill>
-                    <a:blip r:embed="rId8" cstate="print">
+                    <a:blip r:embed="rId15" cstate="print">
                       <a:extLst>
                         <a:ext uri="{28A0092B-C50C-407E-A947-70E740481C1C}">
                           <a14:useLocalDpi xmlns:a14="http://schemas.microsoft.com/office/drawing/2010/main" val="0"/>
@@ -463,7 +2727,7 @@
                     </pic:cNvPicPr>
                   </pic:nvPicPr>
                   <pic:blipFill>
-                    <a:blip r:embed="rId9" cstate="print">
+                    <a:blip r:embed="rId16" cstate="print">
                       <a:extLst>
                         <a:ext uri="{28A0092B-C50C-407E-A947-70E740481C1C}">
                           <a14:useLocalDpi xmlns:a14="http://schemas.microsoft.com/office/drawing/2010/main" val="0"/>
@@ -531,6 +2795,7 @@
         <w:rPr>
           <w:noProof/>
         </w:rPr>
+        <w:lastRenderedPageBreak/>
         <w:drawing>
           <wp:inline distT="0" distB="0" distL="0" distR="0" wp14:anchorId="64F71F0A" wp14:editId="1F332884">
             <wp:extent cx="5914265" cy="2118360"/>
@@ -549,7 +2814,7 @@
                     </pic:cNvPicPr>
                   </pic:nvPicPr>
                   <pic:blipFill>
-                    <a:blip r:embed="rId10" cstate="print">
+                    <a:blip r:embed="rId17" cstate="print">
                       <a:extLst>
                         <a:ext uri="{28A0092B-C50C-407E-A947-70E740481C1C}">
                           <a14:useLocalDpi xmlns:a14="http://schemas.microsoft.com/office/drawing/2010/main" val="0"/>
@@ -629,7 +2894,6 @@
           <w:noProof/>
           <w:lang w:val="vi-VN"/>
         </w:rPr>
-        <w:lastRenderedPageBreak/>
         <w:drawing>
           <wp:inline distT="0" distB="0" distL="0" distR="0" wp14:anchorId="26379A58" wp14:editId="2FEB5838">
             <wp:extent cx="5761990" cy="4083050"/>
@@ -646,7 +2910,7 @@
                     <pic:cNvPicPr/>
                   </pic:nvPicPr>
                   <pic:blipFill>
-                    <a:blip r:embed="rId11"/>
+                    <a:blip r:embed="rId18"/>
                     <a:stretch>
                       <a:fillRect/>
                     </a:stretch>
@@ -695,6 +2959,7 @@
           <w:noProof/>
           <w:lang w:val="vi-VN"/>
         </w:rPr>
+        <w:lastRenderedPageBreak/>
         <w:drawing>
           <wp:inline distT="0" distB="0" distL="0" distR="0" wp14:anchorId="7FA237FA" wp14:editId="0A94BA69">
             <wp:extent cx="5761990" cy="4074795"/>
@@ -711,7 +2976,7 @@
                     <pic:cNvPicPr/>
                   </pic:nvPicPr>
                   <pic:blipFill>
-                    <a:blip r:embed="rId12"/>
+                    <a:blip r:embed="rId19"/>
                     <a:stretch>
                       <a:fillRect/>
                     </a:stretch>
@@ -742,11 +3007,15 @@
     <w:p>
       <w:pPr>
         <w:rPr>
+          <w:b/>
+          <w:bCs/>
           <w:lang w:val="vi-VN"/>
         </w:rPr>
       </w:pPr>
       <w:r>
         <w:rPr>
+          <w:b/>
+          <w:bCs/>
           <w:lang w:val="vi-VN"/>
         </w:rPr>
         <w:t>Danh mục</w:t>
@@ -763,7 +3032,6 @@
           <w:noProof/>
           <w:lang w:val="vi-VN"/>
         </w:rPr>
-        <w:lastRenderedPageBreak/>
         <w:drawing>
           <wp:inline distT="0" distB="0" distL="0" distR="0" wp14:anchorId="741B9FB1" wp14:editId="11EC1767">
             <wp:extent cx="5761990" cy="3488690"/>
@@ -780,7 +3048,7 @@
                     <pic:cNvPicPr/>
                   </pic:nvPicPr>
                   <pic:blipFill>
-                    <a:blip r:embed="rId13"/>
+                    <a:blip r:embed="rId20"/>
                     <a:stretch>
                       <a:fillRect/>
                     </a:stretch>
@@ -826,6 +3094,7 @@
           <w:noProof/>
           <w:lang w:val="vi-VN"/>
         </w:rPr>
+        <w:lastRenderedPageBreak/>
         <w:drawing>
           <wp:inline distT="0" distB="0" distL="0" distR="0" wp14:anchorId="47D8F4C4" wp14:editId="3BAB210F">
             <wp:extent cx="5761990" cy="3488690"/>
@@ -842,7 +3111,7 @@
                     <pic:cNvPicPr/>
                   </pic:nvPicPr>
                   <pic:blipFill>
-                    <a:blip r:embed="rId14"/>
+                    <a:blip r:embed="rId21"/>
                     <a:stretch>
                       <a:fillRect/>
                     </a:stretch>
@@ -875,7 +3144,6 @@
           <w:noProof/>
           <w:lang w:val="vi-VN"/>
         </w:rPr>
-        <w:lastRenderedPageBreak/>
         <w:drawing>
           <wp:inline distT="0" distB="0" distL="0" distR="0" wp14:anchorId="3E6357B6" wp14:editId="2D1CA062">
             <wp:extent cx="5761990" cy="3488690"/>
@@ -892,7 +3160,7 @@
                     <pic:cNvPicPr/>
                   </pic:nvPicPr>
                   <pic:blipFill>
-                    <a:blip r:embed="rId15"/>
+                    <a:blip r:embed="rId22"/>
                     <a:stretch>
                       <a:fillRect/>
                     </a:stretch>
@@ -939,6 +3207,7 @@
           <w:noProof/>
           <w:lang w:val="vi-VN"/>
         </w:rPr>
+        <w:lastRenderedPageBreak/>
         <w:drawing>
           <wp:inline distT="0" distB="0" distL="0" distR="0" wp14:anchorId="29F0B3FB" wp14:editId="1B0C84DF">
             <wp:extent cx="5761990" cy="3488690"/>
@@ -955,7 +3224,7 @@
                     <pic:cNvPicPr/>
                   </pic:nvPicPr>
                   <pic:blipFill>
-                    <a:blip r:embed="rId16"/>
+                    <a:blip r:embed="rId23"/>
                     <a:stretch>
                       <a:fillRect/>
                     </a:stretch>
@@ -987,12 +3256,16 @@
     <w:p>
       <w:pPr>
         <w:rPr>
+          <w:b/>
+          <w:bCs/>
           <w:noProof/>
           <w:lang w:val="vi-VN"/>
         </w:rPr>
       </w:pPr>
       <w:r>
         <w:rPr>
+          <w:b/>
+          <w:bCs/>
           <w:noProof/>
           <w:lang w:val="vi-VN"/>
         </w:rPr>
@@ -1011,7 +3284,6 @@
           <w:noProof/>
           <w:lang w:val="vi-VN"/>
         </w:rPr>
-        <w:lastRenderedPageBreak/>
         <w:drawing>
           <wp:inline distT="0" distB="0" distL="0" distR="0" wp14:anchorId="007CC5F9" wp14:editId="705C4C9D">
             <wp:extent cx="5761990" cy="3544570"/>
@@ -1028,7 +3300,7 @@
                     <pic:cNvPicPr/>
                   </pic:nvPicPr>
                   <pic:blipFill>
-                    <a:blip r:embed="rId17"/>
+                    <a:blip r:embed="rId24"/>
                     <a:stretch>
                       <a:fillRect/>
                     </a:stretch>
@@ -1069,6 +3341,7 @@
           <w:noProof/>
           <w:lang w:val="vi-VN"/>
         </w:rPr>
+        <w:lastRenderedPageBreak/>
         <w:drawing>
           <wp:inline distT="0" distB="0" distL="0" distR="0" wp14:anchorId="3108C92C" wp14:editId="2394ECED">
             <wp:extent cx="5761990" cy="3544570"/>
@@ -1085,7 +3358,7 @@
                     <pic:cNvPicPr/>
                   </pic:nvPicPr>
                   <pic:blipFill>
-                    <a:blip r:embed="rId18"/>
+                    <a:blip r:embed="rId25"/>
                     <a:stretch>
                       <a:fillRect/>
                     </a:stretch>
@@ -1126,7 +3399,6 @@
           <w:noProof/>
           <w:lang w:val="vi-VN"/>
         </w:rPr>
-        <w:lastRenderedPageBreak/>
         <w:drawing>
           <wp:inline distT="0" distB="0" distL="0" distR="0" wp14:anchorId="4EE27A03" wp14:editId="0DF4E66F">
             <wp:extent cx="5761990" cy="3544570"/>
@@ -1143,7 +3415,7 @@
                     <pic:cNvPicPr/>
                   </pic:nvPicPr>
                   <pic:blipFill>
-                    <a:blip r:embed="rId19"/>
+                    <a:blip r:embed="rId26"/>
                     <a:stretch>
                       <a:fillRect/>
                     </a:stretch>
@@ -1184,6 +3456,7 @@
           <w:noProof/>
           <w:lang w:val="vi-VN"/>
         </w:rPr>
+        <w:lastRenderedPageBreak/>
         <w:drawing>
           <wp:inline distT="0" distB="0" distL="0" distR="0" wp14:anchorId="0B05A64C" wp14:editId="768F9370">
             <wp:extent cx="5761990" cy="3544570"/>
@@ -1200,7 +3473,7 @@
                     <pic:cNvPicPr/>
                   </pic:nvPicPr>
                   <pic:blipFill>
-                    <a:blip r:embed="rId20"/>
+                    <a:blip r:embed="rId27"/>
                     <a:stretch>
                       <a:fillRect/>
                     </a:stretch>
@@ -1232,12 +3505,16 @@
     <w:p>
       <w:pPr>
         <w:rPr>
+          <w:b/>
+          <w:bCs/>
           <w:noProof/>
           <w:lang w:val="vi-VN"/>
         </w:rPr>
       </w:pPr>
       <w:r>
         <w:rPr>
+          <w:b/>
+          <w:bCs/>
           <w:noProof/>
           <w:lang w:val="vi-VN"/>
         </w:rPr>
@@ -1256,7 +3533,6 @@
           <w:noProof/>
           <w:lang w:val="vi-VN"/>
         </w:rPr>
-        <w:lastRenderedPageBreak/>
         <w:drawing>
           <wp:inline distT="0" distB="0" distL="0" distR="0" wp14:anchorId="3C4D32E8" wp14:editId="0465F4DC">
             <wp:extent cx="5761990" cy="3783330"/>
@@ -1273,7 +3549,7 @@
                     <pic:cNvPicPr/>
                   </pic:nvPicPr>
                   <pic:blipFill>
-                    <a:blip r:embed="rId21"/>
+                    <a:blip r:embed="rId28"/>
                     <a:stretch>
                       <a:fillRect/>
                     </a:stretch>
@@ -1305,12 +3581,16 @@
     <w:p>
       <w:pPr>
         <w:rPr>
+          <w:b/>
+          <w:bCs/>
           <w:noProof/>
           <w:lang w:val="vi-VN"/>
         </w:rPr>
       </w:pPr>
       <w:r>
         <w:rPr>
+          <w:b/>
+          <w:bCs/>
           <w:noProof/>
           <w:lang w:val="vi-VN"/>
         </w:rPr>
@@ -1329,6 +3609,7 @@
           <w:noProof/>
           <w:lang w:val="vi-VN"/>
         </w:rPr>
+        <w:lastRenderedPageBreak/>
         <w:drawing>
           <wp:inline distT="0" distB="0" distL="0" distR="0" wp14:anchorId="38FDA112" wp14:editId="31448ABE">
             <wp:extent cx="5761990" cy="3823970"/>
@@ -1345,7 +3626,7 @@
                     <pic:cNvPicPr/>
                   </pic:nvPicPr>
                   <pic:blipFill>
-                    <a:blip r:embed="rId22"/>
+                    <a:blip r:embed="rId29"/>
                     <a:stretch>
                       <a:fillRect/>
                     </a:stretch>
@@ -1377,12 +3658,16 @@
     <w:p>
       <w:pPr>
         <w:rPr>
+          <w:b/>
+          <w:bCs/>
           <w:noProof/>
           <w:lang w:val="vi-VN"/>
         </w:rPr>
       </w:pPr>
       <w:r>
         <w:rPr>
+          <w:b/>
+          <w:bCs/>
           <w:noProof/>
           <w:lang w:val="vi-VN"/>
         </w:rPr>
@@ -1401,7 +3686,6 @@
           <w:noProof/>
           <w:lang w:val="vi-VN"/>
         </w:rPr>
-        <w:lastRenderedPageBreak/>
         <w:drawing>
           <wp:inline distT="0" distB="0" distL="0" distR="0" wp14:anchorId="204442AE" wp14:editId="1DF6D4C8">
             <wp:extent cx="5761990" cy="3956685"/>
@@ -1418,7 +3702,7 @@
                     <pic:cNvPicPr/>
                   </pic:nvPicPr>
                   <pic:blipFill>
-                    <a:blip r:embed="rId23"/>
+                    <a:blip r:embed="rId30"/>
                     <a:stretch>
                       <a:fillRect/>
                     </a:stretch>
@@ -1450,12 +3734,16 @@
     <w:p>
       <w:pPr>
         <w:rPr>
+          <w:b/>
+          <w:bCs/>
           <w:noProof/>
           <w:lang w:val="vi-VN"/>
         </w:rPr>
       </w:pPr>
       <w:r>
         <w:rPr>
+          <w:b/>
+          <w:bCs/>
           <w:noProof/>
           <w:lang w:val="vi-VN"/>
         </w:rPr>
@@ -1474,6 +3762,7 @@
           <w:noProof/>
           <w:lang w:val="vi-VN"/>
         </w:rPr>
+        <w:lastRenderedPageBreak/>
         <w:drawing>
           <wp:inline distT="0" distB="0" distL="0" distR="0" wp14:anchorId="30DBECB3" wp14:editId="2D9710E8">
             <wp:extent cx="5761990" cy="3823970"/>
@@ -1490,7 +3779,7 @@
                     <pic:cNvPicPr/>
                   </pic:nvPicPr>
                   <pic:blipFill>
-                    <a:blip r:embed="rId24"/>
+                    <a:blip r:embed="rId31"/>
                     <a:stretch>
                       <a:fillRect/>
                     </a:stretch>
@@ -1521,11 +3810,15 @@
     <w:p>
       <w:pPr>
         <w:rPr>
+          <w:b/>
+          <w:bCs/>
           <w:lang w:val="vi-VN"/>
         </w:rPr>
       </w:pPr>
       <w:r>
         <w:rPr>
+          <w:b/>
+          <w:bCs/>
           <w:lang w:val="vi-VN"/>
         </w:rPr>
         <w:t xml:space="preserve">Kết thúc Tour – khảo sát </w:t>
@@ -1542,7 +3835,6 @@
           <w:noProof/>
           <w:lang w:val="vi-VN"/>
         </w:rPr>
-        <w:lastRenderedPageBreak/>
         <w:drawing>
           <wp:inline distT="0" distB="0" distL="0" distR="0" wp14:anchorId="04F88E70" wp14:editId="00228E5C">
             <wp:extent cx="5761990" cy="3460750"/>
@@ -1559,7 +3851,7 @@
                     <pic:cNvPicPr/>
                   </pic:nvPicPr>
                   <pic:blipFill>
-                    <a:blip r:embed="rId25"/>
+                    <a:blip r:embed="rId32"/>
                     <a:stretch>
                       <a:fillRect/>
                     </a:stretch>
@@ -1598,6 +3890,7 @@
           <w:noProof/>
           <w:lang w:val="vi-VN"/>
         </w:rPr>
+        <w:lastRenderedPageBreak/>
         <w:drawing>
           <wp:inline distT="0" distB="0" distL="0" distR="0" wp14:anchorId="54A412D9" wp14:editId="53223B48">
             <wp:extent cx="5761990" cy="3460750"/>
@@ -1614,7 +3907,7 @@
                     <pic:cNvPicPr/>
                   </pic:nvPicPr>
                   <pic:blipFill>
-                    <a:blip r:embed="rId26"/>
+                    <a:blip r:embed="rId33"/>
                     <a:stretch>
                       <a:fillRect/>
                     </a:stretch>
@@ -1645,28 +3938,26 @@
     <w:p>
       <w:pPr>
         <w:rPr>
+          <w:b/>
+          <w:bCs/>
           <w:lang w:val="vi-VN"/>
         </w:rPr>
       </w:pPr>
       <w:r>
         <w:rPr>
+          <w:b/>
+          <w:bCs/>
           <w:lang w:val="vi-VN"/>
         </w:rPr>
         <w:t>Lương – Thống kê</w:t>
       </w:r>
     </w:p>
     <w:p>
-      <w:pPr>
-        <w:rPr>
-          <w:lang w:val="vi-VN"/>
-        </w:rPr>
-      </w:pPr>
       <w:r>
         <w:rPr>
           <w:noProof/>
           <w:lang w:val="vi-VN"/>
         </w:rPr>
-        <w:lastRenderedPageBreak/>
         <w:drawing>
           <wp:inline distT="0" distB="0" distL="0" distR="0" wp14:anchorId="476CAD14" wp14:editId="274FE4C2">
             <wp:extent cx="5761990" cy="3523615"/>
@@ -1683,7 +3974,7 @@
                     <pic:cNvPicPr/>
                   </pic:nvPicPr>
                   <pic:blipFill>
-                    <a:blip r:embed="rId27"/>
+                    <a:blip r:embed="rId34"/>
                     <a:stretch>
                       <a:fillRect/>
                     </a:stretch>
@@ -1712,16 +4003,12 @@
       </w:pPr>
     </w:p>
     <w:p>
-      <w:pPr>
-        <w:rPr>
-          <w:lang w:val="vi-VN"/>
-        </w:rPr>
-      </w:pPr>
       <w:r>
         <w:rPr>
           <w:noProof/>
           <w:lang w:val="vi-VN"/>
         </w:rPr>
+        <w:lastRenderedPageBreak/>
         <w:drawing>
           <wp:inline distT="0" distB="0" distL="0" distR="0" wp14:anchorId="7C42F950" wp14:editId="12F58E93">
             <wp:extent cx="5761990" cy="3523615"/>
@@ -1738,7 +4025,7 @@
                     <pic:cNvPicPr/>
                   </pic:nvPicPr>
                   <pic:blipFill>
-                    <a:blip r:embed="rId28"/>
+                    <a:blip r:embed="rId35"/>
                     <a:stretch>
                       <a:fillRect/>
                     </a:stretch>
@@ -1759,6 +4046,3366 @@
         </w:drawing>
       </w:r>
     </w:p>
+    <w:p/>
+    <w:p>
+      <w:pPr>
+        <w:rPr>
+          <w:b/>
+          <w:bCs/>
+        </w:rPr>
+      </w:pPr>
+      <w:r>
+        <w:rPr>
+          <w:b/>
+          <w:bCs/>
+        </w:rPr>
+        <w:t>Bảng Test Case</w:t>
+      </w:r>
+    </w:p>
+    <w:tbl>
+      <w:tblPr>
+        <w:tblStyle w:val="TableGrid"/>
+        <w:tblW w:w="0" w:type="auto"/>
+        <w:tblLook w:val="04A0" w:firstRow="1" w:lastRow="0" w:firstColumn="1" w:lastColumn="0" w:noHBand="0" w:noVBand="1"/>
+      </w:tblPr>
+      <w:tblGrid>
+        <w:gridCol w:w="839"/>
+        <w:gridCol w:w="1078"/>
+        <w:gridCol w:w="2445"/>
+        <w:gridCol w:w="2811"/>
+        <w:gridCol w:w="1886"/>
+      </w:tblGrid>
+      <w:tr>
+        <w:trPr>
+          <w:trHeight w:val="1164"/>
+        </w:trPr>
+        <w:tc>
+          <w:tcPr>
+            <w:tcW w:w="839" w:type="dxa"/>
+            <w:vAlign w:val="center"/>
+          </w:tcPr>
+          <w:p>
+            <w:pPr>
+              <w:rPr>
+                <w:b/>
+                <w:bCs/>
+              </w:rPr>
+            </w:pPr>
+            <w:r>
+              <w:rPr>
+                <w:b/>
+                <w:bCs/>
+              </w:rPr>
+              <w:t>Mã TC</w:t>
+            </w:r>
+          </w:p>
+        </w:tc>
+        <w:tc>
+          <w:tcPr>
+            <w:tcW w:w="1078" w:type="dxa"/>
+            <w:vAlign w:val="center"/>
+          </w:tcPr>
+          <w:p>
+            <w:pPr>
+              <w:rPr>
+                <w:b/>
+                <w:bCs/>
+              </w:rPr>
+            </w:pPr>
+            <w:r>
+              <w:rPr>
+                <w:b/>
+                <w:bCs/>
+              </w:rPr>
+              <w:t>Chức năng kiểm thử</w:t>
+            </w:r>
+          </w:p>
+        </w:tc>
+        <w:tc>
+          <w:tcPr>
+            <w:tcW w:w="2445" w:type="dxa"/>
+            <w:vAlign w:val="center"/>
+          </w:tcPr>
+          <w:p>
+            <w:pPr>
+              <w:rPr>
+                <w:b/>
+                <w:bCs/>
+              </w:rPr>
+            </w:pPr>
+            <w:r>
+              <w:rPr>
+                <w:b/>
+                <w:bCs/>
+              </w:rPr>
+              <w:t>Dữ liệu đầu vào (Input Data)</w:t>
+            </w:r>
+          </w:p>
+        </w:tc>
+        <w:tc>
+          <w:tcPr>
+            <w:tcW w:w="2811" w:type="dxa"/>
+            <w:vAlign w:val="center"/>
+          </w:tcPr>
+          <w:p>
+            <w:pPr>
+              <w:rPr>
+                <w:b/>
+                <w:bCs/>
+              </w:rPr>
+            </w:pPr>
+            <w:r>
+              <w:rPr>
+                <w:b/>
+                <w:bCs/>
+              </w:rPr>
+              <w:t>Kết quả mong đợi</w:t>
+            </w:r>
+          </w:p>
+        </w:tc>
+        <w:tc>
+          <w:tcPr>
+            <w:tcW w:w="1886" w:type="dxa"/>
+            <w:vAlign w:val="center"/>
+          </w:tcPr>
+          <w:p>
+            <w:pPr>
+              <w:rPr>
+                <w:b/>
+                <w:bCs/>
+              </w:rPr>
+            </w:pPr>
+            <w:r>
+              <w:rPr>
+                <w:b/>
+                <w:bCs/>
+              </w:rPr>
+              <w:t>Kết quả thực tế</w:t>
+            </w:r>
+          </w:p>
+        </w:tc>
+      </w:tr>
+      <w:tr>
+        <w:trPr>
+          <w:trHeight w:val="2052"/>
+        </w:trPr>
+        <w:tc>
+          <w:tcPr>
+            <w:tcW w:w="839" w:type="dxa"/>
+            <w:vAlign w:val="center"/>
+          </w:tcPr>
+          <w:p>
+            <w:pPr>
+              <w:rPr>
+                <w:b/>
+                <w:bCs/>
+              </w:rPr>
+            </w:pPr>
+            <w:r>
+              <w:rPr>
+                <w:b/>
+                <w:bCs/>
+              </w:rPr>
+              <w:t>TC01</w:t>
+            </w:r>
+          </w:p>
+        </w:tc>
+        <w:tc>
+          <w:tcPr>
+            <w:tcW w:w="1078" w:type="dxa"/>
+            <w:vAlign w:val="center"/>
+          </w:tcPr>
+          <w:p>
+            <w:pPr>
+              <w:rPr>
+                <w:b/>
+                <w:bCs/>
+              </w:rPr>
+            </w:pPr>
+            <w:r>
+              <w:t>Thêm Tour mới thành công</w:t>
+            </w:r>
+          </w:p>
+        </w:tc>
+        <w:tc>
+          <w:tcPr>
+            <w:tcW w:w="2445" w:type="dxa"/>
+            <w:vAlign w:val="center"/>
+          </w:tcPr>
+          <w:p>
+            <w:pPr>
+              <w:rPr>
+                <w:b/>
+                <w:bCs/>
+              </w:rPr>
+            </w:pPr>
+            <w:r>
+              <w:t>MaTour: T004, TenTour: Nha Trang 3N2Đ, SoNgay: 3, SoDem: 2, DonGiaKhach: 3.500.000, DangMoBan: True</w:t>
+            </w:r>
+          </w:p>
+        </w:tc>
+        <w:tc>
+          <w:tcPr>
+            <w:tcW w:w="2811" w:type="dxa"/>
+            <w:vAlign w:val="center"/>
+          </w:tcPr>
+          <w:p>
+            <w:pPr>
+              <w:rPr>
+                <w:b/>
+                <w:bCs/>
+              </w:rPr>
+            </w:pPr>
+            <w:r>
+              <w:t>Thêm tour mới thành công vào CSDL, cập nhật lên lưới danh sách.</w:t>
+            </w:r>
+          </w:p>
+        </w:tc>
+        <w:tc>
+          <w:tcPr>
+            <w:tcW w:w="1886" w:type="dxa"/>
+            <w:vAlign w:val="center"/>
+          </w:tcPr>
+          <w:p>
+            <w:pPr>
+              <w:rPr>
+                <w:b/>
+                <w:bCs/>
+              </w:rPr>
+            </w:pPr>
+            <w:r>
+              <w:t>Hiện thông báo thành công, dữ liệu hiển thị chính xác trên DataGridView.</w:t>
+            </w:r>
+          </w:p>
+        </w:tc>
+      </w:tr>
+      <w:tr>
+        <w:trPr>
+          <w:trHeight w:val="1764"/>
+        </w:trPr>
+        <w:tc>
+          <w:tcPr>
+            <w:tcW w:w="839" w:type="dxa"/>
+            <w:vAlign w:val="center"/>
+          </w:tcPr>
+          <w:p>
+            <w:pPr>
+              <w:rPr>
+                <w:b/>
+                <w:bCs/>
+              </w:rPr>
+            </w:pPr>
+            <w:r>
+              <w:rPr>
+                <w:b/>
+                <w:bCs/>
+              </w:rPr>
+              <w:t>TC02</w:t>
+            </w:r>
+          </w:p>
+        </w:tc>
+        <w:tc>
+          <w:tcPr>
+            <w:tcW w:w="1078" w:type="dxa"/>
+            <w:vAlign w:val="center"/>
+          </w:tcPr>
+          <w:p>
+            <w:pPr>
+              <w:rPr>
+                <w:b/>
+                <w:bCs/>
+              </w:rPr>
+            </w:pPr>
+            <w:r>
+              <w:t>Ràng buộc Hạng sao Khách sạn</w:t>
+            </w:r>
+          </w:p>
+        </w:tc>
+        <w:tc>
+          <w:tcPr>
+            <w:tcW w:w="2445" w:type="dxa"/>
+            <w:vAlign w:val="center"/>
+          </w:tcPr>
+          <w:p>
+            <w:pPr>
+              <w:rPr>
+                <w:b/>
+                <w:bCs/>
+              </w:rPr>
+            </w:pPr>
+            <w:r>
+              <w:t>Chọn Tour T001, thêm Điểm dừng với HangSaoKhachSan = 1 hoặc 6</w:t>
+            </w:r>
+          </w:p>
+        </w:tc>
+        <w:tc>
+          <w:tcPr>
+            <w:tcW w:w="2811" w:type="dxa"/>
+            <w:vAlign w:val="center"/>
+          </w:tcPr>
+          <w:p>
+            <w:pPr>
+              <w:rPr>
+                <w:b/>
+                <w:bCs/>
+              </w:rPr>
+            </w:pPr>
+            <w:r>
+              <w:t>Hệ thống báo lỗi giá trị hạng sao phải nằm trong khoảng từ 2 đến 5 sao.</w:t>
+            </w:r>
+          </w:p>
+        </w:tc>
+        <w:tc>
+          <w:tcPr>
+            <w:tcW w:w="1886" w:type="dxa"/>
+            <w:vAlign w:val="center"/>
+          </w:tcPr>
+          <w:p>
+            <w:pPr>
+              <w:rPr>
+                <w:b/>
+                <w:bCs/>
+              </w:rPr>
+            </w:pPr>
+            <w:r>
+              <w:t>Hiện hộp thoại báo lỗi đúng quy định hạng sao.</w:t>
+            </w:r>
+          </w:p>
+        </w:tc>
+      </w:tr>
+      <w:tr>
+        <w:trPr>
+          <w:trHeight w:val="1752"/>
+        </w:trPr>
+        <w:tc>
+          <w:tcPr>
+            <w:tcW w:w="839" w:type="dxa"/>
+            <w:vAlign w:val="center"/>
+          </w:tcPr>
+          <w:p>
+            <w:pPr>
+              <w:rPr>
+                <w:b/>
+                <w:bCs/>
+              </w:rPr>
+            </w:pPr>
+            <w:r>
+              <w:rPr>
+                <w:b/>
+                <w:bCs/>
+              </w:rPr>
+              <w:t>TC03</w:t>
+            </w:r>
+          </w:p>
+        </w:tc>
+        <w:tc>
+          <w:tcPr>
+            <w:tcW w:w="1078" w:type="dxa"/>
+            <w:vAlign w:val="center"/>
+          </w:tcPr>
+          <w:p>
+            <w:pPr>
+              <w:rPr>
+                <w:b/>
+                <w:bCs/>
+              </w:rPr>
+            </w:pPr>
+            <w:r>
+              <w:t>Thêm Hướng dẫn viên mới</w:t>
+            </w:r>
+          </w:p>
+        </w:tc>
+        <w:tc>
+          <w:tcPr>
+            <w:tcW w:w="2445" w:type="dxa"/>
+            <w:vAlign w:val="center"/>
+          </w:tcPr>
+          <w:p>
+            <w:pPr>
+              <w:rPr>
+                <w:b/>
+                <w:bCs/>
+              </w:rPr>
+            </w:pPr>
+            <w:r>
+              <w:t>MaHDV: HDV04, HoTen: Nguyễn Văn A, DienThoai: 0901234567, LuongCoBan: 8.000.000</w:t>
+            </w:r>
+          </w:p>
+        </w:tc>
+        <w:tc>
+          <w:tcPr>
+            <w:tcW w:w="2811" w:type="dxa"/>
+            <w:vAlign w:val="center"/>
+          </w:tcPr>
+          <w:p>
+            <w:pPr>
+              <w:rPr>
+                <w:b/>
+                <w:bCs/>
+              </w:rPr>
+            </w:pPr>
+            <w:r>
+              <w:t>Thêm HDV thành công vào danh mục CSDL.</w:t>
+            </w:r>
+          </w:p>
+        </w:tc>
+        <w:tc>
+          <w:tcPr>
+            <w:tcW w:w="1886" w:type="dxa"/>
+            <w:vAlign w:val="center"/>
+          </w:tcPr>
+          <w:p>
+            <w:pPr>
+              <w:rPr>
+                <w:b/>
+                <w:bCs/>
+              </w:rPr>
+            </w:pPr>
+            <w:r>
+              <w:t>Lưu dữ liệu thành công, danh sách HDV cập nhật dòng mới.</w:t>
+            </w:r>
+          </w:p>
+        </w:tc>
+      </w:tr>
+      <w:tr>
+        <w:trPr>
+          <w:trHeight w:val="876"/>
+        </w:trPr>
+        <w:tc>
+          <w:tcPr>
+            <w:tcW w:w="839" w:type="dxa"/>
+            <w:vAlign w:val="center"/>
+          </w:tcPr>
+          <w:p>
+            <w:pPr>
+              <w:rPr>
+                <w:b/>
+                <w:bCs/>
+              </w:rPr>
+            </w:pPr>
+            <w:r>
+              <w:rPr>
+                <w:b/>
+                <w:bCs/>
+              </w:rPr>
+              <w:t>TC04</w:t>
+            </w:r>
+          </w:p>
+        </w:tc>
+        <w:tc>
+          <w:tcPr>
+            <w:tcW w:w="1078" w:type="dxa"/>
+            <w:vAlign w:val="center"/>
+          </w:tcPr>
+          <w:p>
+            <w:pPr>
+              <w:rPr>
+                <w:b/>
+                <w:bCs/>
+              </w:rPr>
+            </w:pPr>
+            <w:r>
+              <w:t>Kiểm tra Mã Tour trùng</w:t>
+            </w:r>
+          </w:p>
+        </w:tc>
+        <w:tc>
+          <w:tcPr>
+            <w:tcW w:w="2445" w:type="dxa"/>
+            <w:vAlign w:val="center"/>
+          </w:tcPr>
+          <w:p>
+            <w:pPr>
+              <w:rPr>
+                <w:b/>
+                <w:bCs/>
+              </w:rPr>
+            </w:pPr>
+            <w:r>
+              <w:t>Nhập MaTour: T001 (đã tồn tại trong hệ thống)</w:t>
+            </w:r>
+          </w:p>
+        </w:tc>
+        <w:tc>
+          <w:tcPr>
+            <w:tcW w:w="2811" w:type="dxa"/>
+            <w:vAlign w:val="center"/>
+          </w:tcPr>
+          <w:p>
+            <w:pPr>
+              <w:rPr>
+                <w:b/>
+                <w:bCs/>
+              </w:rPr>
+            </w:pPr>
+            <w:r>
+              <w:t>Báo lỗi trùng khóa chính khóa MaTour.</w:t>
+            </w:r>
+          </w:p>
+        </w:tc>
+        <w:tc>
+          <w:tcPr>
+            <w:tcW w:w="1886" w:type="dxa"/>
+            <w:vAlign w:val="center"/>
+          </w:tcPr>
+          <w:p>
+            <w:pPr>
+              <w:rPr>
+                <w:b/>
+                <w:bCs/>
+              </w:rPr>
+            </w:pPr>
+            <w:r>
+              <w:t>Báo lỗi trùng mã tour, không cho phép lưu.</w:t>
+            </w:r>
+          </w:p>
+        </w:tc>
+      </w:tr>
+      <w:tr>
+        <w:trPr>
+          <w:trHeight w:val="144"/>
+        </w:trPr>
+        <w:tc>
+          <w:tcPr>
+            <w:tcW w:w="839" w:type="dxa"/>
+            <w:vAlign w:val="center"/>
+          </w:tcPr>
+          <w:p>
+            <w:pPr>
+              <w:rPr>
+                <w:b/>
+                <w:bCs/>
+              </w:rPr>
+            </w:pPr>
+            <w:r>
+              <w:rPr>
+                <w:b/>
+                <w:bCs/>
+              </w:rPr>
+              <w:lastRenderedPageBreak/>
+              <w:t>TC05</w:t>
+            </w:r>
+          </w:p>
+        </w:tc>
+        <w:tc>
+          <w:tcPr>
+            <w:tcW w:w="1078" w:type="dxa"/>
+            <w:vAlign w:val="center"/>
+          </w:tcPr>
+          <w:p>
+            <w:pPr>
+              <w:rPr>
+                <w:b/>
+                <w:bCs/>
+              </w:rPr>
+            </w:pPr>
+            <w:r>
+              <w:t>Tạo chuyến khách lẻ hợp lệ</w:t>
+            </w:r>
+          </w:p>
+        </w:tc>
+        <w:tc>
+          <w:tcPr>
+            <w:tcW w:w="2445" w:type="dxa"/>
+            <w:vAlign w:val="center"/>
+          </w:tcPr>
+          <w:p>
+            <w:pPr>
+              <w:rPr>
+                <w:b/>
+                <w:bCs/>
+              </w:rPr>
+            </w:pPr>
+            <w:r>
+              <w:t>MaChuyen: CL004, MaTour: T002, NgayDi: ngày tương lai, DiaDiemDon: Công viên 23/9</w:t>
+            </w:r>
+          </w:p>
+        </w:tc>
+        <w:tc>
+          <w:tcPr>
+            <w:tcW w:w="2811" w:type="dxa"/>
+            <w:vAlign w:val="center"/>
+          </w:tcPr>
+          <w:p>
+            <w:pPr>
+              <w:rPr>
+                <w:b/>
+                <w:bCs/>
+              </w:rPr>
+            </w:pPr>
+            <w:r>
+              <w:t>Hệ thống tự tính NgayVe = NgayDi + SoNgay - 1 và lưu chuyến với trạng thái "Mở đăng ký".</w:t>
+            </w:r>
+          </w:p>
+        </w:tc>
+        <w:tc>
+          <w:tcPr>
+            <w:tcW w:w="1886" w:type="dxa"/>
+            <w:vAlign w:val="center"/>
+          </w:tcPr>
+          <w:p>
+            <w:pPr>
+              <w:rPr>
+                <w:b/>
+                <w:bCs/>
+              </w:rPr>
+            </w:pPr>
+            <w:r>
+              <w:t>Tạo chuyến thành công, Ngày về được tính tự động chuẩn xác.</w:t>
+            </w:r>
+          </w:p>
+        </w:tc>
+      </w:tr>
+      <w:tr>
+        <w:trPr>
+          <w:trHeight w:val="144"/>
+        </w:trPr>
+        <w:tc>
+          <w:tcPr>
+            <w:tcW w:w="839" w:type="dxa"/>
+            <w:vAlign w:val="center"/>
+          </w:tcPr>
+          <w:p>
+            <w:pPr>
+              <w:rPr>
+                <w:b/>
+                <w:bCs/>
+              </w:rPr>
+            </w:pPr>
+            <w:r>
+              <w:rPr>
+                <w:b/>
+                <w:bCs/>
+              </w:rPr>
+              <w:t>TC06</w:t>
+            </w:r>
+          </w:p>
+        </w:tc>
+        <w:tc>
+          <w:tcPr>
+            <w:tcW w:w="1078" w:type="dxa"/>
+            <w:vAlign w:val="center"/>
+          </w:tcPr>
+          <w:p>
+            <w:pPr>
+              <w:rPr>
+                <w:b/>
+                <w:bCs/>
+              </w:rPr>
+            </w:pPr>
+            <w:r>
+              <w:t>Tạo chuyến lẻ Ngày đi không hợp lệ</w:t>
+            </w:r>
+          </w:p>
+        </w:tc>
+        <w:tc>
+          <w:tcPr>
+            <w:tcW w:w="2445" w:type="dxa"/>
+            <w:vAlign w:val="center"/>
+          </w:tcPr>
+          <w:p>
+            <w:pPr>
+              <w:rPr>
+                <w:b/>
+                <w:bCs/>
+              </w:rPr>
+            </w:pPr>
+            <w:r>
+              <w:t xml:space="preserve">MaChuyen: CL005, NgayDi </w:t>
+            </w:r>
+            <m:oMath>
+              <m:r>
+                <w:rPr>
+                  <w:rFonts w:ascii="Cambria Math" w:hAnsi="Cambria Math"/>
+                </w:rPr>
+                <m:t>≤</m:t>
+              </m:r>
+            </m:oMath>
+            <w:r>
+              <w:t xml:space="preserve"> Ngày hiện tại</w:t>
+            </w:r>
+          </w:p>
+        </w:tc>
+        <w:tc>
+          <w:tcPr>
+            <w:tcW w:w="2811" w:type="dxa"/>
+            <w:vAlign w:val="center"/>
+          </w:tcPr>
+          <w:p>
+            <w:pPr>
+              <w:rPr>
+                <w:b/>
+                <w:bCs/>
+              </w:rPr>
+            </w:pPr>
+            <w:r>
+              <w:t>Báo lỗi "Ngày khởi hành phải lớn hơn ngày hiện tại".</w:t>
+            </w:r>
+          </w:p>
+        </w:tc>
+        <w:tc>
+          <w:tcPr>
+            <w:tcW w:w="1886" w:type="dxa"/>
+            <w:vAlign w:val="center"/>
+          </w:tcPr>
+          <w:p>
+            <w:pPr>
+              <w:rPr>
+                <w:b/>
+                <w:bCs/>
+              </w:rPr>
+            </w:pPr>
+            <w:r>
+              <w:t>Hiện thông báo lỗi ngày đi không hợp lệ.</w:t>
+            </w:r>
+          </w:p>
+        </w:tc>
+      </w:tr>
+      <w:tr>
+        <w:trPr>
+          <w:trHeight w:val="144"/>
+        </w:trPr>
+        <w:tc>
+          <w:tcPr>
+            <w:tcW w:w="839" w:type="dxa"/>
+            <w:vAlign w:val="center"/>
+          </w:tcPr>
+          <w:p>
+            <w:pPr>
+              <w:rPr>
+                <w:b/>
+                <w:bCs/>
+              </w:rPr>
+            </w:pPr>
+            <w:r>
+              <w:rPr>
+                <w:b/>
+                <w:bCs/>
+              </w:rPr>
+              <w:t>TC07</w:t>
+            </w:r>
+          </w:p>
+        </w:tc>
+        <w:tc>
+          <w:tcPr>
+            <w:tcW w:w="1078" w:type="dxa"/>
+            <w:vAlign w:val="center"/>
+          </w:tcPr>
+          <w:p>
+            <w:pPr>
+              <w:rPr>
+                <w:b/>
+                <w:bCs/>
+              </w:rPr>
+            </w:pPr>
+            <w:r>
+              <w:t>Đóng đăng ký chuyến khách lẻ</w:t>
+            </w:r>
+          </w:p>
+        </w:tc>
+        <w:tc>
+          <w:tcPr>
+            <w:tcW w:w="2445" w:type="dxa"/>
+            <w:vAlign w:val="center"/>
+          </w:tcPr>
+          <w:p>
+            <w:pPr>
+              <w:rPr>
+                <w:b/>
+                <w:bCs/>
+              </w:rPr>
+            </w:pPr>
+            <w:r>
+              <w:t>Chọn chuyến CL001, bấm "Đóng đăng ký"</w:t>
+            </w:r>
+          </w:p>
+        </w:tc>
+        <w:tc>
+          <w:tcPr>
+            <w:tcW w:w="2811" w:type="dxa"/>
+            <w:vAlign w:val="center"/>
+          </w:tcPr>
+          <w:p>
+            <w:pPr>
+              <w:rPr>
+                <w:b/>
+                <w:bCs/>
+              </w:rPr>
+            </w:pPr>
+            <w:r>
+              <w:t>Cập nhật TrangThai của chuyến lẻ thành "Đóng đăng ký".</w:t>
+            </w:r>
+          </w:p>
+        </w:tc>
+        <w:tc>
+          <w:tcPr>
+            <w:tcW w:w="1886" w:type="dxa"/>
+            <w:vAlign w:val="center"/>
+          </w:tcPr>
+          <w:p>
+            <w:pPr>
+              <w:rPr>
+                <w:b/>
+                <w:bCs/>
+              </w:rPr>
+            </w:pPr>
+            <w:r>
+              <w:t>Chuyến chuyển trạng thái thành "Đóng đăng ký" thành công.</w:t>
+            </w:r>
+          </w:p>
+        </w:tc>
+      </w:tr>
+      <w:tr>
+        <w:trPr>
+          <w:trHeight w:val="144"/>
+        </w:trPr>
+        <w:tc>
+          <w:tcPr>
+            <w:tcW w:w="839" w:type="dxa"/>
+            <w:vAlign w:val="center"/>
+          </w:tcPr>
+          <w:p>
+            <w:pPr>
+              <w:rPr>
+                <w:b/>
+                <w:bCs/>
+              </w:rPr>
+            </w:pPr>
+            <w:r>
+              <w:rPr>
+                <w:b/>
+                <w:bCs/>
+              </w:rPr>
+              <w:t>TC08</w:t>
+            </w:r>
+          </w:p>
+        </w:tc>
+        <w:tc>
+          <w:tcPr>
+            <w:tcW w:w="1078" w:type="dxa"/>
+            <w:vAlign w:val="center"/>
+          </w:tcPr>
+          <w:p>
+            <w:pPr>
+              <w:rPr>
+                <w:b/>
+                <w:bCs/>
+              </w:rPr>
+            </w:pPr>
+            <w:r>
+              <w:t>Đăng ký khách lẻ hợp lệ</w:t>
+            </w:r>
+          </w:p>
+        </w:tc>
+        <w:tc>
+          <w:tcPr>
+            <w:tcW w:w="2445" w:type="dxa"/>
+            <w:vAlign w:val="center"/>
+          </w:tcPr>
+          <w:p>
+            <w:pPr>
+              <w:rPr>
+                <w:b/>
+                <w:bCs/>
+              </w:rPr>
+            </w:pPr>
+            <w:r>
+              <w:t xml:space="preserve">Chọn chuyến CL002 (còn mở), SoNguoi: 3, ThanhTien = </w:t>
+            </w:r>
+            <m:oMath>
+              <m:r>
+                <w:rPr>
+                  <w:rFonts w:ascii="Cambria Math" w:hAnsi="Cambria Math"/>
+                </w:rPr>
+                <m:t>3×</m:t>
+              </m:r>
+              <m:r>
+                <m:rPr>
+                  <m:nor/>
+                </m:rPr>
+                <m:t>Đơn giá</m:t>
+              </m:r>
+            </m:oMath>
+          </w:p>
+        </w:tc>
+        <w:tc>
+          <w:tcPr>
+            <w:tcW w:w="2811" w:type="dxa"/>
+            <w:vAlign w:val="center"/>
+          </w:tcPr>
+          <w:p>
+            <w:pPr>
+              <w:rPr>
+                <w:b/>
+                <w:bCs/>
+              </w:rPr>
+            </w:pPr>
+            <w:r>
+              <w:t>Tạo phiếu PhieuDangKyLe thành công với trạng thái "Đã đăng ký".</w:t>
+            </w:r>
+          </w:p>
+        </w:tc>
+        <w:tc>
+          <w:tcPr>
+            <w:tcW w:w="1886" w:type="dxa"/>
+            <w:vAlign w:val="center"/>
+          </w:tcPr>
+          <w:p>
+            <w:pPr>
+              <w:rPr>
+                <w:b/>
+                <w:bCs/>
+              </w:rPr>
+            </w:pPr>
+            <w:r>
+              <w:t>Lưu thành công, hiển thị đúng Thành tiền trên giao diện.</w:t>
+            </w:r>
+          </w:p>
+        </w:tc>
+      </w:tr>
+      <w:tr>
+        <w:trPr>
+          <w:trHeight w:val="144"/>
+        </w:trPr>
+        <w:tc>
+          <w:tcPr>
+            <w:tcW w:w="839" w:type="dxa"/>
+            <w:vAlign w:val="center"/>
+          </w:tcPr>
+          <w:p>
+            <w:pPr>
+              <w:rPr>
+                <w:b/>
+                <w:bCs/>
+              </w:rPr>
+            </w:pPr>
+            <w:r>
+              <w:rPr>
+                <w:b/>
+                <w:bCs/>
+              </w:rPr>
+              <w:t>TC09</w:t>
+            </w:r>
+          </w:p>
+        </w:tc>
+        <w:tc>
+          <w:tcPr>
+            <w:tcW w:w="1078" w:type="dxa"/>
+            <w:vAlign w:val="center"/>
+          </w:tcPr>
+          <w:p>
+            <w:pPr>
+              <w:rPr>
+                <w:b/>
+                <w:bCs/>
+              </w:rPr>
+            </w:pPr>
+            <w:r>
+              <w:t>Đăng ký khách lẻ sai quy định số người</w:t>
+            </w:r>
+          </w:p>
+        </w:tc>
+        <w:tc>
+          <w:tcPr>
+            <w:tcW w:w="2445" w:type="dxa"/>
+            <w:vAlign w:val="center"/>
+          </w:tcPr>
+          <w:p>
+            <w:pPr>
+              <w:rPr>
+                <w:b/>
+                <w:bCs/>
+              </w:rPr>
+            </w:pPr>
+            <w:r>
+              <w:t>Chọn chuyến CL002, nhập SoNguoi: 15 (</w:t>
+            </w:r>
+            <m:oMath>
+              <m:r>
+                <w:rPr>
+                  <w:rFonts w:ascii="Cambria Math" w:hAnsi="Cambria Math"/>
+                </w:rPr>
+                <m:t>≥12</m:t>
+              </m:r>
+            </m:oMath>
+            <w:r>
+              <w:t>)</w:t>
+            </w:r>
+          </w:p>
+        </w:tc>
+        <w:tc>
+          <w:tcPr>
+            <w:tcW w:w="2811" w:type="dxa"/>
+            <w:vAlign w:val="center"/>
+          </w:tcPr>
+          <w:p>
+            <w:pPr>
+              <w:rPr>
+                <w:b/>
+                <w:bCs/>
+              </w:rPr>
+            </w:pPr>
+            <w:r>
+              <w:t>Báo lỗi yêu cầu chuyển sang hình thức "Đăng ký theo đoàn".</w:t>
+            </w:r>
+          </w:p>
+        </w:tc>
+        <w:tc>
+          <w:tcPr>
+            <w:tcW w:w="1886" w:type="dxa"/>
+            <w:vAlign w:val="center"/>
+          </w:tcPr>
+          <w:p>
+            <w:pPr>
+              <w:rPr>
+                <w:b/>
+                <w:bCs/>
+              </w:rPr>
+            </w:pPr>
+            <w:r>
+              <w:t>Hiện thông báo từ chối và hướng dẫn đăng ký đoàn.</w:t>
+            </w:r>
+          </w:p>
+        </w:tc>
+      </w:tr>
+      <w:tr>
+        <w:trPr>
+          <w:trHeight w:val="144"/>
+        </w:trPr>
+        <w:tc>
+          <w:tcPr>
+            <w:tcW w:w="839" w:type="dxa"/>
+            <w:vAlign w:val="center"/>
+          </w:tcPr>
+          <w:p>
+            <w:pPr>
+              <w:rPr>
+                <w:b/>
+                <w:bCs/>
+              </w:rPr>
+            </w:pPr>
+            <w:r>
+              <w:rPr>
+                <w:b/>
+                <w:bCs/>
+              </w:rPr>
+              <w:t>TC10</w:t>
+            </w:r>
+          </w:p>
+        </w:tc>
+        <w:tc>
+          <w:tcPr>
+            <w:tcW w:w="1078" w:type="dxa"/>
+            <w:vAlign w:val="center"/>
+          </w:tcPr>
+          <w:p>
+            <w:pPr>
+              <w:rPr>
+                <w:b/>
+                <w:bCs/>
+              </w:rPr>
+            </w:pPr>
+            <w:r>
+              <w:t>Đăng ký khách lẻ vào chuyến đã đóng</w:t>
+            </w:r>
+          </w:p>
+        </w:tc>
+        <w:tc>
+          <w:tcPr>
+            <w:tcW w:w="2445" w:type="dxa"/>
+            <w:vAlign w:val="center"/>
+          </w:tcPr>
+          <w:p>
+            <w:pPr>
+              <w:rPr>
+                <w:b/>
+                <w:bCs/>
+              </w:rPr>
+            </w:pPr>
+            <w:r>
+              <w:t>Chọn chuyến CL001 (trạng thái "Đóng đăng ký")</w:t>
+            </w:r>
+          </w:p>
+        </w:tc>
+        <w:tc>
+          <w:tcPr>
+            <w:tcW w:w="2811" w:type="dxa"/>
+            <w:vAlign w:val="center"/>
+          </w:tcPr>
+          <w:p>
+            <w:pPr>
+              <w:rPr>
+                <w:b/>
+                <w:bCs/>
+              </w:rPr>
+            </w:pPr>
+            <w:r>
+              <w:t>Báo lỗi chuyến đi đã đóng đăng ký, không cho lập phiếu.</w:t>
+            </w:r>
+          </w:p>
+        </w:tc>
+        <w:tc>
+          <w:tcPr>
+            <w:tcW w:w="1886" w:type="dxa"/>
+            <w:vAlign w:val="center"/>
+          </w:tcPr>
+          <w:p>
+            <w:pPr>
+              <w:rPr>
+                <w:b/>
+                <w:bCs/>
+              </w:rPr>
+            </w:pPr>
+            <w:r>
+              <w:t>Báo lỗi chuyến đã đóng đăng ký thành công.</w:t>
+            </w:r>
+          </w:p>
+        </w:tc>
+      </w:tr>
+      <w:tr>
+        <w:trPr>
+          <w:trHeight w:val="144"/>
+        </w:trPr>
+        <w:tc>
+          <w:tcPr>
+            <w:tcW w:w="839" w:type="dxa"/>
+            <w:vAlign w:val="center"/>
+          </w:tcPr>
+          <w:p>
+            <w:pPr>
+              <w:rPr>
+                <w:b/>
+                <w:bCs/>
+              </w:rPr>
+            </w:pPr>
+            <w:r>
+              <w:rPr>
+                <w:b/>
+                <w:bCs/>
+              </w:rPr>
+              <w:t>TC11</w:t>
+            </w:r>
+          </w:p>
+        </w:tc>
+        <w:tc>
+          <w:tcPr>
+            <w:tcW w:w="1078" w:type="dxa"/>
+            <w:vAlign w:val="center"/>
+          </w:tcPr>
+          <w:p>
+            <w:pPr>
+              <w:rPr>
+                <w:b/>
+                <w:bCs/>
+              </w:rPr>
+            </w:pPr>
+            <w:r>
+              <w:t>Lập phiếu đăng ký đoàn hợp lệ</w:t>
+            </w:r>
+          </w:p>
+        </w:tc>
+        <w:tc>
+          <w:tcPr>
+            <w:tcW w:w="2445" w:type="dxa"/>
+            <w:vAlign w:val="center"/>
+          </w:tcPr>
+          <w:p>
+            <w:pPr>
+              <w:rPr>
+                <w:b/>
+                <w:bCs/>
+              </w:rPr>
+            </w:pPr>
+            <w:r>
+              <w:t>Nhập thông tin đoàn khách, SoNguoi: 20 (</w:t>
+            </w:r>
+            <m:oMath>
+              <m:r>
+                <w:rPr>
+                  <w:rFonts w:ascii="Cambria Math" w:hAnsi="Cambria Math"/>
+                </w:rPr>
+                <m:t>≥12</m:t>
+              </m:r>
+            </m:oMath>
+            <w:r>
+              <w:t xml:space="preserve">), NgayDi hợp lệ, TienCoc </w:t>
+            </w:r>
+            <m:oMath>
+              <m:r>
+                <w:rPr>
+                  <w:rFonts w:ascii="Cambria Math" w:hAnsi="Cambria Math"/>
+                </w:rPr>
+                <m:t>&gt;0</m:t>
+              </m:r>
+            </m:oMath>
+          </w:p>
+        </w:tc>
+        <w:tc>
+          <w:tcPr>
+            <w:tcW w:w="2811" w:type="dxa"/>
+            <w:vAlign w:val="center"/>
+          </w:tcPr>
+          <w:p>
+            <w:pPr>
+              <w:rPr>
+                <w:b/>
+                <w:bCs/>
+              </w:rPr>
+            </w:pPr>
+            <w:r>
+              <w:t>Tạo phiếu PhieuDangKyDoan thành công trong 1 Transaction, tự tính NgayKetThucDuKien và TongTienDuKien.</w:t>
+            </w:r>
+          </w:p>
+        </w:tc>
+        <w:tc>
+          <w:tcPr>
+            <w:tcW w:w="1886" w:type="dxa"/>
+            <w:vAlign w:val="center"/>
+          </w:tcPr>
+          <w:p>
+            <w:pPr>
+              <w:rPr>
+                <w:b/>
+                <w:bCs/>
+              </w:rPr>
+            </w:pPr>
+            <w:r>
+              <w:t>Lưu thông tin đoàn và phiếu đoàn thành công, hiển thị chính xác.</w:t>
+            </w:r>
+          </w:p>
+        </w:tc>
+      </w:tr>
+      <w:tr>
+        <w:trPr>
+          <w:trHeight w:val="1464"/>
+        </w:trPr>
+        <w:tc>
+          <w:tcPr>
+            <w:tcW w:w="839" w:type="dxa"/>
+            <w:vAlign w:val="center"/>
+          </w:tcPr>
+          <w:p>
+            <w:pPr>
+              <w:rPr>
+                <w:b/>
+                <w:bCs/>
+              </w:rPr>
+            </w:pPr>
+            <w:r>
+              <w:rPr>
+                <w:b/>
+                <w:bCs/>
+              </w:rPr>
+              <w:t>TC12</w:t>
+            </w:r>
+          </w:p>
+        </w:tc>
+        <w:tc>
+          <w:tcPr>
+            <w:tcW w:w="1078" w:type="dxa"/>
+            <w:vAlign w:val="center"/>
+          </w:tcPr>
+          <w:p>
+            <w:pPr>
+              <w:rPr>
+                <w:b/>
+                <w:bCs/>
+              </w:rPr>
+            </w:pPr>
+            <w:r>
+              <w:t>Lập phiếu đoàn số người không đủ</w:t>
+            </w:r>
+          </w:p>
+        </w:tc>
+        <w:tc>
+          <w:tcPr>
+            <w:tcW w:w="2445" w:type="dxa"/>
+            <w:vAlign w:val="center"/>
+          </w:tcPr>
+          <w:p>
+            <w:pPr>
+              <w:rPr>
+                <w:b/>
+                <w:bCs/>
+              </w:rPr>
+            </w:pPr>
+            <w:r>
+              <w:t>Nhập thông tin đoàn khách, nhập SoNguoi: 8 (</w:t>
+            </w:r>
+            <m:oMath>
+              <m:r>
+                <w:rPr>
+                  <w:rFonts w:ascii="Cambria Math" w:hAnsi="Cambria Math"/>
+                </w:rPr>
+                <m:t>&lt;12</m:t>
+              </m:r>
+            </m:oMath>
+            <w:r>
+              <w:t>)</w:t>
+            </w:r>
+          </w:p>
+        </w:tc>
+        <w:tc>
+          <w:tcPr>
+            <w:tcW w:w="2811" w:type="dxa"/>
+            <w:vAlign w:val="center"/>
+          </w:tcPr>
+          <w:p>
+            <w:pPr>
+              <w:rPr>
+                <w:b/>
+                <w:bCs/>
+              </w:rPr>
+            </w:pPr>
+            <w:r>
+              <w:t>Báo lỗi "Khách đoàn phải từ 12 người trở lên".</w:t>
+            </w:r>
+          </w:p>
+        </w:tc>
+        <w:tc>
+          <w:tcPr>
+            <w:tcW w:w="1886" w:type="dxa"/>
+            <w:vAlign w:val="center"/>
+          </w:tcPr>
+          <w:p>
+            <w:pPr>
+              <w:rPr>
+                <w:b/>
+                <w:bCs/>
+              </w:rPr>
+            </w:pPr>
+            <w:r>
+              <w:t>Hiện thông báo lỗi số lượng người không đủ quy định đoàn.</w:t>
+            </w:r>
+          </w:p>
+        </w:tc>
+      </w:tr>
+      <w:tr>
+        <w:trPr>
+          <w:trHeight w:val="144"/>
+        </w:trPr>
+        <w:tc>
+          <w:tcPr>
+            <w:tcW w:w="839" w:type="dxa"/>
+            <w:vAlign w:val="center"/>
+          </w:tcPr>
+          <w:p>
+            <w:pPr>
+              <w:rPr>
+                <w:b/>
+                <w:bCs/>
+              </w:rPr>
+            </w:pPr>
+            <w:r>
+              <w:rPr>
+                <w:b/>
+                <w:bCs/>
+              </w:rPr>
+              <w:t>TC13</w:t>
+            </w:r>
+          </w:p>
+        </w:tc>
+        <w:tc>
+          <w:tcPr>
+            <w:tcW w:w="1078" w:type="dxa"/>
+            <w:vAlign w:val="center"/>
+          </w:tcPr>
+          <w:p>
+            <w:pPr>
+              <w:rPr>
+                <w:b/>
+                <w:bCs/>
+              </w:rPr>
+            </w:pPr>
+            <w:r>
+              <w:t>Lập phiếu đoàn mua bảo hiểm</w:t>
+            </w:r>
+          </w:p>
+        </w:tc>
+        <w:tc>
+          <w:tcPr>
+            <w:tcW w:w="2445" w:type="dxa"/>
+            <w:vAlign w:val="center"/>
+          </w:tcPr>
+          <w:p>
+            <w:pPr>
+              <w:rPr>
+                <w:b/>
+                <w:bCs/>
+              </w:rPr>
+            </w:pPr>
+            <w:r>
+              <w:t>Đánh dấu chọn "Mua bảo hiểm", nhập danh sách thành viên đi kèm</w:t>
+            </w:r>
+          </w:p>
+        </w:tc>
+        <w:tc>
+          <w:tcPr>
+            <w:tcW w:w="2811" w:type="dxa"/>
+            <w:vAlign w:val="center"/>
+          </w:tcPr>
+          <w:p>
+            <w:pPr>
+              <w:rPr>
+                <w:b/>
+                <w:bCs/>
+              </w:rPr>
+            </w:pPr>
+            <w:r>
+              <w:t>Lưu thông tin phiếu đoàn cùng các dòng chi tiết ThanhVienDoan trong cùng Transaction.</w:t>
+            </w:r>
+          </w:p>
+        </w:tc>
+        <w:tc>
+          <w:tcPr>
+            <w:tcW w:w="1886" w:type="dxa"/>
+            <w:vAlign w:val="center"/>
+          </w:tcPr>
+          <w:p>
+            <w:pPr>
+              <w:rPr>
+                <w:b/>
+                <w:bCs/>
+              </w:rPr>
+            </w:pPr>
+            <w:r>
+              <w:t>Lưu đầy đủ danh sách thành viên đoàn mua bảo hiểm vào CSDL.</w:t>
+            </w:r>
+          </w:p>
+        </w:tc>
+      </w:tr>
+      <w:tr>
+        <w:trPr>
+          <w:trHeight w:val="144"/>
+        </w:trPr>
+        <w:tc>
+          <w:tcPr>
+            <w:tcW w:w="839" w:type="dxa"/>
+            <w:vAlign w:val="center"/>
+          </w:tcPr>
+          <w:p>
+            <w:pPr>
+              <w:rPr>
+                <w:b/>
+                <w:bCs/>
+              </w:rPr>
+            </w:pPr>
+            <w:r>
+              <w:rPr>
+                <w:b/>
+                <w:bCs/>
+              </w:rPr>
+              <w:lastRenderedPageBreak/>
+              <w:t>TC14</w:t>
+            </w:r>
+          </w:p>
+        </w:tc>
+        <w:tc>
+          <w:tcPr>
+            <w:tcW w:w="1078" w:type="dxa"/>
+            <w:vAlign w:val="center"/>
+          </w:tcPr>
+          <w:p>
+            <w:pPr>
+              <w:rPr>
+                <w:b/>
+                <w:bCs/>
+              </w:rPr>
+            </w:pPr>
+            <w:r>
+              <w:t>Hủy phiếu đăng ký đoàn (mất cọc)</w:t>
+            </w:r>
+          </w:p>
+        </w:tc>
+        <w:tc>
+          <w:tcPr>
+            <w:tcW w:w="2445" w:type="dxa"/>
+            <w:vAlign w:val="center"/>
+          </w:tcPr>
+          <w:p>
+            <w:pPr>
+              <w:rPr>
+                <w:b/>
+                <w:bCs/>
+              </w:rPr>
+            </w:pPr>
+            <w:r>
+              <w:t>Chọn phiếu đoàn DD001 (đang "Đã đăng ký" và trước ngày đi), bấm "Hủy phiếu"</w:t>
+            </w:r>
+          </w:p>
+        </w:tc>
+        <w:tc>
+          <w:tcPr>
+            <w:tcW w:w="2811" w:type="dxa"/>
+            <w:vAlign w:val="center"/>
+          </w:tcPr>
+          <w:p>
+            <w:pPr>
+              <w:rPr>
+                <w:b/>
+                <w:bCs/>
+              </w:rPr>
+            </w:pPr>
+            <w:r>
+              <w:t>Gỡ phân công HDV liên quan (nếu có), cập nhật TrangThai = "Hủy - mất cọc" trong Transaction.</w:t>
+            </w:r>
+          </w:p>
+        </w:tc>
+        <w:tc>
+          <w:tcPr>
+            <w:tcW w:w="1886" w:type="dxa"/>
+            <w:vAlign w:val="center"/>
+          </w:tcPr>
+          <w:p>
+            <w:pPr>
+              <w:rPr>
+                <w:b/>
+                <w:bCs/>
+              </w:rPr>
+            </w:pPr>
+            <w:r>
+              <w:t>Hủy phiếu thành công, chuyển trạng thái và gỡ lịch phân công HDV.</w:t>
+            </w:r>
+          </w:p>
+        </w:tc>
+      </w:tr>
+      <w:tr>
+        <w:trPr>
+          <w:trHeight w:val="144"/>
+        </w:trPr>
+        <w:tc>
+          <w:tcPr>
+            <w:tcW w:w="839" w:type="dxa"/>
+            <w:vAlign w:val="center"/>
+          </w:tcPr>
+          <w:p>
+            <w:pPr>
+              <w:rPr>
+                <w:b/>
+                <w:bCs/>
+              </w:rPr>
+            </w:pPr>
+            <w:r>
+              <w:rPr>
+                <w:b/>
+                <w:bCs/>
+              </w:rPr>
+              <w:t>TC15</w:t>
+            </w:r>
+          </w:p>
+        </w:tc>
+        <w:tc>
+          <w:tcPr>
+            <w:tcW w:w="1078" w:type="dxa"/>
+            <w:vAlign w:val="center"/>
+          </w:tcPr>
+          <w:p>
+            <w:pPr>
+              <w:rPr>
+                <w:b/>
+                <w:bCs/>
+              </w:rPr>
+            </w:pPr>
+            <w:r>
+              <w:t>Hủy phiếu đoàn không hợp lệ</w:t>
+            </w:r>
+          </w:p>
+        </w:tc>
+        <w:tc>
+          <w:tcPr>
+            <w:tcW w:w="2445" w:type="dxa"/>
+            <w:vAlign w:val="center"/>
+          </w:tcPr>
+          <w:p>
+            <w:pPr>
+              <w:rPr>
+                <w:b/>
+                <w:bCs/>
+              </w:rPr>
+            </w:pPr>
+            <w:r>
+              <w:t xml:space="preserve">Chọn phiếu đoàn đã hủy hoặc có NgayDi </w:t>
+            </w:r>
+            <m:oMath>
+              <m:r>
+                <w:rPr>
+                  <w:rFonts w:ascii="Cambria Math" w:hAnsi="Cambria Math"/>
+                </w:rPr>
+                <m:t>≤</m:t>
+              </m:r>
+            </m:oMath>
+            <w:r>
+              <w:t xml:space="preserve"> Ngày hiện tại</w:t>
+            </w:r>
+          </w:p>
+        </w:tc>
+        <w:tc>
+          <w:tcPr>
+            <w:tcW w:w="2811" w:type="dxa"/>
+            <w:vAlign w:val="center"/>
+          </w:tcPr>
+          <w:p>
+            <w:pPr>
+              <w:rPr>
+                <w:b/>
+                <w:bCs/>
+              </w:rPr>
+            </w:pPr>
+            <w:r>
+              <w:t>Báo lỗi "Chỉ được hủy phiếu đang ở trạng thái Đã đăng ký và trước ngày đi".</w:t>
+            </w:r>
+          </w:p>
+        </w:tc>
+        <w:tc>
+          <w:tcPr>
+            <w:tcW w:w="1886" w:type="dxa"/>
+            <w:vAlign w:val="center"/>
+          </w:tcPr>
+          <w:p>
+            <w:pPr>
+              <w:rPr>
+                <w:b/>
+                <w:bCs/>
+              </w:rPr>
+            </w:pPr>
+            <w:r>
+              <w:t>Hiện thông báo không thể hủy phiếu.</w:t>
+            </w:r>
+          </w:p>
+        </w:tc>
+      </w:tr>
+      <w:tr>
+        <w:trPr>
+          <w:trHeight w:val="144"/>
+        </w:trPr>
+        <w:tc>
+          <w:tcPr>
+            <w:tcW w:w="839" w:type="dxa"/>
+            <w:vAlign w:val="center"/>
+          </w:tcPr>
+          <w:p>
+            <w:pPr>
+              <w:rPr>
+                <w:b/>
+                <w:bCs/>
+              </w:rPr>
+            </w:pPr>
+            <w:r>
+              <w:rPr>
+                <w:b/>
+                <w:bCs/>
+              </w:rPr>
+              <w:t>TC16</w:t>
+            </w:r>
+          </w:p>
+        </w:tc>
+        <w:tc>
+          <w:tcPr>
+            <w:tcW w:w="1078" w:type="dxa"/>
+            <w:vAlign w:val="center"/>
+          </w:tcPr>
+          <w:p>
+            <w:pPr>
+              <w:rPr>
+                <w:b/>
+                <w:bCs/>
+              </w:rPr>
+            </w:pPr>
+            <w:r>
+              <w:t>Phân công HDV cho chuyến lẻ</w:t>
+            </w:r>
+          </w:p>
+        </w:tc>
+        <w:tc>
+          <w:tcPr>
+            <w:tcW w:w="2445" w:type="dxa"/>
+            <w:vAlign w:val="center"/>
+          </w:tcPr>
+          <w:p>
+            <w:pPr>
+              <w:rPr>
+                <w:b/>
+                <w:bCs/>
+              </w:rPr>
+            </w:pPr>
+            <w:r>
+              <w:t>Chọn HDV HDV01, chọn LoaiPhanCong: 'E' (Chuyến lẻ), chọn chuyến CL002</w:t>
+            </w:r>
+          </w:p>
+        </w:tc>
+        <w:tc>
+          <w:tcPr>
+            <w:tcW w:w="2811" w:type="dxa"/>
+            <w:vAlign w:val="center"/>
+          </w:tcPr>
+          <w:p>
+            <w:pPr>
+              <w:rPr>
+                <w:b/>
+                <w:bCs/>
+              </w:rPr>
+            </w:pPr>
+            <w:r>
+              <w:t>Lưu thông tin phân công vào PhanCongHDV với thời gian bắt đầu/kết thúc tương ứng với chuyến.</w:t>
+            </w:r>
+          </w:p>
+        </w:tc>
+        <w:tc>
+          <w:tcPr>
+            <w:tcW w:w="1886" w:type="dxa"/>
+            <w:vAlign w:val="center"/>
+          </w:tcPr>
+          <w:p>
+            <w:pPr>
+              <w:rPr>
+                <w:b/>
+                <w:bCs/>
+              </w:rPr>
+            </w:pPr>
+            <w:r>
+              <w:t>Phân công HDV thành công.</w:t>
+            </w:r>
+          </w:p>
+        </w:tc>
+      </w:tr>
+      <w:tr>
+        <w:trPr>
+          <w:trHeight w:val="144"/>
+        </w:trPr>
+        <w:tc>
+          <w:tcPr>
+            <w:tcW w:w="839" w:type="dxa"/>
+            <w:vAlign w:val="center"/>
+          </w:tcPr>
+          <w:p>
+            <w:pPr>
+              <w:rPr>
+                <w:b/>
+                <w:bCs/>
+              </w:rPr>
+            </w:pPr>
+            <w:r>
+              <w:rPr>
+                <w:b/>
+                <w:bCs/>
+              </w:rPr>
+              <w:t>TC17</w:t>
+            </w:r>
+          </w:p>
+        </w:tc>
+        <w:tc>
+          <w:tcPr>
+            <w:tcW w:w="1078" w:type="dxa"/>
+            <w:vAlign w:val="center"/>
+          </w:tcPr>
+          <w:p>
+            <w:pPr>
+              <w:rPr>
+                <w:b/>
+                <w:bCs/>
+              </w:rPr>
+            </w:pPr>
+            <w:r>
+              <w:t>Kiểm tra 1 chuyến lẻ chỉ có 1 HDV</w:t>
+            </w:r>
+          </w:p>
+        </w:tc>
+        <w:tc>
+          <w:tcPr>
+            <w:tcW w:w="2445" w:type="dxa"/>
+            <w:vAlign w:val="center"/>
+          </w:tcPr>
+          <w:p>
+            <w:pPr>
+              <w:rPr>
+                <w:b/>
+                <w:bCs/>
+              </w:rPr>
+            </w:pPr>
+            <w:r>
+              <w:t>Phân công tiếp HDV HDV02 cho chuyến CL002 (đã có HDV01)</w:t>
+            </w:r>
+          </w:p>
+        </w:tc>
+        <w:tc>
+          <w:tcPr>
+            <w:tcW w:w="2811" w:type="dxa"/>
+            <w:vAlign w:val="center"/>
+          </w:tcPr>
+          <w:p>
+            <w:pPr>
+              <w:rPr>
+                <w:b/>
+                <w:bCs/>
+              </w:rPr>
+            </w:pPr>
+            <w:r>
+              <w:t>Báo lỗi "Mỗi chuyến khách lẻ chỉ được phân công 1 HDV".</w:t>
+            </w:r>
+          </w:p>
+        </w:tc>
+        <w:tc>
+          <w:tcPr>
+            <w:tcW w:w="1886" w:type="dxa"/>
+            <w:vAlign w:val="center"/>
+          </w:tcPr>
+          <w:p>
+            <w:pPr>
+              <w:rPr>
+                <w:b/>
+                <w:bCs/>
+              </w:rPr>
+            </w:pPr>
+            <w:r>
+              <w:t>Báo lỗi đúng quy tắc BR05.</w:t>
+            </w:r>
+          </w:p>
+        </w:tc>
+      </w:tr>
+      <w:tr>
+        <w:trPr>
+          <w:trHeight w:val="144"/>
+        </w:trPr>
+        <w:tc>
+          <w:tcPr>
+            <w:tcW w:w="839" w:type="dxa"/>
+            <w:vAlign w:val="center"/>
+          </w:tcPr>
+          <w:p>
+            <w:pPr>
+              <w:rPr>
+                <w:b/>
+                <w:bCs/>
+              </w:rPr>
+            </w:pPr>
+            <w:r>
+              <w:rPr>
+                <w:b/>
+                <w:bCs/>
+              </w:rPr>
+              <w:t>TC18</w:t>
+            </w:r>
+          </w:p>
+        </w:tc>
+        <w:tc>
+          <w:tcPr>
+            <w:tcW w:w="1078" w:type="dxa"/>
+            <w:vAlign w:val="center"/>
+          </w:tcPr>
+          <w:p>
+            <w:pPr>
+              <w:rPr>
+                <w:b/>
+                <w:bCs/>
+              </w:rPr>
+            </w:pPr>
+            <w:r>
+              <w:t>Kiểm tra chống chồng chéo lịch HDV</w:t>
+            </w:r>
+          </w:p>
+        </w:tc>
+        <w:tc>
+          <w:tcPr>
+            <w:tcW w:w="2445" w:type="dxa"/>
+            <w:vAlign w:val="center"/>
+          </w:tcPr>
+          <w:p>
+            <w:pPr>
+              <w:rPr>
+                <w:b/>
+                <w:bCs/>
+              </w:rPr>
+            </w:pPr>
+            <w:r>
+              <w:t>Phân công HDV HDV01 vào một đoàn/chuyến khác trùng khoảng thời gian</w:t>
+            </w:r>
+          </w:p>
+        </w:tc>
+        <w:tc>
+          <w:tcPr>
+            <w:tcW w:w="2811" w:type="dxa"/>
+            <w:vAlign w:val="center"/>
+          </w:tcPr>
+          <w:p>
+            <w:pPr>
+              <w:rPr>
+                <w:b/>
+                <w:bCs/>
+              </w:rPr>
+            </w:pPr>
+            <w:r>
+              <w:t>Báo lỗi "HDV đã bị trùng lịch làm việc trong khoảng thời gian này".</w:t>
+            </w:r>
+          </w:p>
+        </w:tc>
+        <w:tc>
+          <w:tcPr>
+            <w:tcW w:w="1886" w:type="dxa"/>
+            <w:vAlign w:val="center"/>
+          </w:tcPr>
+          <w:p>
+            <w:pPr>
+              <w:rPr>
+                <w:b/>
+                <w:bCs/>
+              </w:rPr>
+            </w:pPr>
+            <w:r>
+              <w:t>Báo lỗi trùng lịch làm việc đúng quy tắc BR06.</w:t>
+            </w:r>
+          </w:p>
+        </w:tc>
+      </w:tr>
+      <w:tr>
+        <w:trPr>
+          <w:trHeight w:val="144"/>
+        </w:trPr>
+        <w:tc>
+          <w:tcPr>
+            <w:tcW w:w="839" w:type="dxa"/>
+            <w:vAlign w:val="center"/>
+          </w:tcPr>
+          <w:p>
+            <w:pPr>
+              <w:rPr>
+                <w:b/>
+                <w:bCs/>
+              </w:rPr>
+            </w:pPr>
+            <w:r>
+              <w:rPr>
+                <w:b/>
+                <w:bCs/>
+              </w:rPr>
+              <w:t>TC19</w:t>
+            </w:r>
+          </w:p>
+        </w:tc>
+        <w:tc>
+          <w:tcPr>
+            <w:tcW w:w="1078" w:type="dxa"/>
+            <w:vAlign w:val="center"/>
+          </w:tcPr>
+          <w:p>
+            <w:pPr>
+              <w:rPr>
+                <w:b/>
+                <w:bCs/>
+              </w:rPr>
+            </w:pPr>
+            <w:r>
+              <w:t>Thanh toán kinh phí đoàn sau tour</w:t>
+            </w:r>
+          </w:p>
+        </w:tc>
+        <w:tc>
+          <w:tcPr>
+            <w:tcW w:w="2445" w:type="dxa"/>
+            <w:vAlign w:val="center"/>
+          </w:tcPr>
+          <w:p>
+            <w:pPr>
+              <w:rPr>
+                <w:b/>
+                <w:bCs/>
+              </w:rPr>
+            </w:pPr>
+            <w:r>
+              <w:t>Chọn đoàn DD002, nhập SoTien thanh toán đợt tiếp theo</w:t>
+            </w:r>
+          </w:p>
+        </w:tc>
+        <w:tc>
+          <w:tcPr>
+            <w:tcW w:w="2811" w:type="dxa"/>
+            <w:vAlign w:val="center"/>
+          </w:tcPr>
+          <w:p>
+            <w:pPr>
+              <w:rPr>
+                <w:b/>
+                <w:bCs/>
+              </w:rPr>
+            </w:pPr>
+            <w:r>
+              <w:t>Lưu record vào PhieuThanhToanDoan, cập nhật lại số tiền DaThanhToan và ConLai.</w:t>
+            </w:r>
+          </w:p>
+        </w:tc>
+        <w:tc>
+          <w:tcPr>
+            <w:tcW w:w="1886" w:type="dxa"/>
+            <w:vAlign w:val="center"/>
+          </w:tcPr>
+          <w:p>
+            <w:pPr>
+              <w:rPr>
+                <w:b/>
+                <w:bCs/>
+              </w:rPr>
+            </w:pPr>
+            <w:r>
+              <w:t>Lập phiếu thanh toán thành công, tự động cập nhật lại dư nợ còn lại.</w:t>
+            </w:r>
+          </w:p>
+        </w:tc>
+      </w:tr>
+      <w:tr>
+        <w:trPr>
+          <w:trHeight w:val="876"/>
+        </w:trPr>
+        <w:tc>
+          <w:tcPr>
+            <w:tcW w:w="839" w:type="dxa"/>
+            <w:vAlign w:val="center"/>
+          </w:tcPr>
+          <w:p>
+            <w:pPr>
+              <w:rPr>
+                <w:b/>
+                <w:bCs/>
+              </w:rPr>
+            </w:pPr>
+            <w:r>
+              <w:rPr>
+                <w:b/>
+                <w:bCs/>
+              </w:rPr>
+              <w:t>TC20</w:t>
+            </w:r>
+          </w:p>
+        </w:tc>
+        <w:tc>
+          <w:tcPr>
+            <w:tcW w:w="1078" w:type="dxa"/>
+            <w:vAlign w:val="center"/>
+          </w:tcPr>
+          <w:p>
+            <w:pPr>
+              <w:rPr>
+                <w:b/>
+                <w:bCs/>
+              </w:rPr>
+            </w:pPr>
+            <w:r>
+              <w:t>Thanh toán đoàn quá số tiền còn lại</w:t>
+            </w:r>
+          </w:p>
+        </w:tc>
+        <w:tc>
+          <w:tcPr>
+            <w:tcW w:w="2445" w:type="dxa"/>
+            <w:vAlign w:val="center"/>
+          </w:tcPr>
+          <w:p>
+            <w:pPr>
+              <w:rPr>
+                <w:b/>
+                <w:bCs/>
+              </w:rPr>
+            </w:pPr>
+            <w:r>
+              <w:t>Chọn đoàn DD002 (còn nợ 36.000.000), nhập SoTien: 40.000.000</w:t>
+            </w:r>
+          </w:p>
+        </w:tc>
+        <w:tc>
+          <w:tcPr>
+            <w:tcW w:w="2811" w:type="dxa"/>
+            <w:vAlign w:val="center"/>
+          </w:tcPr>
+          <w:p>
+            <w:pPr>
+              <w:rPr>
+                <w:b/>
+                <w:bCs/>
+              </w:rPr>
+            </w:pPr>
+            <w:r>
+              <w:t>Báo lỗi "Số tiền thanh toán vượt quá số tiền còn nợ của đoàn".</w:t>
+            </w:r>
+          </w:p>
+        </w:tc>
+        <w:tc>
+          <w:tcPr>
+            <w:tcW w:w="1886" w:type="dxa"/>
+            <w:vAlign w:val="center"/>
+          </w:tcPr>
+          <w:p>
+            <w:pPr>
+              <w:rPr>
+                <w:b/>
+                <w:bCs/>
+              </w:rPr>
+            </w:pPr>
+            <w:r>
+              <w:t>Báo lỗi vượt quá dư nợ còn lại thành công.</w:t>
+            </w:r>
+          </w:p>
+        </w:tc>
+      </w:tr>
+      <w:tr>
+        <w:trPr>
+          <w:trHeight w:val="144"/>
+        </w:trPr>
+        <w:tc>
+          <w:tcPr>
+            <w:tcW w:w="839" w:type="dxa"/>
+            <w:vAlign w:val="center"/>
+          </w:tcPr>
+          <w:p>
+            <w:pPr>
+              <w:rPr>
+                <w:b/>
+                <w:bCs/>
+              </w:rPr>
+            </w:pPr>
+            <w:r>
+              <w:rPr>
+                <w:b/>
+                <w:bCs/>
+              </w:rPr>
+              <w:t>TC21</w:t>
+            </w:r>
+          </w:p>
+        </w:tc>
+        <w:tc>
+          <w:tcPr>
+            <w:tcW w:w="1078" w:type="dxa"/>
+            <w:vAlign w:val="center"/>
+          </w:tcPr>
+          <w:p>
+            <w:pPr>
+              <w:rPr>
+                <w:b/>
+                <w:bCs/>
+              </w:rPr>
+            </w:pPr>
+            <w:r>
+              <w:t>Hoàn tất thanh toán tiền đoàn</w:t>
+            </w:r>
+          </w:p>
+        </w:tc>
+        <w:tc>
+          <w:tcPr>
+            <w:tcW w:w="2445" w:type="dxa"/>
+            <w:vAlign w:val="center"/>
+          </w:tcPr>
+          <w:p>
+            <w:pPr>
+              <w:rPr>
+                <w:b/>
+                <w:bCs/>
+              </w:rPr>
+            </w:pPr>
+            <w:r>
+              <w:t>Thanh toán đủ số tiền ConLai của phiếu đoàn</w:t>
+            </w:r>
+          </w:p>
+        </w:tc>
+        <w:tc>
+          <w:tcPr>
+            <w:tcW w:w="2811" w:type="dxa"/>
+            <w:vAlign w:val="center"/>
+          </w:tcPr>
+          <w:p>
+            <w:pPr>
+              <w:rPr>
+                <w:b/>
+                <w:bCs/>
+              </w:rPr>
+            </w:pPr>
+            <w:r>
+              <w:t>Cập nhật TrangThai của PhieuDangKyDoan thành "Đã hoàn tất thanh toán".</w:t>
+            </w:r>
+          </w:p>
+        </w:tc>
+        <w:tc>
+          <w:tcPr>
+            <w:tcW w:w="1886" w:type="dxa"/>
+            <w:vAlign w:val="center"/>
+          </w:tcPr>
+          <w:p>
+            <w:pPr>
+              <w:rPr>
+                <w:b/>
+                <w:bCs/>
+              </w:rPr>
+            </w:pPr>
+            <w:r>
+              <w:t>Cập nhật trạng thái phiếu đoàn thành "Đã hoàn tất thanh toán".</w:t>
+            </w:r>
+          </w:p>
+        </w:tc>
+      </w:tr>
+      <w:tr>
+        <w:trPr>
+          <w:trHeight w:val="144"/>
+        </w:trPr>
+        <w:tc>
+          <w:tcPr>
+            <w:tcW w:w="839" w:type="dxa"/>
+            <w:vAlign w:val="center"/>
+          </w:tcPr>
+          <w:p>
+            <w:pPr>
+              <w:rPr>
+                <w:b/>
+                <w:bCs/>
+              </w:rPr>
+            </w:pPr>
+            <w:r>
+              <w:rPr>
+                <w:b/>
+                <w:bCs/>
+              </w:rPr>
+              <w:t>TC22</w:t>
+            </w:r>
+          </w:p>
+        </w:tc>
+        <w:tc>
+          <w:tcPr>
+            <w:tcW w:w="1078" w:type="dxa"/>
+            <w:vAlign w:val="center"/>
+          </w:tcPr>
+          <w:p>
+            <w:pPr>
+              <w:rPr>
+                <w:b/>
+                <w:bCs/>
+              </w:rPr>
+            </w:pPr>
+            <w:r>
+              <w:t xml:space="preserve">Gửi phiếu khảo </w:t>
+            </w:r>
+            <w:r>
+              <w:lastRenderedPageBreak/>
+              <w:t>sát ý kiến</w:t>
+            </w:r>
+          </w:p>
+        </w:tc>
+        <w:tc>
+          <w:tcPr>
+            <w:tcW w:w="2445" w:type="dxa"/>
+            <w:vAlign w:val="center"/>
+          </w:tcPr>
+          <w:p>
+            <w:pPr>
+              <w:rPr>
+                <w:b/>
+                <w:bCs/>
+              </w:rPr>
+            </w:pPr>
+            <w:r>
+              <w:lastRenderedPageBreak/>
+              <w:t xml:space="preserve">Chọn khách hàng/đoàn đã hoàn tất tour, nhập </w:t>
+            </w:r>
+            <w:r>
+              <w:lastRenderedPageBreak/>
+              <w:t>MaKhaoSat và bấm "Gửi phiếu KS"</w:t>
+            </w:r>
+          </w:p>
+        </w:tc>
+        <w:tc>
+          <w:tcPr>
+            <w:tcW w:w="2811" w:type="dxa"/>
+            <w:vAlign w:val="center"/>
+          </w:tcPr>
+          <w:p>
+            <w:pPr>
+              <w:rPr>
+                <w:b/>
+                <w:bCs/>
+              </w:rPr>
+            </w:pPr>
+            <w:r>
+              <w:lastRenderedPageBreak/>
+              <w:t>Lưu thông tin vào KhaoSatYKien với TrangThai = "Đã gửi".</w:t>
+            </w:r>
+          </w:p>
+        </w:tc>
+        <w:tc>
+          <w:tcPr>
+            <w:tcW w:w="1886" w:type="dxa"/>
+            <w:vAlign w:val="center"/>
+          </w:tcPr>
+          <w:p>
+            <w:pPr>
+              <w:rPr>
+                <w:b/>
+                <w:bCs/>
+              </w:rPr>
+            </w:pPr>
+            <w:r>
+              <w:t>Gửi phiếu khảo sát thành công.</w:t>
+            </w:r>
+          </w:p>
+        </w:tc>
+      </w:tr>
+      <w:tr>
+        <w:trPr>
+          <w:trHeight w:val="144"/>
+        </w:trPr>
+        <w:tc>
+          <w:tcPr>
+            <w:tcW w:w="839" w:type="dxa"/>
+            <w:vAlign w:val="center"/>
+          </w:tcPr>
+          <w:p>
+            <w:pPr>
+              <w:rPr>
+                <w:b/>
+                <w:bCs/>
+              </w:rPr>
+            </w:pPr>
+            <w:r>
+              <w:rPr>
+                <w:b/>
+                <w:bCs/>
+              </w:rPr>
+              <w:t>TC23</w:t>
+            </w:r>
+          </w:p>
+        </w:tc>
+        <w:tc>
+          <w:tcPr>
+            <w:tcW w:w="1078" w:type="dxa"/>
+            <w:vAlign w:val="center"/>
+          </w:tcPr>
+          <w:p>
+            <w:pPr>
+              <w:rPr>
+                <w:b/>
+                <w:bCs/>
+              </w:rPr>
+            </w:pPr>
+            <w:r>
+              <w:t>Ghi nhận phản hồi khảo sát</w:t>
+            </w:r>
+          </w:p>
+        </w:tc>
+        <w:tc>
+          <w:tcPr>
+            <w:tcW w:w="2445" w:type="dxa"/>
+            <w:vAlign w:val="center"/>
+          </w:tcPr>
+          <w:p>
+            <w:pPr>
+              <w:rPr>
+                <w:b/>
+                <w:bCs/>
+              </w:rPr>
+            </w:pPr>
+            <w:r>
+              <w:t>Chọn phiếu khảo sát KS001, nhập DiemDanhGia (1-5) và YKienGopY, bấm "Ghi nhận"</w:t>
+            </w:r>
+          </w:p>
+        </w:tc>
+        <w:tc>
+          <w:tcPr>
+            <w:tcW w:w="2811" w:type="dxa"/>
+            <w:vAlign w:val="center"/>
+          </w:tcPr>
+          <w:p>
+            <w:pPr>
+              <w:rPr>
+                <w:b/>
+                <w:bCs/>
+              </w:rPr>
+            </w:pPr>
+            <w:r>
+              <w:t>Cập nhật NgayPhanHoi, DiemDanhGia, YKienGopY và TrangThai = "Đã phản hồi".</w:t>
+            </w:r>
+          </w:p>
+        </w:tc>
+        <w:tc>
+          <w:tcPr>
+            <w:tcW w:w="1886" w:type="dxa"/>
+            <w:vAlign w:val="center"/>
+          </w:tcPr>
+          <w:p>
+            <w:pPr>
+              <w:rPr>
+                <w:b/>
+                <w:bCs/>
+              </w:rPr>
+            </w:pPr>
+            <w:r>
+              <w:t>Lưu phản hồi khảo sát ý kiến thành công.</w:t>
+            </w:r>
+          </w:p>
+        </w:tc>
+      </w:tr>
+      <w:tr>
+        <w:trPr>
+          <w:trHeight w:val="1752"/>
+        </w:trPr>
+        <w:tc>
+          <w:tcPr>
+            <w:tcW w:w="839" w:type="dxa"/>
+            <w:vAlign w:val="center"/>
+          </w:tcPr>
+          <w:p>
+            <w:pPr>
+              <w:rPr>
+                <w:b/>
+                <w:bCs/>
+              </w:rPr>
+            </w:pPr>
+            <w:r>
+              <w:rPr>
+                <w:b/>
+                <w:bCs/>
+              </w:rPr>
+              <w:t>TC24</w:t>
+            </w:r>
+          </w:p>
+        </w:tc>
+        <w:tc>
+          <w:tcPr>
+            <w:tcW w:w="1078" w:type="dxa"/>
+            <w:vAlign w:val="center"/>
+          </w:tcPr>
+          <w:p>
+            <w:pPr>
+              <w:rPr>
+                <w:b/>
+                <w:bCs/>
+              </w:rPr>
+            </w:pPr>
+            <w:r>
+              <w:t>Tính lương HDV và Thống kê</w:t>
+            </w:r>
+          </w:p>
+        </w:tc>
+        <w:tc>
+          <w:tcPr>
+            <w:tcW w:w="2445" w:type="dxa"/>
+            <w:vAlign w:val="center"/>
+          </w:tcPr>
+          <w:p>
+            <w:pPr>
+              <w:rPr>
+                <w:b/>
+                <w:bCs/>
+              </w:rPr>
+            </w:pPr>
+            <w:r>
+              <w:t>Chọn Tháng/Năm (hoặc Từ ngày - Đến ngày), bấm "Tính lương" / "Thống kê"</w:t>
+            </w:r>
+          </w:p>
+        </w:tc>
+        <w:tc>
+          <w:tcPr>
+            <w:tcW w:w="2811" w:type="dxa"/>
+            <w:vAlign w:val="center"/>
+          </w:tcPr>
+          <w:p>
+            <w:pPr>
+              <w:rPr>
+                <w:b/>
+                <w:bCs/>
+              </w:rPr>
+            </w:pPr>
+            <w:r>
+              <w:t>Tính Lương = Lương cơ bản + Tổng thù lao các tour kết thúc trong tháng. Hiện báo cáo tổng hợp.</w:t>
+            </w:r>
+          </w:p>
+        </w:tc>
+        <w:tc>
+          <w:tcPr>
+            <w:tcW w:w="1886" w:type="dxa"/>
+            <w:vAlign w:val="center"/>
+          </w:tcPr>
+          <w:p>
+            <w:pPr>
+              <w:rPr>
+                <w:b/>
+                <w:bCs/>
+              </w:rPr>
+            </w:pPr>
+            <w:r>
+              <w:t>Tính đúng lương HDV và truy xuất dữ liệu thống kê doanh thu chính xác.</w:t>
+            </w:r>
+          </w:p>
+        </w:tc>
+      </w:tr>
+    </w:tbl>
+    <w:p>
+      <w:pPr>
+        <w:rPr>
+          <w:b/>
+          <w:bCs/>
+        </w:rPr>
+      </w:pPr>
+    </w:p>
+    <w:p/>
+    <w:p>
+      <w:pPr>
+        <w:rPr>
+          <w:b/>
+          <w:bCs/>
+        </w:rPr>
+      </w:pPr>
+      <w:r>
+        <w:rPr>
+          <w:b/>
+          <w:bCs/>
+        </w:rPr>
+        <w:t>Bảng ma trận truy vết</w:t>
+      </w:r>
+    </w:p>
+    <w:tbl>
+      <w:tblPr>
+        <w:tblStyle w:val="TableGrid"/>
+        <w:tblW w:w="0" w:type="auto"/>
+        <w:tblLook w:val="04A0" w:firstRow="1" w:lastRow="0" w:firstColumn="1" w:lastColumn="0" w:noHBand="0" w:noVBand="1"/>
+      </w:tblPr>
+      <w:tblGrid>
+        <w:gridCol w:w="931"/>
+        <w:gridCol w:w="1206"/>
+        <w:gridCol w:w="1779"/>
+        <w:gridCol w:w="2100"/>
+        <w:gridCol w:w="2295"/>
+        <w:gridCol w:w="753"/>
+      </w:tblGrid>
+      <w:tr>
+        <w:tc>
+          <w:tcPr>
+            <w:tcW w:w="1510" w:type="dxa"/>
+            <w:vAlign w:val="center"/>
+          </w:tcPr>
+          <w:p>
+            <w:r>
+              <w:rPr>
+                <w:b/>
+                <w:bCs/>
+              </w:rPr>
+              <w:t>Yêu cầu nghiệp vụ</w:t>
+            </w:r>
+          </w:p>
+        </w:tc>
+        <w:tc>
+          <w:tcPr>
+            <w:tcW w:w="1510" w:type="dxa"/>
+            <w:vAlign w:val="center"/>
+          </w:tcPr>
+          <w:p>
+            <w:r>
+              <w:rPr>
+                <w:b/>
+                <w:bCs/>
+              </w:rPr>
+              <w:t>Biểu đồ UML liên quan</w:t>
+            </w:r>
+          </w:p>
+        </w:tc>
+        <w:tc>
+          <w:tcPr>
+            <w:tcW w:w="1511" w:type="dxa"/>
+            <w:vAlign w:val="center"/>
+          </w:tcPr>
+          <w:p>
+            <w:r>
+              <w:rPr>
+                <w:b/>
+                <w:bCs/>
+              </w:rPr>
+              <w:t>Màn hình Giao diện (UI)</w:t>
+            </w:r>
+          </w:p>
+        </w:tc>
+        <w:tc>
+          <w:tcPr>
+            <w:tcW w:w="1511" w:type="dxa"/>
+            <w:vAlign w:val="center"/>
+          </w:tcPr>
+          <w:p>
+            <w:r>
+              <w:rPr>
+                <w:b/>
+                <w:bCs/>
+              </w:rPr>
+              <w:t>Lớp Xử lý (Service)</w:t>
+            </w:r>
+          </w:p>
+        </w:tc>
+        <w:tc>
+          <w:tcPr>
+            <w:tcW w:w="1511" w:type="dxa"/>
+            <w:vAlign w:val="center"/>
+          </w:tcPr>
+          <w:p>
+            <w:r>
+              <w:rPr>
+                <w:b/>
+                <w:bCs/>
+              </w:rPr>
+              <w:t>Bảng CSDL (Table)</w:t>
+            </w:r>
+          </w:p>
+        </w:tc>
+        <w:tc>
+          <w:tcPr>
+            <w:tcW w:w="1511" w:type="dxa"/>
+            <w:vAlign w:val="center"/>
+          </w:tcPr>
+          <w:p>
+            <w:r>
+              <w:rPr>
+                <w:b/>
+                <w:bCs/>
+              </w:rPr>
+              <w:t>Mã Test Case</w:t>
+            </w:r>
+          </w:p>
+        </w:tc>
+      </w:tr>
+      <w:tr>
+        <w:tc>
+          <w:tcPr>
+            <w:tcW w:w="1510" w:type="dxa"/>
+            <w:vAlign w:val="center"/>
+          </w:tcPr>
+          <w:p>
+            <w:r>
+              <w:rPr>
+                <w:b/>
+                <w:bCs/>
+              </w:rPr>
+              <w:t>Quản lý danh mục cơ sở</w:t>
+            </w:r>
+          </w:p>
+        </w:tc>
+        <w:tc>
+          <w:tcPr>
+            <w:tcW w:w="1510" w:type="dxa"/>
+            <w:vAlign w:val="center"/>
+          </w:tcPr>
+          <w:p>
+            <w:r>
+              <w:t>Use Case Danh mục, Activity</w:t>
+            </w:r>
+          </w:p>
+        </w:tc>
+        <w:tc>
+          <w:tcPr>
+            <w:tcW w:w="1511" w:type="dxa"/>
+            <w:vAlign w:val="center"/>
+          </w:tcPr>
+          <w:p>
+            <w:r>
+              <w:t>FrmDanhMuc</w:t>
+            </w:r>
+          </w:p>
+        </w:tc>
+        <w:tc>
+          <w:tcPr>
+            <w:tcW w:w="1511" w:type="dxa"/>
+            <w:vAlign w:val="center"/>
+          </w:tcPr>
+          <w:p>
+            <w:r>
+              <w:t>DanhMucService</w:t>
+            </w:r>
+          </w:p>
+        </w:tc>
+        <w:tc>
+          <w:tcPr>
+            <w:tcW w:w="1511" w:type="dxa"/>
+            <w:vAlign w:val="center"/>
+          </w:tcPr>
+          <w:p>
+            <w:r>
+              <w:t>PhuongTien, DiemBanVe, HuongDanVien, DiemThamQuan</w:t>
+            </w:r>
+          </w:p>
+        </w:tc>
+        <w:tc>
+          <w:tcPr>
+            <w:tcW w:w="1511" w:type="dxa"/>
+            <w:vAlign w:val="center"/>
+          </w:tcPr>
+          <w:p>
+            <w:r>
+              <w:t>TC01, TC02, TC03</w:t>
+            </w:r>
+          </w:p>
+        </w:tc>
+      </w:tr>
+      <w:tr>
+        <w:tc>
+          <w:tcPr>
+            <w:tcW w:w="1510" w:type="dxa"/>
+            <w:vAlign w:val="center"/>
+          </w:tcPr>
+          <w:p>
+            <w:r>
+              <w:rPr>
+                <w:b/>
+                <w:bCs/>
+              </w:rPr>
+              <w:t>Quản lý Tour - Hành trình</w:t>
+            </w:r>
+          </w:p>
+        </w:tc>
+        <w:tc>
+          <w:tcPr>
+            <w:tcW w:w="1510" w:type="dxa"/>
+            <w:vAlign w:val="center"/>
+          </w:tcPr>
+          <w:p>
+            <w:r>
+              <w:t>Use Case Tour, Sequence, Class Diagram</w:t>
+            </w:r>
+          </w:p>
+        </w:tc>
+        <w:tc>
+          <w:tcPr>
+            <w:tcW w:w="1511" w:type="dxa"/>
+            <w:vAlign w:val="center"/>
+          </w:tcPr>
+          <w:p>
+            <w:r>
+              <w:t>FrmTour</w:t>
+            </w:r>
+          </w:p>
+        </w:tc>
+        <w:tc>
+          <w:tcPr>
+            <w:tcW w:w="1511" w:type="dxa"/>
+            <w:vAlign w:val="center"/>
+          </w:tcPr>
+          <w:p>
+            <w:r>
+              <w:t>TourService</w:t>
+            </w:r>
+          </w:p>
+        </w:tc>
+        <w:tc>
+          <w:tcPr>
+            <w:tcW w:w="1511" w:type="dxa"/>
+            <w:vAlign w:val="center"/>
+          </w:tcPr>
+          <w:p>
+            <w:r>
+              <w:t>Tour, DiemDung, ChangPhuongTien, TourDiemThamQuan</w:t>
+            </w:r>
+          </w:p>
+        </w:tc>
+        <w:tc>
+          <w:tcPr>
+            <w:tcW w:w="1511" w:type="dxa"/>
+            <w:vAlign w:val="center"/>
+          </w:tcPr>
+          <w:p>
+            <w:r>
+              <w:t>TC01, TC02, TC04</w:t>
+            </w:r>
+          </w:p>
+        </w:tc>
+      </w:tr>
+      <w:tr>
+        <w:tc>
+          <w:tcPr>
+            <w:tcW w:w="1510" w:type="dxa"/>
+            <w:vAlign w:val="center"/>
+          </w:tcPr>
+          <w:p>
+            <w:r>
+              <w:rPr>
+                <w:b/>
+                <w:bCs/>
+              </w:rPr>
+              <w:t>Lập lịch chuyến khách lẻ</w:t>
+            </w:r>
+          </w:p>
+        </w:tc>
+        <w:tc>
+          <w:tcPr>
+            <w:tcW w:w="1510" w:type="dxa"/>
+            <w:vAlign w:val="center"/>
+          </w:tcPr>
+          <w:p>
+            <w:r>
+              <w:t>Use Case Chuyến lẻ, Sequence, Activity</w:t>
+            </w:r>
+          </w:p>
+        </w:tc>
+        <w:tc>
+          <w:tcPr>
+            <w:tcW w:w="1511" w:type="dxa"/>
+            <w:vAlign w:val="center"/>
+          </w:tcPr>
+          <w:p>
+            <w:r>
+              <w:t>FrmChuyenLe</w:t>
+            </w:r>
+          </w:p>
+        </w:tc>
+        <w:tc>
+          <w:tcPr>
+            <w:tcW w:w="1511" w:type="dxa"/>
+            <w:vAlign w:val="center"/>
+          </w:tcPr>
+          <w:p>
+            <w:r>
+              <w:t>ChuyenLeService</w:t>
+            </w:r>
+          </w:p>
+        </w:tc>
+        <w:tc>
+          <w:tcPr>
+            <w:tcW w:w="1511" w:type="dxa"/>
+            <w:vAlign w:val="center"/>
+          </w:tcPr>
+          <w:p>
+            <w:r>
+              <w:t>ChuyenLe</w:t>
+            </w:r>
+          </w:p>
+        </w:tc>
+        <w:tc>
+          <w:tcPr>
+            <w:tcW w:w="1511" w:type="dxa"/>
+            <w:vAlign w:val="center"/>
+          </w:tcPr>
+          <w:p>
+            <w:r>
+              <w:t>TC05, TC06, TC07</w:t>
+            </w:r>
+          </w:p>
+        </w:tc>
+      </w:tr>
+      <w:tr>
+        <w:tc>
+          <w:tcPr>
+            <w:tcW w:w="1510" w:type="dxa"/>
+            <w:vAlign w:val="center"/>
+          </w:tcPr>
+          <w:p>
+            <w:r>
+              <w:rPr>
+                <w:b/>
+                <w:bCs/>
+              </w:rPr>
+              <w:t>Đăng ký khách lẻ theo chuyến</w:t>
+            </w:r>
+          </w:p>
+        </w:tc>
+        <w:tc>
+          <w:tcPr>
+            <w:tcW w:w="1510" w:type="dxa"/>
+            <w:vAlign w:val="center"/>
+          </w:tcPr>
+          <w:p>
+            <w:r>
+              <w:t>Use Case Đăng ký lẻ, Sequence</w:t>
+            </w:r>
+          </w:p>
+        </w:tc>
+        <w:tc>
+          <w:tcPr>
+            <w:tcW w:w="1511" w:type="dxa"/>
+            <w:vAlign w:val="center"/>
+          </w:tcPr>
+          <w:p>
+            <w:r>
+              <w:t>FrmDangKyLe</w:t>
+            </w:r>
+          </w:p>
+        </w:tc>
+        <w:tc>
+          <w:tcPr>
+            <w:tcW w:w="1511" w:type="dxa"/>
+            <w:vAlign w:val="center"/>
+          </w:tcPr>
+          <w:p>
+            <w:r>
+              <w:t>DangKyLeService</w:t>
+            </w:r>
+          </w:p>
+        </w:tc>
+        <w:tc>
+          <w:tcPr>
+            <w:tcW w:w="1511" w:type="dxa"/>
+            <w:vAlign w:val="center"/>
+          </w:tcPr>
+          <w:p>
+            <w:r>
+              <w:t>PhieuDangKyLe</w:t>
+            </w:r>
+          </w:p>
+        </w:tc>
+        <w:tc>
+          <w:tcPr>
+            <w:tcW w:w="1511" w:type="dxa"/>
+            <w:vAlign w:val="center"/>
+          </w:tcPr>
+          <w:p>
+            <w:r>
+              <w:t>TC08, TC09, TC10</w:t>
+            </w:r>
+          </w:p>
+        </w:tc>
+      </w:tr>
+      <w:tr>
+        <w:tc>
+          <w:tcPr>
+            <w:tcW w:w="1510" w:type="dxa"/>
+            <w:vAlign w:val="center"/>
+          </w:tcPr>
+          <w:p>
+            <w:r>
+              <w:rPr>
+                <w:b/>
+                <w:bCs/>
+              </w:rPr>
+              <w:t xml:space="preserve">Đăng ký tour </w:t>
+            </w:r>
+            <w:r>
+              <w:rPr>
+                <w:b/>
+                <w:bCs/>
+              </w:rPr>
+              <w:lastRenderedPageBreak/>
+              <w:t>theo đoàn</w:t>
+            </w:r>
+          </w:p>
+        </w:tc>
+        <w:tc>
+          <w:tcPr>
+            <w:tcW w:w="1510" w:type="dxa"/>
+            <w:vAlign w:val="center"/>
+          </w:tcPr>
+          <w:p>
+            <w:r>
+              <w:lastRenderedPageBreak/>
+              <w:t xml:space="preserve">Use Case Đăng ký đoàn, </w:t>
+            </w:r>
+            <w:r>
+              <w:lastRenderedPageBreak/>
+              <w:t>Sequence (Câu 6)</w:t>
+            </w:r>
+          </w:p>
+        </w:tc>
+        <w:tc>
+          <w:tcPr>
+            <w:tcW w:w="1511" w:type="dxa"/>
+            <w:vAlign w:val="center"/>
+          </w:tcPr>
+          <w:p>
+            <w:r>
+              <w:lastRenderedPageBreak/>
+              <w:t>FrmDangKyDoan</w:t>
+            </w:r>
+          </w:p>
+        </w:tc>
+        <w:tc>
+          <w:tcPr>
+            <w:tcW w:w="1511" w:type="dxa"/>
+            <w:vAlign w:val="center"/>
+          </w:tcPr>
+          <w:p>
+            <w:r>
+              <w:t>DangKyDoanService</w:t>
+            </w:r>
+          </w:p>
+        </w:tc>
+        <w:tc>
+          <w:tcPr>
+            <w:tcW w:w="1511" w:type="dxa"/>
+            <w:vAlign w:val="center"/>
+          </w:tcPr>
+          <w:p>
+            <w:r>
+              <w:t>PhieuDangKyDoan, DoanKhach, ThanhVienDoan</w:t>
+            </w:r>
+          </w:p>
+        </w:tc>
+        <w:tc>
+          <w:tcPr>
+            <w:tcW w:w="1511" w:type="dxa"/>
+            <w:vAlign w:val="center"/>
+          </w:tcPr>
+          <w:p>
+            <w:r>
+              <w:t>TC11, TC12</w:t>
+            </w:r>
+            <w:r>
+              <w:lastRenderedPageBreak/>
+              <w:t>, TC13</w:t>
+            </w:r>
+          </w:p>
+        </w:tc>
+      </w:tr>
+      <w:tr>
+        <w:tc>
+          <w:tcPr>
+            <w:tcW w:w="1510" w:type="dxa"/>
+            <w:vAlign w:val="center"/>
+          </w:tcPr>
+          <w:p>
+            <w:r>
+              <w:rPr>
+                <w:b/>
+                <w:bCs/>
+              </w:rPr>
+              <w:lastRenderedPageBreak/>
+              <w:t>Hủy đăng ký đoàn (mất cọc)</w:t>
+            </w:r>
+          </w:p>
+        </w:tc>
+        <w:tc>
+          <w:tcPr>
+            <w:tcW w:w="1510" w:type="dxa"/>
+            <w:vAlign w:val="center"/>
+          </w:tcPr>
+          <w:p>
+            <w:r>
+              <w:t>Activity Hủy đoàn, Sequence Hủy phiếu</w:t>
+            </w:r>
+          </w:p>
+        </w:tc>
+        <w:tc>
+          <w:tcPr>
+            <w:tcW w:w="1511" w:type="dxa"/>
+            <w:vAlign w:val="center"/>
+          </w:tcPr>
+          <w:p>
+            <w:r>
+              <w:t>FrmDangKyDoan</w:t>
+            </w:r>
+          </w:p>
+        </w:tc>
+        <w:tc>
+          <w:tcPr>
+            <w:tcW w:w="1511" w:type="dxa"/>
+            <w:vAlign w:val="center"/>
+          </w:tcPr>
+          <w:p>
+            <w:r>
+              <w:t>DangKyDoanService</w:t>
+            </w:r>
+          </w:p>
+        </w:tc>
+        <w:tc>
+          <w:tcPr>
+            <w:tcW w:w="1511" w:type="dxa"/>
+            <w:vAlign w:val="center"/>
+          </w:tcPr>
+          <w:p>
+            <w:r>
+              <w:t>PhieuDangKyDoan, PhanCongHDV</w:t>
+            </w:r>
+          </w:p>
+        </w:tc>
+        <w:tc>
+          <w:tcPr>
+            <w:tcW w:w="1511" w:type="dxa"/>
+            <w:vAlign w:val="center"/>
+          </w:tcPr>
+          <w:p>
+            <w:r>
+              <w:t>TC14, TC15</w:t>
+            </w:r>
+          </w:p>
+        </w:tc>
+      </w:tr>
+      <w:tr>
+        <w:tc>
+          <w:tcPr>
+            <w:tcW w:w="1510" w:type="dxa"/>
+            <w:vAlign w:val="center"/>
+          </w:tcPr>
+          <w:p>
+            <w:r>
+              <w:rPr>
+                <w:b/>
+                <w:bCs/>
+              </w:rPr>
+              <w:t>Phân công hướng dẫn viên</w:t>
+            </w:r>
+          </w:p>
+        </w:tc>
+        <w:tc>
+          <w:tcPr>
+            <w:tcW w:w="1510" w:type="dxa"/>
+            <w:vAlign w:val="center"/>
+          </w:tcPr>
+          <w:p>
+            <w:r>
+              <w:t>Activity Phân công, Sequence Phân công</w:t>
+            </w:r>
+          </w:p>
+        </w:tc>
+        <w:tc>
+          <w:tcPr>
+            <w:tcW w:w="1511" w:type="dxa"/>
+            <w:vAlign w:val="center"/>
+          </w:tcPr>
+          <w:p>
+            <w:r>
+              <w:t>FrmPhanCong</w:t>
+            </w:r>
+          </w:p>
+        </w:tc>
+        <w:tc>
+          <w:tcPr>
+            <w:tcW w:w="1511" w:type="dxa"/>
+            <w:vAlign w:val="center"/>
+          </w:tcPr>
+          <w:p>
+            <w:r>
+              <w:t>PhanCongService</w:t>
+            </w:r>
+          </w:p>
+        </w:tc>
+        <w:tc>
+          <w:tcPr>
+            <w:tcW w:w="1511" w:type="dxa"/>
+            <w:vAlign w:val="center"/>
+          </w:tcPr>
+          <w:p>
+            <w:r>
+              <w:t>PhanCongHDV, HuongDanVien</w:t>
+            </w:r>
+          </w:p>
+        </w:tc>
+        <w:tc>
+          <w:tcPr>
+            <w:tcW w:w="1511" w:type="dxa"/>
+            <w:vAlign w:val="center"/>
+          </w:tcPr>
+          <w:p>
+            <w:r>
+              <w:t>TC16, TC17, TC18</w:t>
+            </w:r>
+          </w:p>
+        </w:tc>
+      </w:tr>
+      <w:tr>
+        <w:tc>
+          <w:tcPr>
+            <w:tcW w:w="1510" w:type="dxa"/>
+            <w:vAlign w:val="center"/>
+          </w:tcPr>
+          <w:p>
+            <w:r>
+              <w:rPr>
+                <w:b/>
+                <w:bCs/>
+              </w:rPr>
+              <w:t>Thanh toán kinh phí đoàn</w:t>
+            </w:r>
+          </w:p>
+        </w:tc>
+        <w:tc>
+          <w:tcPr>
+            <w:tcW w:w="1510" w:type="dxa"/>
+            <w:vAlign w:val="center"/>
+          </w:tcPr>
+          <w:p>
+            <w:r>
+              <w:t>Activity Kết thúc, Sequence Thanh toán</w:t>
+            </w:r>
+          </w:p>
+        </w:tc>
+        <w:tc>
+          <w:tcPr>
+            <w:tcW w:w="1511" w:type="dxa"/>
+            <w:vAlign w:val="center"/>
+          </w:tcPr>
+          <w:p>
+            <w:r>
+              <w:t>FrmKetThuc</w:t>
+            </w:r>
+          </w:p>
+        </w:tc>
+        <w:tc>
+          <w:tcPr>
+            <w:tcW w:w="1511" w:type="dxa"/>
+            <w:vAlign w:val="center"/>
+          </w:tcPr>
+          <w:p>
+            <w:r>
+              <w:t>KetThucService</w:t>
+            </w:r>
+          </w:p>
+        </w:tc>
+        <w:tc>
+          <w:tcPr>
+            <w:tcW w:w="1511" w:type="dxa"/>
+            <w:vAlign w:val="center"/>
+          </w:tcPr>
+          <w:p>
+            <w:r>
+              <w:t>PhieuThanhToanDoan, PhieuDangKyDoan</w:t>
+            </w:r>
+          </w:p>
+        </w:tc>
+        <w:tc>
+          <w:tcPr>
+            <w:tcW w:w="1511" w:type="dxa"/>
+            <w:vAlign w:val="center"/>
+          </w:tcPr>
+          <w:p>
+            <w:r>
+              <w:t>TC19, TC20, TC21</w:t>
+            </w:r>
+          </w:p>
+        </w:tc>
+      </w:tr>
+      <w:tr>
+        <w:tc>
+          <w:tcPr>
+            <w:tcW w:w="1510" w:type="dxa"/>
+            <w:vAlign w:val="center"/>
+          </w:tcPr>
+          <w:p>
+            <w:r>
+              <w:rPr>
+                <w:b/>
+                <w:bCs/>
+              </w:rPr>
+              <w:t>Gửi khảo sát &amp; Phản hồi</w:t>
+            </w:r>
+          </w:p>
+        </w:tc>
+        <w:tc>
+          <w:tcPr>
+            <w:tcW w:w="1510" w:type="dxa"/>
+            <w:vAlign w:val="center"/>
+          </w:tcPr>
+          <w:p>
+            <w:r>
+              <w:t>Activity Khảo sát, Sequence Khảo sát</w:t>
+            </w:r>
+          </w:p>
+        </w:tc>
+        <w:tc>
+          <w:tcPr>
+            <w:tcW w:w="1511" w:type="dxa"/>
+            <w:vAlign w:val="center"/>
+          </w:tcPr>
+          <w:p>
+            <w:r>
+              <w:t>FrmKetThuc</w:t>
+            </w:r>
+          </w:p>
+        </w:tc>
+        <w:tc>
+          <w:tcPr>
+            <w:tcW w:w="1511" w:type="dxa"/>
+            <w:vAlign w:val="center"/>
+          </w:tcPr>
+          <w:p>
+            <w:r>
+              <w:t>KetThucService</w:t>
+            </w:r>
+          </w:p>
+        </w:tc>
+        <w:tc>
+          <w:tcPr>
+            <w:tcW w:w="1511" w:type="dxa"/>
+            <w:vAlign w:val="center"/>
+          </w:tcPr>
+          <w:p>
+            <w:r>
+              <w:t>KhaoSatYKien</w:t>
+            </w:r>
+          </w:p>
+        </w:tc>
+        <w:tc>
+          <w:tcPr>
+            <w:tcW w:w="1511" w:type="dxa"/>
+            <w:vAlign w:val="center"/>
+          </w:tcPr>
+          <w:p>
+            <w:r>
+              <w:t>TC22, TC23</w:t>
+            </w:r>
+          </w:p>
+        </w:tc>
+      </w:tr>
+      <w:tr>
+        <w:tc>
+          <w:tcPr>
+            <w:tcW w:w="1510" w:type="dxa"/>
+            <w:vAlign w:val="center"/>
+          </w:tcPr>
+          <w:p>
+            <w:r>
+              <w:rPr>
+                <w:b/>
+                <w:bCs/>
+              </w:rPr>
+              <w:t>Tính lương HDV &amp; Thống kê</w:t>
+            </w:r>
+          </w:p>
+        </w:tc>
+        <w:tc>
+          <w:tcPr>
+            <w:tcW w:w="1510" w:type="dxa"/>
+            <w:vAlign w:val="center"/>
+          </w:tcPr>
+          <w:p>
+            <w:r>
+              <w:t>Use Case Báo cáo, Activity Thống kê</w:t>
+            </w:r>
+          </w:p>
+        </w:tc>
+        <w:tc>
+          <w:tcPr>
+            <w:tcW w:w="1511" w:type="dxa"/>
+            <w:vAlign w:val="center"/>
+          </w:tcPr>
+          <w:p>
+            <w:r>
+              <w:t>FrmBaoCao</w:t>
+            </w:r>
+          </w:p>
+        </w:tc>
+        <w:tc>
+          <w:tcPr>
+            <w:tcW w:w="1511" w:type="dxa"/>
+            <w:vAlign w:val="center"/>
+          </w:tcPr>
+          <w:p>
+            <w:r>
+              <w:t>BaoCaoService</w:t>
+            </w:r>
+          </w:p>
+        </w:tc>
+        <w:tc>
+          <w:tcPr>
+            <w:tcW w:w="1511" w:type="dxa"/>
+            <w:vAlign w:val="center"/>
+          </w:tcPr>
+          <w:p>
+            <w:r>
+              <w:t>HuongDanVien, PhanCongHDV, PhieuDangKyLe, PhieuThanhToanDoan</w:t>
+            </w:r>
+          </w:p>
+        </w:tc>
+        <w:tc>
+          <w:tcPr>
+            <w:tcW w:w="1511" w:type="dxa"/>
+            <w:vAlign w:val="center"/>
+          </w:tcPr>
+          <w:p>
+            <w:r>
+              <w:t>TC24</w:t>
+            </w:r>
+          </w:p>
+        </w:tc>
+      </w:tr>
+    </w:tbl>
+    <w:p/>
+    <w:p/>
+    <w:p/>
+    <w:p/>
+    <w:p/>
     <w:p>
       <w:pPr>
         <w:rPr>
@@ -1780,6 +7427,380 @@
 <file path=word/numbering.xml><?xml version="1.0" encoding="utf-8"?>
 <w:numbering xmlns:wpc="http://schemas.microsoft.com/office/word/2010/wordprocessingCanvas" xmlns:cx="http://schemas.microsoft.com/office/drawing/2014/chartex" xmlns:cx1="http://schemas.microsoft.com/office/drawing/2015/9/8/chartex" xmlns:cx2="http://schemas.microsoft.com/office/drawing/2015/10/21/chartex" xmlns:cx3="http://schemas.microsoft.com/office/drawing/2016/5/9/chartex" xmlns:cx4="http://schemas.microsoft.com/office/drawing/2016/5/10/chartex" xmlns:cx5="http://schemas.microsoft.com/office/drawing/2016/5/11/chartex" xmlns:cx6="http://schemas.microsoft.com/office/drawing/2016/5/12/chartex" xmlns:cx7="http://schemas.microsoft.com/office/drawing/2016/5/13/chartex" xmlns:cx8="http://schemas.microsoft.com/office/drawing/2016/5/14/chartex" xmlns:mc="http://schemas.openxmlformats.org/markup-compatibility/2006" xmlns:aink="http://schemas.microsoft.com/office/drawing/2016/ink" xmlns:am3d="http://schemas.microsoft.com/office/drawing/2017/model3d" xmlns:o="urn:schemas-microsoft-com:office:office" xmlns:oel="http://schemas.microsoft.com/office/2019/extlst" xmlns:r="http://schemas.openxmlformats.org/officeDocument/2006/relationships" xmlns:m="http://schemas.openxmlformats.org/officeDocument/2006/math" xmlns:v="urn:schemas-microsoft-com:vml" xmlns:wp14="http://schemas.microsoft.com/office/word/2010/wordprocessingDrawing" xmlns:wp="http://schemas.openxmlformats.org/drawingml/2006/wordprocessingDrawing" xmlns:w10="urn:schemas-microsoft-com:office:word" xmlns:w="http://schemas.openxmlformats.org/wordprocessingml/2006/main" xmlns:w14="http://schemas.microsoft.com/office/word/2010/wordml" xmlns:w15="http://schemas.microsoft.com/office/word/2012/wordml" xmlns:w16cex="http://schemas.microsoft.com/office/word/2018/wordml/cex" xmlns:w16cid="http://schemas.microsoft.com/office/word/2016/wordml/cid" xmlns:w16="http://schemas.microsoft.com/office/word/2018/wordml" xmlns:w16du="http://schemas.microsoft.com/office/word/2023/wordml/word16du" xmlns:w16sdtdh="http://schemas.microsoft.com/office/word/2020/wordml/sdtdatahash" xmlns:w16sdtfl="http://schemas.microsoft.com/office/word/2024/wordml/sdtformatlock" xmlns:w16se="http://schemas.microsoft.com/office/word/2015/wordml/symex" xmlns:wpg="http://schemas.microsoft.com/office/word/2010/wordprocessingGroup" xmlns:wpi="http://schemas.microsoft.com/office/word/2010/wordprocessingInk" xmlns:wne="http://schemas.microsoft.com/office/word/2006/wordml" xmlns:wps="http://schemas.microsoft.com/office/word/2010/wordprocessingShape" mc:Ignorable="w14 w15 w16se w16cid w16 w16cex w16sdtdh w16sdtfl w16du wp14">
   <w:abstractNum w:abstractNumId="0" w15:restartNumberingAfterBreak="0">
+    <w:nsid w:val="0D4131A0"/>
+    <w:multiLevelType w:val="hybridMultilevel"/>
+    <w:tmpl w:val="5F548132"/>
+    <w:lvl w:ilvl="0" w:tplc="9D4AC808">
+      <w:numFmt w:val="bullet"/>
+      <w:lvlText w:val=""/>
+      <w:lvlJc w:val="left"/>
+      <w:pPr>
+        <w:ind w:left="720" w:hanging="360"/>
+      </w:pPr>
+      <w:rPr>
+        <w:rFonts w:ascii="Aptos" w:eastAsiaTheme="minorHAnsi" w:hAnsi="Aptos" w:cstheme="minorBidi" w:hint="default"/>
+      </w:rPr>
+    </w:lvl>
+    <w:lvl w:ilvl="1" w:tplc="04090003" w:tentative="1">
+      <w:start w:val="1"/>
+      <w:numFmt w:val="bullet"/>
+      <w:lvlText w:val="o"/>
+      <w:lvlJc w:val="left"/>
+      <w:pPr>
+        <w:ind w:left="1440" w:hanging="360"/>
+      </w:pPr>
+      <w:rPr>
+        <w:rFonts w:ascii="Courier New" w:hAnsi="Courier New" w:cs="Courier New" w:hint="default"/>
+      </w:rPr>
+    </w:lvl>
+    <w:lvl w:ilvl="2" w:tplc="04090005" w:tentative="1">
+      <w:start w:val="1"/>
+      <w:numFmt w:val="bullet"/>
+      <w:lvlText w:val=""/>
+      <w:lvlJc w:val="left"/>
+      <w:pPr>
+        <w:ind w:left="2160" w:hanging="360"/>
+      </w:pPr>
+      <w:rPr>
+        <w:rFonts w:ascii="Wingdings" w:hAnsi="Wingdings" w:hint="default"/>
+      </w:rPr>
+    </w:lvl>
+    <w:lvl w:ilvl="3" w:tplc="04090001" w:tentative="1">
+      <w:start w:val="1"/>
+      <w:numFmt w:val="bullet"/>
+      <w:lvlText w:val=""/>
+      <w:lvlJc w:val="left"/>
+      <w:pPr>
+        <w:ind w:left="2880" w:hanging="360"/>
+      </w:pPr>
+      <w:rPr>
+        <w:rFonts w:ascii="Symbol" w:hAnsi="Symbol" w:hint="default"/>
+      </w:rPr>
+    </w:lvl>
+    <w:lvl w:ilvl="4" w:tplc="04090003" w:tentative="1">
+      <w:start w:val="1"/>
+      <w:numFmt w:val="bullet"/>
+      <w:lvlText w:val="o"/>
+      <w:lvlJc w:val="left"/>
+      <w:pPr>
+        <w:ind w:left="3600" w:hanging="360"/>
+      </w:pPr>
+      <w:rPr>
+        <w:rFonts w:ascii="Courier New" w:hAnsi="Courier New" w:cs="Courier New" w:hint="default"/>
+      </w:rPr>
+    </w:lvl>
+    <w:lvl w:ilvl="5" w:tplc="04090005" w:tentative="1">
+      <w:start w:val="1"/>
+      <w:numFmt w:val="bullet"/>
+      <w:lvlText w:val=""/>
+      <w:lvlJc w:val="left"/>
+      <w:pPr>
+        <w:ind w:left="4320" w:hanging="360"/>
+      </w:pPr>
+      <w:rPr>
+        <w:rFonts w:ascii="Wingdings" w:hAnsi="Wingdings" w:hint="default"/>
+      </w:rPr>
+    </w:lvl>
+    <w:lvl w:ilvl="6" w:tplc="04090001" w:tentative="1">
+      <w:start w:val="1"/>
+      <w:numFmt w:val="bullet"/>
+      <w:lvlText w:val=""/>
+      <w:lvlJc w:val="left"/>
+      <w:pPr>
+        <w:ind w:left="5040" w:hanging="360"/>
+      </w:pPr>
+      <w:rPr>
+        <w:rFonts w:ascii="Symbol" w:hAnsi="Symbol" w:hint="default"/>
+      </w:rPr>
+    </w:lvl>
+    <w:lvl w:ilvl="7" w:tplc="04090003" w:tentative="1">
+      <w:start w:val="1"/>
+      <w:numFmt w:val="bullet"/>
+      <w:lvlText w:val="o"/>
+      <w:lvlJc w:val="left"/>
+      <w:pPr>
+        <w:ind w:left="5760" w:hanging="360"/>
+      </w:pPr>
+      <w:rPr>
+        <w:rFonts w:ascii="Courier New" w:hAnsi="Courier New" w:cs="Courier New" w:hint="default"/>
+      </w:rPr>
+    </w:lvl>
+    <w:lvl w:ilvl="8" w:tplc="04090005" w:tentative="1">
+      <w:start w:val="1"/>
+      <w:numFmt w:val="bullet"/>
+      <w:lvlText w:val=""/>
+      <w:lvlJc w:val="left"/>
+      <w:pPr>
+        <w:ind w:left="6480" w:hanging="360"/>
+      </w:pPr>
+      <w:rPr>
+        <w:rFonts w:ascii="Wingdings" w:hAnsi="Wingdings" w:hint="default"/>
+      </w:rPr>
+    </w:lvl>
+  </w:abstractNum>
+  <w:abstractNum w:abstractNumId="1" w15:restartNumberingAfterBreak="0">
+    <w:nsid w:val="10EF6475"/>
+    <w:multiLevelType w:val="multilevel"/>
+    <w:tmpl w:val="682E448A"/>
+    <w:lvl w:ilvl="0">
+      <w:start w:val="1"/>
+      <w:numFmt w:val="decimal"/>
+      <w:lvlText w:val="%1."/>
+      <w:lvlJc w:val="left"/>
+      <w:pPr>
+        <w:tabs>
+          <w:tab w:val="num" w:pos="720"/>
+        </w:tabs>
+        <w:ind w:left="720" w:hanging="360"/>
+      </w:pPr>
+    </w:lvl>
+    <w:lvl w:ilvl="1" w:tentative="1">
+      <w:start w:val="1"/>
+      <w:numFmt w:val="decimal"/>
+      <w:lvlText w:val="%2."/>
+      <w:lvlJc w:val="left"/>
+      <w:pPr>
+        <w:tabs>
+          <w:tab w:val="num" w:pos="1440"/>
+        </w:tabs>
+        <w:ind w:left="1440" w:hanging="360"/>
+      </w:pPr>
+    </w:lvl>
+    <w:lvl w:ilvl="2" w:tentative="1">
+      <w:start w:val="1"/>
+      <w:numFmt w:val="decimal"/>
+      <w:lvlText w:val="%3."/>
+      <w:lvlJc w:val="left"/>
+      <w:pPr>
+        <w:tabs>
+          <w:tab w:val="num" w:pos="2160"/>
+        </w:tabs>
+        <w:ind w:left="2160" w:hanging="360"/>
+      </w:pPr>
+    </w:lvl>
+    <w:lvl w:ilvl="3" w:tentative="1">
+      <w:start w:val="1"/>
+      <w:numFmt w:val="decimal"/>
+      <w:lvlText w:val="%4."/>
+      <w:lvlJc w:val="left"/>
+      <w:pPr>
+        <w:tabs>
+          <w:tab w:val="num" w:pos="2880"/>
+        </w:tabs>
+        <w:ind w:left="2880" w:hanging="360"/>
+      </w:pPr>
+    </w:lvl>
+    <w:lvl w:ilvl="4" w:tentative="1">
+      <w:start w:val="1"/>
+      <w:numFmt w:val="decimal"/>
+      <w:lvlText w:val="%5."/>
+      <w:lvlJc w:val="left"/>
+      <w:pPr>
+        <w:tabs>
+          <w:tab w:val="num" w:pos="3600"/>
+        </w:tabs>
+        <w:ind w:left="3600" w:hanging="360"/>
+      </w:pPr>
+    </w:lvl>
+    <w:lvl w:ilvl="5" w:tentative="1">
+      <w:start w:val="1"/>
+      <w:numFmt w:val="decimal"/>
+      <w:lvlText w:val="%6."/>
+      <w:lvlJc w:val="left"/>
+      <w:pPr>
+        <w:tabs>
+          <w:tab w:val="num" w:pos="4320"/>
+        </w:tabs>
+        <w:ind w:left="4320" w:hanging="360"/>
+      </w:pPr>
+    </w:lvl>
+    <w:lvl w:ilvl="6" w:tentative="1">
+      <w:start w:val="1"/>
+      <w:numFmt w:val="decimal"/>
+      <w:lvlText w:val="%7."/>
+      <w:lvlJc w:val="left"/>
+      <w:pPr>
+        <w:tabs>
+          <w:tab w:val="num" w:pos="5040"/>
+        </w:tabs>
+        <w:ind w:left="5040" w:hanging="360"/>
+      </w:pPr>
+    </w:lvl>
+    <w:lvl w:ilvl="7" w:tentative="1">
+      <w:start w:val="1"/>
+      <w:numFmt w:val="decimal"/>
+      <w:lvlText w:val="%8."/>
+      <w:lvlJc w:val="left"/>
+      <w:pPr>
+        <w:tabs>
+          <w:tab w:val="num" w:pos="5760"/>
+        </w:tabs>
+        <w:ind w:left="5760" w:hanging="360"/>
+      </w:pPr>
+    </w:lvl>
+    <w:lvl w:ilvl="8" w:tentative="1">
+      <w:start w:val="1"/>
+      <w:numFmt w:val="decimal"/>
+      <w:lvlText w:val="%9."/>
+      <w:lvlJc w:val="left"/>
+      <w:pPr>
+        <w:tabs>
+          <w:tab w:val="num" w:pos="6480"/>
+        </w:tabs>
+        <w:ind w:left="6480" w:hanging="360"/>
+      </w:pPr>
+    </w:lvl>
+  </w:abstractNum>
+  <w:abstractNum w:abstractNumId="2" w15:restartNumberingAfterBreak="0">
+    <w:nsid w:val="11051BFC"/>
+    <w:multiLevelType w:val="multilevel"/>
+    <w:tmpl w:val="6CBA7F20"/>
+    <w:lvl w:ilvl="0">
+      <w:start w:val="1"/>
+      <w:numFmt w:val="bullet"/>
+      <w:lvlText w:val=""/>
+      <w:lvlJc w:val="left"/>
+      <w:pPr>
+        <w:tabs>
+          <w:tab w:val="num" w:pos="720"/>
+        </w:tabs>
+        <w:ind w:left="720" w:hanging="360"/>
+      </w:pPr>
+      <w:rPr>
+        <w:rFonts w:ascii="Symbol" w:hAnsi="Symbol" w:hint="default"/>
+        <w:sz w:val="20"/>
+      </w:rPr>
+    </w:lvl>
+    <w:lvl w:ilvl="1" w:tentative="1">
+      <w:start w:val="1"/>
+      <w:numFmt w:val="bullet"/>
+      <w:lvlText w:val="o"/>
+      <w:lvlJc w:val="left"/>
+      <w:pPr>
+        <w:tabs>
+          <w:tab w:val="num" w:pos="1440"/>
+        </w:tabs>
+        <w:ind w:left="1440" w:hanging="360"/>
+      </w:pPr>
+      <w:rPr>
+        <w:rFonts w:ascii="Courier New" w:hAnsi="Courier New" w:hint="default"/>
+        <w:sz w:val="20"/>
+      </w:rPr>
+    </w:lvl>
+    <w:lvl w:ilvl="2" w:tentative="1">
+      <w:start w:val="1"/>
+      <w:numFmt w:val="bullet"/>
+      <w:lvlText w:val=""/>
+      <w:lvlJc w:val="left"/>
+      <w:pPr>
+        <w:tabs>
+          <w:tab w:val="num" w:pos="2160"/>
+        </w:tabs>
+        <w:ind w:left="2160" w:hanging="360"/>
+      </w:pPr>
+      <w:rPr>
+        <w:rFonts w:ascii="Wingdings" w:hAnsi="Wingdings" w:hint="default"/>
+        <w:sz w:val="20"/>
+      </w:rPr>
+    </w:lvl>
+    <w:lvl w:ilvl="3" w:tentative="1">
+      <w:start w:val="1"/>
+      <w:numFmt w:val="bullet"/>
+      <w:lvlText w:val=""/>
+      <w:lvlJc w:val="left"/>
+      <w:pPr>
+        <w:tabs>
+          <w:tab w:val="num" w:pos="2880"/>
+        </w:tabs>
+        <w:ind w:left="2880" w:hanging="360"/>
+      </w:pPr>
+      <w:rPr>
+        <w:rFonts w:ascii="Wingdings" w:hAnsi="Wingdings" w:hint="default"/>
+        <w:sz w:val="20"/>
+      </w:rPr>
+    </w:lvl>
+    <w:lvl w:ilvl="4" w:tentative="1">
+      <w:start w:val="1"/>
+      <w:numFmt w:val="bullet"/>
+      <w:lvlText w:val=""/>
+      <w:lvlJc w:val="left"/>
+      <w:pPr>
+        <w:tabs>
+          <w:tab w:val="num" w:pos="3600"/>
+        </w:tabs>
+        <w:ind w:left="3600" w:hanging="360"/>
+      </w:pPr>
+      <w:rPr>
+        <w:rFonts w:ascii="Wingdings" w:hAnsi="Wingdings" w:hint="default"/>
+        <w:sz w:val="20"/>
+      </w:rPr>
+    </w:lvl>
+    <w:lvl w:ilvl="5" w:tentative="1">
+      <w:start w:val="1"/>
+      <w:numFmt w:val="bullet"/>
+      <w:lvlText w:val=""/>
+      <w:lvlJc w:val="left"/>
+      <w:pPr>
+        <w:tabs>
+          <w:tab w:val="num" w:pos="4320"/>
+        </w:tabs>
+        <w:ind w:left="4320" w:hanging="360"/>
+      </w:pPr>
+      <w:rPr>
+        <w:rFonts w:ascii="Wingdings" w:hAnsi="Wingdings" w:hint="default"/>
+        <w:sz w:val="20"/>
+      </w:rPr>
+    </w:lvl>
+    <w:lvl w:ilvl="6" w:tentative="1">
+      <w:start w:val="1"/>
+      <w:numFmt w:val="bullet"/>
+      <w:lvlText w:val=""/>
+      <w:lvlJc w:val="left"/>
+      <w:pPr>
+        <w:tabs>
+          <w:tab w:val="num" w:pos="5040"/>
+        </w:tabs>
+        <w:ind w:left="5040" w:hanging="360"/>
+      </w:pPr>
+      <w:rPr>
+        <w:rFonts w:ascii="Wingdings" w:hAnsi="Wingdings" w:hint="default"/>
+        <w:sz w:val="20"/>
+      </w:rPr>
+    </w:lvl>
+    <w:lvl w:ilvl="7" w:tentative="1">
+      <w:start w:val="1"/>
+      <w:numFmt w:val="bullet"/>
+      <w:lvlText w:val=""/>
+      <w:lvlJc w:val="left"/>
+      <w:pPr>
+        <w:tabs>
+          <w:tab w:val="num" w:pos="5760"/>
+        </w:tabs>
+        <w:ind w:left="5760" w:hanging="360"/>
+      </w:pPr>
+      <w:rPr>
+        <w:rFonts w:ascii="Wingdings" w:hAnsi="Wingdings" w:hint="default"/>
+        <w:sz w:val="20"/>
+      </w:rPr>
+    </w:lvl>
+    <w:lvl w:ilvl="8" w:tentative="1">
+      <w:start w:val="1"/>
+      <w:numFmt w:val="bullet"/>
+      <w:lvlText w:val=""/>
+      <w:lvlJc w:val="left"/>
+      <w:pPr>
+        <w:tabs>
+          <w:tab w:val="num" w:pos="6480"/>
+        </w:tabs>
+        <w:ind w:left="6480" w:hanging="360"/>
+      </w:pPr>
+      <w:rPr>
+        <w:rFonts w:ascii="Wingdings" w:hAnsi="Wingdings" w:hint="default"/>
+        <w:sz w:val="20"/>
+      </w:rPr>
+    </w:lvl>
+  </w:abstractNum>
+  <w:abstractNum w:abstractNumId="3" w15:restartNumberingAfterBreak="0">
     <w:nsid w:val="16DC2A3E"/>
     <w:multiLevelType w:val="hybridMultilevel"/>
     <w:tmpl w:val="9DBA9A12"/>
@@ -1868,8 +7889,1208 @@
       </w:pPr>
     </w:lvl>
   </w:abstractNum>
+  <w:abstractNum w:abstractNumId="4" w15:restartNumberingAfterBreak="0">
+    <w:nsid w:val="1A0D0917"/>
+    <w:multiLevelType w:val="multilevel"/>
+    <w:tmpl w:val="F6B8A540"/>
+    <w:lvl w:ilvl="0">
+      <w:start w:val="1"/>
+      <w:numFmt w:val="bullet"/>
+      <w:lvlText w:val=""/>
+      <w:lvlJc w:val="left"/>
+      <w:pPr>
+        <w:tabs>
+          <w:tab w:val="num" w:pos="720"/>
+        </w:tabs>
+        <w:ind w:left="720" w:hanging="360"/>
+      </w:pPr>
+      <w:rPr>
+        <w:rFonts w:ascii="Symbol" w:hAnsi="Symbol" w:hint="default"/>
+        <w:sz w:val="20"/>
+      </w:rPr>
+    </w:lvl>
+    <w:lvl w:ilvl="1" w:tentative="1">
+      <w:start w:val="1"/>
+      <w:numFmt w:val="bullet"/>
+      <w:lvlText w:val="o"/>
+      <w:lvlJc w:val="left"/>
+      <w:pPr>
+        <w:tabs>
+          <w:tab w:val="num" w:pos="1440"/>
+        </w:tabs>
+        <w:ind w:left="1440" w:hanging="360"/>
+      </w:pPr>
+      <w:rPr>
+        <w:rFonts w:ascii="Courier New" w:hAnsi="Courier New" w:hint="default"/>
+        <w:sz w:val="20"/>
+      </w:rPr>
+    </w:lvl>
+    <w:lvl w:ilvl="2" w:tentative="1">
+      <w:start w:val="1"/>
+      <w:numFmt w:val="bullet"/>
+      <w:lvlText w:val=""/>
+      <w:lvlJc w:val="left"/>
+      <w:pPr>
+        <w:tabs>
+          <w:tab w:val="num" w:pos="2160"/>
+        </w:tabs>
+        <w:ind w:left="2160" w:hanging="360"/>
+      </w:pPr>
+      <w:rPr>
+        <w:rFonts w:ascii="Wingdings" w:hAnsi="Wingdings" w:hint="default"/>
+        <w:sz w:val="20"/>
+      </w:rPr>
+    </w:lvl>
+    <w:lvl w:ilvl="3" w:tentative="1">
+      <w:start w:val="1"/>
+      <w:numFmt w:val="bullet"/>
+      <w:lvlText w:val=""/>
+      <w:lvlJc w:val="left"/>
+      <w:pPr>
+        <w:tabs>
+          <w:tab w:val="num" w:pos="2880"/>
+        </w:tabs>
+        <w:ind w:left="2880" w:hanging="360"/>
+      </w:pPr>
+      <w:rPr>
+        <w:rFonts w:ascii="Wingdings" w:hAnsi="Wingdings" w:hint="default"/>
+        <w:sz w:val="20"/>
+      </w:rPr>
+    </w:lvl>
+    <w:lvl w:ilvl="4" w:tentative="1">
+      <w:start w:val="1"/>
+      <w:numFmt w:val="bullet"/>
+      <w:lvlText w:val=""/>
+      <w:lvlJc w:val="left"/>
+      <w:pPr>
+        <w:tabs>
+          <w:tab w:val="num" w:pos="3600"/>
+        </w:tabs>
+        <w:ind w:left="3600" w:hanging="360"/>
+      </w:pPr>
+      <w:rPr>
+        <w:rFonts w:ascii="Wingdings" w:hAnsi="Wingdings" w:hint="default"/>
+        <w:sz w:val="20"/>
+      </w:rPr>
+    </w:lvl>
+    <w:lvl w:ilvl="5" w:tentative="1">
+      <w:start w:val="1"/>
+      <w:numFmt w:val="bullet"/>
+      <w:lvlText w:val=""/>
+      <w:lvlJc w:val="left"/>
+      <w:pPr>
+        <w:tabs>
+          <w:tab w:val="num" w:pos="4320"/>
+        </w:tabs>
+        <w:ind w:left="4320" w:hanging="360"/>
+      </w:pPr>
+      <w:rPr>
+        <w:rFonts w:ascii="Wingdings" w:hAnsi="Wingdings" w:hint="default"/>
+        <w:sz w:val="20"/>
+      </w:rPr>
+    </w:lvl>
+    <w:lvl w:ilvl="6" w:tentative="1">
+      <w:start w:val="1"/>
+      <w:numFmt w:val="bullet"/>
+      <w:lvlText w:val=""/>
+      <w:lvlJc w:val="left"/>
+      <w:pPr>
+        <w:tabs>
+          <w:tab w:val="num" w:pos="5040"/>
+        </w:tabs>
+        <w:ind w:left="5040" w:hanging="360"/>
+      </w:pPr>
+      <w:rPr>
+        <w:rFonts w:ascii="Wingdings" w:hAnsi="Wingdings" w:hint="default"/>
+        <w:sz w:val="20"/>
+      </w:rPr>
+    </w:lvl>
+    <w:lvl w:ilvl="7" w:tentative="1">
+      <w:start w:val="1"/>
+      <w:numFmt w:val="bullet"/>
+      <w:lvlText w:val=""/>
+      <w:lvlJc w:val="left"/>
+      <w:pPr>
+        <w:tabs>
+          <w:tab w:val="num" w:pos="5760"/>
+        </w:tabs>
+        <w:ind w:left="5760" w:hanging="360"/>
+      </w:pPr>
+      <w:rPr>
+        <w:rFonts w:ascii="Wingdings" w:hAnsi="Wingdings" w:hint="default"/>
+        <w:sz w:val="20"/>
+      </w:rPr>
+    </w:lvl>
+    <w:lvl w:ilvl="8" w:tentative="1">
+      <w:start w:val="1"/>
+      <w:numFmt w:val="bullet"/>
+      <w:lvlText w:val=""/>
+      <w:lvlJc w:val="left"/>
+      <w:pPr>
+        <w:tabs>
+          <w:tab w:val="num" w:pos="6480"/>
+        </w:tabs>
+        <w:ind w:left="6480" w:hanging="360"/>
+      </w:pPr>
+      <w:rPr>
+        <w:rFonts w:ascii="Wingdings" w:hAnsi="Wingdings" w:hint="default"/>
+        <w:sz w:val="20"/>
+      </w:rPr>
+    </w:lvl>
+  </w:abstractNum>
+  <w:abstractNum w:abstractNumId="5" w15:restartNumberingAfterBreak="0">
+    <w:nsid w:val="212A0963"/>
+    <w:multiLevelType w:val="multilevel"/>
+    <w:tmpl w:val="893A0884"/>
+    <w:lvl w:ilvl="0">
+      <w:start w:val="1"/>
+      <w:numFmt w:val="decimal"/>
+      <w:lvlText w:val="%1."/>
+      <w:lvlJc w:val="left"/>
+      <w:pPr>
+        <w:tabs>
+          <w:tab w:val="num" w:pos="720"/>
+        </w:tabs>
+        <w:ind w:left="720" w:hanging="360"/>
+      </w:pPr>
+    </w:lvl>
+    <w:lvl w:ilvl="1">
+      <w:start w:val="1"/>
+      <w:numFmt w:val="bullet"/>
+      <w:lvlText w:val="o"/>
+      <w:lvlJc w:val="left"/>
+      <w:pPr>
+        <w:tabs>
+          <w:tab w:val="num" w:pos="1440"/>
+        </w:tabs>
+        <w:ind w:left="1440" w:hanging="360"/>
+      </w:pPr>
+      <w:rPr>
+        <w:rFonts w:ascii="Courier New" w:hAnsi="Courier New" w:hint="default"/>
+        <w:sz w:val="20"/>
+      </w:rPr>
+    </w:lvl>
+    <w:lvl w:ilvl="2" w:tentative="1">
+      <w:start w:val="1"/>
+      <w:numFmt w:val="decimal"/>
+      <w:lvlText w:val="%3."/>
+      <w:lvlJc w:val="left"/>
+      <w:pPr>
+        <w:tabs>
+          <w:tab w:val="num" w:pos="2160"/>
+        </w:tabs>
+        <w:ind w:left="2160" w:hanging="360"/>
+      </w:pPr>
+    </w:lvl>
+    <w:lvl w:ilvl="3" w:tentative="1">
+      <w:start w:val="1"/>
+      <w:numFmt w:val="decimal"/>
+      <w:lvlText w:val="%4."/>
+      <w:lvlJc w:val="left"/>
+      <w:pPr>
+        <w:tabs>
+          <w:tab w:val="num" w:pos="2880"/>
+        </w:tabs>
+        <w:ind w:left="2880" w:hanging="360"/>
+      </w:pPr>
+    </w:lvl>
+    <w:lvl w:ilvl="4" w:tentative="1">
+      <w:start w:val="1"/>
+      <w:numFmt w:val="decimal"/>
+      <w:lvlText w:val="%5."/>
+      <w:lvlJc w:val="left"/>
+      <w:pPr>
+        <w:tabs>
+          <w:tab w:val="num" w:pos="3600"/>
+        </w:tabs>
+        <w:ind w:left="3600" w:hanging="360"/>
+      </w:pPr>
+    </w:lvl>
+    <w:lvl w:ilvl="5" w:tentative="1">
+      <w:start w:val="1"/>
+      <w:numFmt w:val="decimal"/>
+      <w:lvlText w:val="%6."/>
+      <w:lvlJc w:val="left"/>
+      <w:pPr>
+        <w:tabs>
+          <w:tab w:val="num" w:pos="4320"/>
+        </w:tabs>
+        <w:ind w:left="4320" w:hanging="360"/>
+      </w:pPr>
+    </w:lvl>
+    <w:lvl w:ilvl="6" w:tentative="1">
+      <w:start w:val="1"/>
+      <w:numFmt w:val="decimal"/>
+      <w:lvlText w:val="%7."/>
+      <w:lvlJc w:val="left"/>
+      <w:pPr>
+        <w:tabs>
+          <w:tab w:val="num" w:pos="5040"/>
+        </w:tabs>
+        <w:ind w:left="5040" w:hanging="360"/>
+      </w:pPr>
+    </w:lvl>
+    <w:lvl w:ilvl="7" w:tentative="1">
+      <w:start w:val="1"/>
+      <w:numFmt w:val="decimal"/>
+      <w:lvlText w:val="%8."/>
+      <w:lvlJc w:val="left"/>
+      <w:pPr>
+        <w:tabs>
+          <w:tab w:val="num" w:pos="5760"/>
+        </w:tabs>
+        <w:ind w:left="5760" w:hanging="360"/>
+      </w:pPr>
+    </w:lvl>
+    <w:lvl w:ilvl="8" w:tentative="1">
+      <w:start w:val="1"/>
+      <w:numFmt w:val="decimal"/>
+      <w:lvlText w:val="%9."/>
+      <w:lvlJc w:val="left"/>
+      <w:pPr>
+        <w:tabs>
+          <w:tab w:val="num" w:pos="6480"/>
+        </w:tabs>
+        <w:ind w:left="6480" w:hanging="360"/>
+      </w:pPr>
+    </w:lvl>
+  </w:abstractNum>
+  <w:abstractNum w:abstractNumId="6" w15:restartNumberingAfterBreak="0">
+    <w:nsid w:val="2B867FD7"/>
+    <w:multiLevelType w:val="multilevel"/>
+    <w:tmpl w:val="3C76CB90"/>
+    <w:lvl w:ilvl="0">
+      <w:start w:val="1"/>
+      <w:numFmt w:val="bullet"/>
+      <w:lvlText w:val=""/>
+      <w:lvlJc w:val="left"/>
+      <w:pPr>
+        <w:tabs>
+          <w:tab w:val="num" w:pos="720"/>
+        </w:tabs>
+        <w:ind w:left="720" w:hanging="360"/>
+      </w:pPr>
+      <w:rPr>
+        <w:rFonts w:ascii="Symbol" w:hAnsi="Symbol" w:hint="default"/>
+        <w:sz w:val="20"/>
+      </w:rPr>
+    </w:lvl>
+    <w:lvl w:ilvl="1" w:tentative="1">
+      <w:start w:val="1"/>
+      <w:numFmt w:val="bullet"/>
+      <w:lvlText w:val="o"/>
+      <w:lvlJc w:val="left"/>
+      <w:pPr>
+        <w:tabs>
+          <w:tab w:val="num" w:pos="1440"/>
+        </w:tabs>
+        <w:ind w:left="1440" w:hanging="360"/>
+      </w:pPr>
+      <w:rPr>
+        <w:rFonts w:ascii="Courier New" w:hAnsi="Courier New" w:hint="default"/>
+        <w:sz w:val="20"/>
+      </w:rPr>
+    </w:lvl>
+    <w:lvl w:ilvl="2" w:tentative="1">
+      <w:start w:val="1"/>
+      <w:numFmt w:val="bullet"/>
+      <w:lvlText w:val=""/>
+      <w:lvlJc w:val="left"/>
+      <w:pPr>
+        <w:tabs>
+          <w:tab w:val="num" w:pos="2160"/>
+        </w:tabs>
+        <w:ind w:left="2160" w:hanging="360"/>
+      </w:pPr>
+      <w:rPr>
+        <w:rFonts w:ascii="Wingdings" w:hAnsi="Wingdings" w:hint="default"/>
+        <w:sz w:val="20"/>
+      </w:rPr>
+    </w:lvl>
+    <w:lvl w:ilvl="3" w:tentative="1">
+      <w:start w:val="1"/>
+      <w:numFmt w:val="bullet"/>
+      <w:lvlText w:val=""/>
+      <w:lvlJc w:val="left"/>
+      <w:pPr>
+        <w:tabs>
+          <w:tab w:val="num" w:pos="2880"/>
+        </w:tabs>
+        <w:ind w:left="2880" w:hanging="360"/>
+      </w:pPr>
+      <w:rPr>
+        <w:rFonts w:ascii="Wingdings" w:hAnsi="Wingdings" w:hint="default"/>
+        <w:sz w:val="20"/>
+      </w:rPr>
+    </w:lvl>
+    <w:lvl w:ilvl="4" w:tentative="1">
+      <w:start w:val="1"/>
+      <w:numFmt w:val="bullet"/>
+      <w:lvlText w:val=""/>
+      <w:lvlJc w:val="left"/>
+      <w:pPr>
+        <w:tabs>
+          <w:tab w:val="num" w:pos="3600"/>
+        </w:tabs>
+        <w:ind w:left="3600" w:hanging="360"/>
+      </w:pPr>
+      <w:rPr>
+        <w:rFonts w:ascii="Wingdings" w:hAnsi="Wingdings" w:hint="default"/>
+        <w:sz w:val="20"/>
+      </w:rPr>
+    </w:lvl>
+    <w:lvl w:ilvl="5" w:tentative="1">
+      <w:start w:val="1"/>
+      <w:numFmt w:val="bullet"/>
+      <w:lvlText w:val=""/>
+      <w:lvlJc w:val="left"/>
+      <w:pPr>
+        <w:tabs>
+          <w:tab w:val="num" w:pos="4320"/>
+        </w:tabs>
+        <w:ind w:left="4320" w:hanging="360"/>
+      </w:pPr>
+      <w:rPr>
+        <w:rFonts w:ascii="Wingdings" w:hAnsi="Wingdings" w:hint="default"/>
+        <w:sz w:val="20"/>
+      </w:rPr>
+    </w:lvl>
+    <w:lvl w:ilvl="6" w:tentative="1">
+      <w:start w:val="1"/>
+      <w:numFmt w:val="bullet"/>
+      <w:lvlText w:val=""/>
+      <w:lvlJc w:val="left"/>
+      <w:pPr>
+        <w:tabs>
+          <w:tab w:val="num" w:pos="5040"/>
+        </w:tabs>
+        <w:ind w:left="5040" w:hanging="360"/>
+      </w:pPr>
+      <w:rPr>
+        <w:rFonts w:ascii="Wingdings" w:hAnsi="Wingdings" w:hint="default"/>
+        <w:sz w:val="20"/>
+      </w:rPr>
+    </w:lvl>
+    <w:lvl w:ilvl="7" w:tentative="1">
+      <w:start w:val="1"/>
+      <w:numFmt w:val="bullet"/>
+      <w:lvlText w:val=""/>
+      <w:lvlJc w:val="left"/>
+      <w:pPr>
+        <w:tabs>
+          <w:tab w:val="num" w:pos="5760"/>
+        </w:tabs>
+        <w:ind w:left="5760" w:hanging="360"/>
+      </w:pPr>
+      <w:rPr>
+        <w:rFonts w:ascii="Wingdings" w:hAnsi="Wingdings" w:hint="default"/>
+        <w:sz w:val="20"/>
+      </w:rPr>
+    </w:lvl>
+    <w:lvl w:ilvl="8" w:tentative="1">
+      <w:start w:val="1"/>
+      <w:numFmt w:val="bullet"/>
+      <w:lvlText w:val=""/>
+      <w:lvlJc w:val="left"/>
+      <w:pPr>
+        <w:tabs>
+          <w:tab w:val="num" w:pos="6480"/>
+        </w:tabs>
+        <w:ind w:left="6480" w:hanging="360"/>
+      </w:pPr>
+      <w:rPr>
+        <w:rFonts w:ascii="Wingdings" w:hAnsi="Wingdings" w:hint="default"/>
+        <w:sz w:val="20"/>
+      </w:rPr>
+    </w:lvl>
+  </w:abstractNum>
+  <w:abstractNum w:abstractNumId="7" w15:restartNumberingAfterBreak="0">
+    <w:nsid w:val="562D4A72"/>
+    <w:multiLevelType w:val="hybridMultilevel"/>
+    <w:tmpl w:val="8B1C2AF8"/>
+    <w:lvl w:ilvl="0" w:tplc="04090001">
+      <w:start w:val="1"/>
+      <w:numFmt w:val="bullet"/>
+      <w:lvlText w:val=""/>
+      <w:lvlJc w:val="left"/>
+      <w:pPr>
+        <w:ind w:left="720" w:hanging="360"/>
+      </w:pPr>
+      <w:rPr>
+        <w:rFonts w:ascii="Symbol" w:hAnsi="Symbol" w:hint="default"/>
+      </w:rPr>
+    </w:lvl>
+    <w:lvl w:ilvl="1" w:tplc="04090003" w:tentative="1">
+      <w:start w:val="1"/>
+      <w:numFmt w:val="bullet"/>
+      <w:lvlText w:val="o"/>
+      <w:lvlJc w:val="left"/>
+      <w:pPr>
+        <w:ind w:left="1440" w:hanging="360"/>
+      </w:pPr>
+      <w:rPr>
+        <w:rFonts w:ascii="Courier New" w:hAnsi="Courier New" w:cs="Courier New" w:hint="default"/>
+      </w:rPr>
+    </w:lvl>
+    <w:lvl w:ilvl="2" w:tplc="04090005" w:tentative="1">
+      <w:start w:val="1"/>
+      <w:numFmt w:val="bullet"/>
+      <w:lvlText w:val=""/>
+      <w:lvlJc w:val="left"/>
+      <w:pPr>
+        <w:ind w:left="2160" w:hanging="360"/>
+      </w:pPr>
+      <w:rPr>
+        <w:rFonts w:ascii="Wingdings" w:hAnsi="Wingdings" w:hint="default"/>
+      </w:rPr>
+    </w:lvl>
+    <w:lvl w:ilvl="3" w:tplc="04090001" w:tentative="1">
+      <w:start w:val="1"/>
+      <w:numFmt w:val="bullet"/>
+      <w:lvlText w:val=""/>
+      <w:lvlJc w:val="left"/>
+      <w:pPr>
+        <w:ind w:left="2880" w:hanging="360"/>
+      </w:pPr>
+      <w:rPr>
+        <w:rFonts w:ascii="Symbol" w:hAnsi="Symbol" w:hint="default"/>
+      </w:rPr>
+    </w:lvl>
+    <w:lvl w:ilvl="4" w:tplc="04090003" w:tentative="1">
+      <w:start w:val="1"/>
+      <w:numFmt w:val="bullet"/>
+      <w:lvlText w:val="o"/>
+      <w:lvlJc w:val="left"/>
+      <w:pPr>
+        <w:ind w:left="3600" w:hanging="360"/>
+      </w:pPr>
+      <w:rPr>
+        <w:rFonts w:ascii="Courier New" w:hAnsi="Courier New" w:cs="Courier New" w:hint="default"/>
+      </w:rPr>
+    </w:lvl>
+    <w:lvl w:ilvl="5" w:tplc="04090005" w:tentative="1">
+      <w:start w:val="1"/>
+      <w:numFmt w:val="bullet"/>
+      <w:lvlText w:val=""/>
+      <w:lvlJc w:val="left"/>
+      <w:pPr>
+        <w:ind w:left="4320" w:hanging="360"/>
+      </w:pPr>
+      <w:rPr>
+        <w:rFonts w:ascii="Wingdings" w:hAnsi="Wingdings" w:hint="default"/>
+      </w:rPr>
+    </w:lvl>
+    <w:lvl w:ilvl="6" w:tplc="04090001" w:tentative="1">
+      <w:start w:val="1"/>
+      <w:numFmt w:val="bullet"/>
+      <w:lvlText w:val=""/>
+      <w:lvlJc w:val="left"/>
+      <w:pPr>
+        <w:ind w:left="5040" w:hanging="360"/>
+      </w:pPr>
+      <w:rPr>
+        <w:rFonts w:ascii="Symbol" w:hAnsi="Symbol" w:hint="default"/>
+      </w:rPr>
+    </w:lvl>
+    <w:lvl w:ilvl="7" w:tplc="04090003" w:tentative="1">
+      <w:start w:val="1"/>
+      <w:numFmt w:val="bullet"/>
+      <w:lvlText w:val="o"/>
+      <w:lvlJc w:val="left"/>
+      <w:pPr>
+        <w:ind w:left="5760" w:hanging="360"/>
+      </w:pPr>
+      <w:rPr>
+        <w:rFonts w:ascii="Courier New" w:hAnsi="Courier New" w:cs="Courier New" w:hint="default"/>
+      </w:rPr>
+    </w:lvl>
+    <w:lvl w:ilvl="8" w:tplc="04090005" w:tentative="1">
+      <w:start w:val="1"/>
+      <w:numFmt w:val="bullet"/>
+      <w:lvlText w:val=""/>
+      <w:lvlJc w:val="left"/>
+      <w:pPr>
+        <w:ind w:left="6480" w:hanging="360"/>
+      </w:pPr>
+      <w:rPr>
+        <w:rFonts w:ascii="Wingdings" w:hAnsi="Wingdings" w:hint="default"/>
+      </w:rPr>
+    </w:lvl>
+  </w:abstractNum>
+  <w:abstractNum w:abstractNumId="8" w15:restartNumberingAfterBreak="0">
+    <w:nsid w:val="5C8517D8"/>
+    <w:multiLevelType w:val="multilevel"/>
+    <w:tmpl w:val="D408EA82"/>
+    <w:lvl w:ilvl="0">
+      <w:start w:val="1"/>
+      <w:numFmt w:val="bullet"/>
+      <w:lvlText w:val=""/>
+      <w:lvlJc w:val="left"/>
+      <w:pPr>
+        <w:tabs>
+          <w:tab w:val="num" w:pos="720"/>
+        </w:tabs>
+        <w:ind w:left="720" w:hanging="360"/>
+      </w:pPr>
+      <w:rPr>
+        <w:rFonts w:ascii="Symbol" w:hAnsi="Symbol" w:hint="default"/>
+        <w:sz w:val="20"/>
+      </w:rPr>
+    </w:lvl>
+    <w:lvl w:ilvl="1" w:tentative="1">
+      <w:start w:val="1"/>
+      <w:numFmt w:val="bullet"/>
+      <w:lvlText w:val="o"/>
+      <w:lvlJc w:val="left"/>
+      <w:pPr>
+        <w:tabs>
+          <w:tab w:val="num" w:pos="1440"/>
+        </w:tabs>
+        <w:ind w:left="1440" w:hanging="360"/>
+      </w:pPr>
+      <w:rPr>
+        <w:rFonts w:ascii="Courier New" w:hAnsi="Courier New" w:hint="default"/>
+        <w:sz w:val="20"/>
+      </w:rPr>
+    </w:lvl>
+    <w:lvl w:ilvl="2" w:tentative="1">
+      <w:start w:val="1"/>
+      <w:numFmt w:val="bullet"/>
+      <w:lvlText w:val=""/>
+      <w:lvlJc w:val="left"/>
+      <w:pPr>
+        <w:tabs>
+          <w:tab w:val="num" w:pos="2160"/>
+        </w:tabs>
+        <w:ind w:left="2160" w:hanging="360"/>
+      </w:pPr>
+      <w:rPr>
+        <w:rFonts w:ascii="Wingdings" w:hAnsi="Wingdings" w:hint="default"/>
+        <w:sz w:val="20"/>
+      </w:rPr>
+    </w:lvl>
+    <w:lvl w:ilvl="3" w:tentative="1">
+      <w:start w:val="1"/>
+      <w:numFmt w:val="bullet"/>
+      <w:lvlText w:val=""/>
+      <w:lvlJc w:val="left"/>
+      <w:pPr>
+        <w:tabs>
+          <w:tab w:val="num" w:pos="2880"/>
+        </w:tabs>
+        <w:ind w:left="2880" w:hanging="360"/>
+      </w:pPr>
+      <w:rPr>
+        <w:rFonts w:ascii="Wingdings" w:hAnsi="Wingdings" w:hint="default"/>
+        <w:sz w:val="20"/>
+      </w:rPr>
+    </w:lvl>
+    <w:lvl w:ilvl="4" w:tentative="1">
+      <w:start w:val="1"/>
+      <w:numFmt w:val="bullet"/>
+      <w:lvlText w:val=""/>
+      <w:lvlJc w:val="left"/>
+      <w:pPr>
+        <w:tabs>
+          <w:tab w:val="num" w:pos="3600"/>
+        </w:tabs>
+        <w:ind w:left="3600" w:hanging="360"/>
+      </w:pPr>
+      <w:rPr>
+        <w:rFonts w:ascii="Wingdings" w:hAnsi="Wingdings" w:hint="default"/>
+        <w:sz w:val="20"/>
+      </w:rPr>
+    </w:lvl>
+    <w:lvl w:ilvl="5" w:tentative="1">
+      <w:start w:val="1"/>
+      <w:numFmt w:val="bullet"/>
+      <w:lvlText w:val=""/>
+      <w:lvlJc w:val="left"/>
+      <w:pPr>
+        <w:tabs>
+          <w:tab w:val="num" w:pos="4320"/>
+        </w:tabs>
+        <w:ind w:left="4320" w:hanging="360"/>
+      </w:pPr>
+      <w:rPr>
+        <w:rFonts w:ascii="Wingdings" w:hAnsi="Wingdings" w:hint="default"/>
+        <w:sz w:val="20"/>
+      </w:rPr>
+    </w:lvl>
+    <w:lvl w:ilvl="6" w:tentative="1">
+      <w:start w:val="1"/>
+      <w:numFmt w:val="bullet"/>
+      <w:lvlText w:val=""/>
+      <w:lvlJc w:val="left"/>
+      <w:pPr>
+        <w:tabs>
+          <w:tab w:val="num" w:pos="5040"/>
+        </w:tabs>
+        <w:ind w:left="5040" w:hanging="360"/>
+      </w:pPr>
+      <w:rPr>
+        <w:rFonts w:ascii="Wingdings" w:hAnsi="Wingdings" w:hint="default"/>
+        <w:sz w:val="20"/>
+      </w:rPr>
+    </w:lvl>
+    <w:lvl w:ilvl="7" w:tentative="1">
+      <w:start w:val="1"/>
+      <w:numFmt w:val="bullet"/>
+      <w:lvlText w:val=""/>
+      <w:lvlJc w:val="left"/>
+      <w:pPr>
+        <w:tabs>
+          <w:tab w:val="num" w:pos="5760"/>
+        </w:tabs>
+        <w:ind w:left="5760" w:hanging="360"/>
+      </w:pPr>
+      <w:rPr>
+        <w:rFonts w:ascii="Wingdings" w:hAnsi="Wingdings" w:hint="default"/>
+        <w:sz w:val="20"/>
+      </w:rPr>
+    </w:lvl>
+    <w:lvl w:ilvl="8" w:tentative="1">
+      <w:start w:val="1"/>
+      <w:numFmt w:val="bullet"/>
+      <w:lvlText w:val=""/>
+      <w:lvlJc w:val="left"/>
+      <w:pPr>
+        <w:tabs>
+          <w:tab w:val="num" w:pos="6480"/>
+        </w:tabs>
+        <w:ind w:left="6480" w:hanging="360"/>
+      </w:pPr>
+      <w:rPr>
+        <w:rFonts w:ascii="Wingdings" w:hAnsi="Wingdings" w:hint="default"/>
+        <w:sz w:val="20"/>
+      </w:rPr>
+    </w:lvl>
+  </w:abstractNum>
+  <w:abstractNum w:abstractNumId="9" w15:restartNumberingAfterBreak="0">
+    <w:nsid w:val="626B6CAE"/>
+    <w:multiLevelType w:val="multilevel"/>
+    <w:tmpl w:val="3990BCDA"/>
+    <w:lvl w:ilvl="0">
+      <w:start w:val="1"/>
+      <w:numFmt w:val="decimal"/>
+      <w:lvlText w:val="%1."/>
+      <w:lvlJc w:val="left"/>
+      <w:pPr>
+        <w:tabs>
+          <w:tab w:val="num" w:pos="720"/>
+        </w:tabs>
+        <w:ind w:left="720" w:hanging="360"/>
+      </w:pPr>
+    </w:lvl>
+    <w:lvl w:ilvl="1" w:tentative="1">
+      <w:start w:val="1"/>
+      <w:numFmt w:val="decimal"/>
+      <w:lvlText w:val="%2."/>
+      <w:lvlJc w:val="left"/>
+      <w:pPr>
+        <w:tabs>
+          <w:tab w:val="num" w:pos="1440"/>
+        </w:tabs>
+        <w:ind w:left="1440" w:hanging="360"/>
+      </w:pPr>
+    </w:lvl>
+    <w:lvl w:ilvl="2" w:tentative="1">
+      <w:start w:val="1"/>
+      <w:numFmt w:val="decimal"/>
+      <w:lvlText w:val="%3."/>
+      <w:lvlJc w:val="left"/>
+      <w:pPr>
+        <w:tabs>
+          <w:tab w:val="num" w:pos="2160"/>
+        </w:tabs>
+        <w:ind w:left="2160" w:hanging="360"/>
+      </w:pPr>
+    </w:lvl>
+    <w:lvl w:ilvl="3" w:tentative="1">
+      <w:start w:val="1"/>
+      <w:numFmt w:val="decimal"/>
+      <w:lvlText w:val="%4."/>
+      <w:lvlJc w:val="left"/>
+      <w:pPr>
+        <w:tabs>
+          <w:tab w:val="num" w:pos="2880"/>
+        </w:tabs>
+        <w:ind w:left="2880" w:hanging="360"/>
+      </w:pPr>
+    </w:lvl>
+    <w:lvl w:ilvl="4" w:tentative="1">
+      <w:start w:val="1"/>
+      <w:numFmt w:val="decimal"/>
+      <w:lvlText w:val="%5."/>
+      <w:lvlJc w:val="left"/>
+      <w:pPr>
+        <w:tabs>
+          <w:tab w:val="num" w:pos="3600"/>
+        </w:tabs>
+        <w:ind w:left="3600" w:hanging="360"/>
+      </w:pPr>
+    </w:lvl>
+    <w:lvl w:ilvl="5" w:tentative="1">
+      <w:start w:val="1"/>
+      <w:numFmt w:val="decimal"/>
+      <w:lvlText w:val="%6."/>
+      <w:lvlJc w:val="left"/>
+      <w:pPr>
+        <w:tabs>
+          <w:tab w:val="num" w:pos="4320"/>
+        </w:tabs>
+        <w:ind w:left="4320" w:hanging="360"/>
+      </w:pPr>
+    </w:lvl>
+    <w:lvl w:ilvl="6" w:tentative="1">
+      <w:start w:val="1"/>
+      <w:numFmt w:val="decimal"/>
+      <w:lvlText w:val="%7."/>
+      <w:lvlJc w:val="left"/>
+      <w:pPr>
+        <w:tabs>
+          <w:tab w:val="num" w:pos="5040"/>
+        </w:tabs>
+        <w:ind w:left="5040" w:hanging="360"/>
+      </w:pPr>
+    </w:lvl>
+    <w:lvl w:ilvl="7" w:tentative="1">
+      <w:start w:val="1"/>
+      <w:numFmt w:val="decimal"/>
+      <w:lvlText w:val="%8."/>
+      <w:lvlJc w:val="left"/>
+      <w:pPr>
+        <w:tabs>
+          <w:tab w:val="num" w:pos="5760"/>
+        </w:tabs>
+        <w:ind w:left="5760" w:hanging="360"/>
+      </w:pPr>
+    </w:lvl>
+    <w:lvl w:ilvl="8" w:tentative="1">
+      <w:start w:val="1"/>
+      <w:numFmt w:val="decimal"/>
+      <w:lvlText w:val="%9."/>
+      <w:lvlJc w:val="left"/>
+      <w:pPr>
+        <w:tabs>
+          <w:tab w:val="num" w:pos="6480"/>
+        </w:tabs>
+        <w:ind w:left="6480" w:hanging="360"/>
+      </w:pPr>
+    </w:lvl>
+  </w:abstractNum>
+  <w:abstractNum w:abstractNumId="10" w15:restartNumberingAfterBreak="0">
+    <w:nsid w:val="720617D4"/>
+    <w:multiLevelType w:val="hybridMultilevel"/>
+    <w:tmpl w:val="AD10E34C"/>
+    <w:lvl w:ilvl="0" w:tplc="9D4AC808">
+      <w:numFmt w:val="bullet"/>
+      <w:lvlText w:val=""/>
+      <w:lvlJc w:val="left"/>
+      <w:pPr>
+        <w:ind w:left="1080" w:hanging="360"/>
+      </w:pPr>
+      <w:rPr>
+        <w:rFonts w:ascii="Aptos" w:eastAsiaTheme="minorHAnsi" w:hAnsi="Aptos" w:cstheme="minorBidi" w:hint="default"/>
+      </w:rPr>
+    </w:lvl>
+    <w:lvl w:ilvl="1" w:tplc="04090003" w:tentative="1">
+      <w:start w:val="1"/>
+      <w:numFmt w:val="bullet"/>
+      <w:lvlText w:val="o"/>
+      <w:lvlJc w:val="left"/>
+      <w:pPr>
+        <w:ind w:left="1800" w:hanging="360"/>
+      </w:pPr>
+      <w:rPr>
+        <w:rFonts w:ascii="Courier New" w:hAnsi="Courier New" w:cs="Courier New" w:hint="default"/>
+      </w:rPr>
+    </w:lvl>
+    <w:lvl w:ilvl="2" w:tplc="04090005" w:tentative="1">
+      <w:start w:val="1"/>
+      <w:numFmt w:val="bullet"/>
+      <w:lvlText w:val=""/>
+      <w:lvlJc w:val="left"/>
+      <w:pPr>
+        <w:ind w:left="2520" w:hanging="360"/>
+      </w:pPr>
+      <w:rPr>
+        <w:rFonts w:ascii="Wingdings" w:hAnsi="Wingdings" w:hint="default"/>
+      </w:rPr>
+    </w:lvl>
+    <w:lvl w:ilvl="3" w:tplc="04090001" w:tentative="1">
+      <w:start w:val="1"/>
+      <w:numFmt w:val="bullet"/>
+      <w:lvlText w:val=""/>
+      <w:lvlJc w:val="left"/>
+      <w:pPr>
+        <w:ind w:left="3240" w:hanging="360"/>
+      </w:pPr>
+      <w:rPr>
+        <w:rFonts w:ascii="Symbol" w:hAnsi="Symbol" w:hint="default"/>
+      </w:rPr>
+    </w:lvl>
+    <w:lvl w:ilvl="4" w:tplc="04090003" w:tentative="1">
+      <w:start w:val="1"/>
+      <w:numFmt w:val="bullet"/>
+      <w:lvlText w:val="o"/>
+      <w:lvlJc w:val="left"/>
+      <w:pPr>
+        <w:ind w:left="3960" w:hanging="360"/>
+      </w:pPr>
+      <w:rPr>
+        <w:rFonts w:ascii="Courier New" w:hAnsi="Courier New" w:cs="Courier New" w:hint="default"/>
+      </w:rPr>
+    </w:lvl>
+    <w:lvl w:ilvl="5" w:tplc="04090005" w:tentative="1">
+      <w:start w:val="1"/>
+      <w:numFmt w:val="bullet"/>
+      <w:lvlText w:val=""/>
+      <w:lvlJc w:val="left"/>
+      <w:pPr>
+        <w:ind w:left="4680" w:hanging="360"/>
+      </w:pPr>
+      <w:rPr>
+        <w:rFonts w:ascii="Wingdings" w:hAnsi="Wingdings" w:hint="default"/>
+      </w:rPr>
+    </w:lvl>
+    <w:lvl w:ilvl="6" w:tplc="04090001" w:tentative="1">
+      <w:start w:val="1"/>
+      <w:numFmt w:val="bullet"/>
+      <w:lvlText w:val=""/>
+      <w:lvlJc w:val="left"/>
+      <w:pPr>
+        <w:ind w:left="5400" w:hanging="360"/>
+      </w:pPr>
+      <w:rPr>
+        <w:rFonts w:ascii="Symbol" w:hAnsi="Symbol" w:hint="default"/>
+      </w:rPr>
+    </w:lvl>
+    <w:lvl w:ilvl="7" w:tplc="04090003" w:tentative="1">
+      <w:start w:val="1"/>
+      <w:numFmt w:val="bullet"/>
+      <w:lvlText w:val="o"/>
+      <w:lvlJc w:val="left"/>
+      <w:pPr>
+        <w:ind w:left="6120" w:hanging="360"/>
+      </w:pPr>
+      <w:rPr>
+        <w:rFonts w:ascii="Courier New" w:hAnsi="Courier New" w:cs="Courier New" w:hint="default"/>
+      </w:rPr>
+    </w:lvl>
+    <w:lvl w:ilvl="8" w:tplc="04090005" w:tentative="1">
+      <w:start w:val="1"/>
+      <w:numFmt w:val="bullet"/>
+      <w:lvlText w:val=""/>
+      <w:lvlJc w:val="left"/>
+      <w:pPr>
+        <w:ind w:left="6840" w:hanging="360"/>
+      </w:pPr>
+      <w:rPr>
+        <w:rFonts w:ascii="Wingdings" w:hAnsi="Wingdings" w:hint="default"/>
+      </w:rPr>
+    </w:lvl>
+  </w:abstractNum>
+  <w:abstractNum w:abstractNumId="11" w15:restartNumberingAfterBreak="0">
+    <w:nsid w:val="78674AA8"/>
+    <w:multiLevelType w:val="hybridMultilevel"/>
+    <w:tmpl w:val="63E6F07C"/>
+    <w:lvl w:ilvl="0" w:tplc="04090001">
+      <w:start w:val="1"/>
+      <w:numFmt w:val="bullet"/>
+      <w:lvlText w:val=""/>
+      <w:lvlJc w:val="left"/>
+      <w:pPr>
+        <w:ind w:left="720" w:hanging="360"/>
+      </w:pPr>
+      <w:rPr>
+        <w:rFonts w:ascii="Symbol" w:hAnsi="Symbol" w:hint="default"/>
+      </w:rPr>
+    </w:lvl>
+    <w:lvl w:ilvl="1" w:tplc="04090003" w:tentative="1">
+      <w:start w:val="1"/>
+      <w:numFmt w:val="bullet"/>
+      <w:lvlText w:val="o"/>
+      <w:lvlJc w:val="left"/>
+      <w:pPr>
+        <w:ind w:left="1440" w:hanging="360"/>
+      </w:pPr>
+      <w:rPr>
+        <w:rFonts w:ascii="Courier New" w:hAnsi="Courier New" w:cs="Courier New" w:hint="default"/>
+      </w:rPr>
+    </w:lvl>
+    <w:lvl w:ilvl="2" w:tplc="04090005" w:tentative="1">
+      <w:start w:val="1"/>
+      <w:numFmt w:val="bullet"/>
+      <w:lvlText w:val=""/>
+      <w:lvlJc w:val="left"/>
+      <w:pPr>
+        <w:ind w:left="2160" w:hanging="360"/>
+      </w:pPr>
+      <w:rPr>
+        <w:rFonts w:ascii="Wingdings" w:hAnsi="Wingdings" w:hint="default"/>
+      </w:rPr>
+    </w:lvl>
+    <w:lvl w:ilvl="3" w:tplc="04090001">
+      <w:start w:val="1"/>
+      <w:numFmt w:val="bullet"/>
+      <w:lvlText w:val=""/>
+      <w:lvlJc w:val="left"/>
+      <w:pPr>
+        <w:ind w:left="2880" w:hanging="360"/>
+      </w:pPr>
+      <w:rPr>
+        <w:rFonts w:ascii="Symbol" w:hAnsi="Symbol" w:hint="default"/>
+      </w:rPr>
+    </w:lvl>
+    <w:lvl w:ilvl="4" w:tplc="04090003" w:tentative="1">
+      <w:start w:val="1"/>
+      <w:numFmt w:val="bullet"/>
+      <w:lvlText w:val="o"/>
+      <w:lvlJc w:val="left"/>
+      <w:pPr>
+        <w:ind w:left="3600" w:hanging="360"/>
+      </w:pPr>
+      <w:rPr>
+        <w:rFonts w:ascii="Courier New" w:hAnsi="Courier New" w:cs="Courier New" w:hint="default"/>
+      </w:rPr>
+    </w:lvl>
+    <w:lvl w:ilvl="5" w:tplc="04090005" w:tentative="1">
+      <w:start w:val="1"/>
+      <w:numFmt w:val="bullet"/>
+      <w:lvlText w:val=""/>
+      <w:lvlJc w:val="left"/>
+      <w:pPr>
+        <w:ind w:left="4320" w:hanging="360"/>
+      </w:pPr>
+      <w:rPr>
+        <w:rFonts w:ascii="Wingdings" w:hAnsi="Wingdings" w:hint="default"/>
+      </w:rPr>
+    </w:lvl>
+    <w:lvl w:ilvl="6" w:tplc="04090001" w:tentative="1">
+      <w:start w:val="1"/>
+      <w:numFmt w:val="bullet"/>
+      <w:lvlText w:val=""/>
+      <w:lvlJc w:val="left"/>
+      <w:pPr>
+        <w:ind w:left="5040" w:hanging="360"/>
+      </w:pPr>
+      <w:rPr>
+        <w:rFonts w:ascii="Symbol" w:hAnsi="Symbol" w:hint="default"/>
+      </w:rPr>
+    </w:lvl>
+    <w:lvl w:ilvl="7" w:tplc="04090003" w:tentative="1">
+      <w:start w:val="1"/>
+      <w:numFmt w:val="bullet"/>
+      <w:lvlText w:val="o"/>
+      <w:lvlJc w:val="left"/>
+      <w:pPr>
+        <w:ind w:left="5760" w:hanging="360"/>
+      </w:pPr>
+      <w:rPr>
+        <w:rFonts w:ascii="Courier New" w:hAnsi="Courier New" w:cs="Courier New" w:hint="default"/>
+      </w:rPr>
+    </w:lvl>
+    <w:lvl w:ilvl="8" w:tplc="04090005" w:tentative="1">
+      <w:start w:val="1"/>
+      <w:numFmt w:val="bullet"/>
+      <w:lvlText w:val=""/>
+      <w:lvlJc w:val="left"/>
+      <w:pPr>
+        <w:ind w:left="6480" w:hanging="360"/>
+      </w:pPr>
+      <w:rPr>
+        <w:rFonts w:ascii="Wingdings" w:hAnsi="Wingdings" w:hint="default"/>
+      </w:rPr>
+    </w:lvl>
+  </w:abstractNum>
+  <w:abstractNum w:abstractNumId="12" w15:restartNumberingAfterBreak="0">
+    <w:nsid w:val="7CDC66C5"/>
+    <w:multiLevelType w:val="multilevel"/>
+    <w:tmpl w:val="CCCC48AC"/>
+    <w:lvl w:ilvl="0">
+      <w:start w:val="1"/>
+      <w:numFmt w:val="bullet"/>
+      <w:lvlText w:val=""/>
+      <w:lvlJc w:val="left"/>
+      <w:pPr>
+        <w:tabs>
+          <w:tab w:val="num" w:pos="720"/>
+        </w:tabs>
+        <w:ind w:left="720" w:hanging="360"/>
+      </w:pPr>
+      <w:rPr>
+        <w:rFonts w:ascii="Symbol" w:hAnsi="Symbol" w:hint="default"/>
+        <w:sz w:val="20"/>
+      </w:rPr>
+    </w:lvl>
+    <w:lvl w:ilvl="1" w:tentative="1">
+      <w:start w:val="1"/>
+      <w:numFmt w:val="bullet"/>
+      <w:lvlText w:val="o"/>
+      <w:lvlJc w:val="left"/>
+      <w:pPr>
+        <w:tabs>
+          <w:tab w:val="num" w:pos="1440"/>
+        </w:tabs>
+        <w:ind w:left="1440" w:hanging="360"/>
+      </w:pPr>
+      <w:rPr>
+        <w:rFonts w:ascii="Courier New" w:hAnsi="Courier New" w:hint="default"/>
+        <w:sz w:val="20"/>
+      </w:rPr>
+    </w:lvl>
+    <w:lvl w:ilvl="2" w:tentative="1">
+      <w:start w:val="1"/>
+      <w:numFmt w:val="bullet"/>
+      <w:lvlText w:val=""/>
+      <w:lvlJc w:val="left"/>
+      <w:pPr>
+        <w:tabs>
+          <w:tab w:val="num" w:pos="2160"/>
+        </w:tabs>
+        <w:ind w:left="2160" w:hanging="360"/>
+      </w:pPr>
+      <w:rPr>
+        <w:rFonts w:ascii="Wingdings" w:hAnsi="Wingdings" w:hint="default"/>
+        <w:sz w:val="20"/>
+      </w:rPr>
+    </w:lvl>
+    <w:lvl w:ilvl="3" w:tentative="1">
+      <w:start w:val="1"/>
+      <w:numFmt w:val="bullet"/>
+      <w:lvlText w:val=""/>
+      <w:lvlJc w:val="left"/>
+      <w:pPr>
+        <w:tabs>
+          <w:tab w:val="num" w:pos="2880"/>
+        </w:tabs>
+        <w:ind w:left="2880" w:hanging="360"/>
+      </w:pPr>
+      <w:rPr>
+        <w:rFonts w:ascii="Wingdings" w:hAnsi="Wingdings" w:hint="default"/>
+        <w:sz w:val="20"/>
+      </w:rPr>
+    </w:lvl>
+    <w:lvl w:ilvl="4" w:tentative="1">
+      <w:start w:val="1"/>
+      <w:numFmt w:val="bullet"/>
+      <w:lvlText w:val=""/>
+      <w:lvlJc w:val="left"/>
+      <w:pPr>
+        <w:tabs>
+          <w:tab w:val="num" w:pos="3600"/>
+        </w:tabs>
+        <w:ind w:left="3600" w:hanging="360"/>
+      </w:pPr>
+      <w:rPr>
+        <w:rFonts w:ascii="Wingdings" w:hAnsi="Wingdings" w:hint="default"/>
+        <w:sz w:val="20"/>
+      </w:rPr>
+    </w:lvl>
+    <w:lvl w:ilvl="5" w:tentative="1">
+      <w:start w:val="1"/>
+      <w:numFmt w:val="bullet"/>
+      <w:lvlText w:val=""/>
+      <w:lvlJc w:val="left"/>
+      <w:pPr>
+        <w:tabs>
+          <w:tab w:val="num" w:pos="4320"/>
+        </w:tabs>
+        <w:ind w:left="4320" w:hanging="360"/>
+      </w:pPr>
+      <w:rPr>
+        <w:rFonts w:ascii="Wingdings" w:hAnsi="Wingdings" w:hint="default"/>
+        <w:sz w:val="20"/>
+      </w:rPr>
+    </w:lvl>
+    <w:lvl w:ilvl="6" w:tentative="1">
+      <w:start w:val="1"/>
+      <w:numFmt w:val="bullet"/>
+      <w:lvlText w:val=""/>
+      <w:lvlJc w:val="left"/>
+      <w:pPr>
+        <w:tabs>
+          <w:tab w:val="num" w:pos="5040"/>
+        </w:tabs>
+        <w:ind w:left="5040" w:hanging="360"/>
+      </w:pPr>
+      <w:rPr>
+        <w:rFonts w:ascii="Wingdings" w:hAnsi="Wingdings" w:hint="default"/>
+        <w:sz w:val="20"/>
+      </w:rPr>
+    </w:lvl>
+    <w:lvl w:ilvl="7" w:tentative="1">
+      <w:start w:val="1"/>
+      <w:numFmt w:val="bullet"/>
+      <w:lvlText w:val=""/>
+      <w:lvlJc w:val="left"/>
+      <w:pPr>
+        <w:tabs>
+          <w:tab w:val="num" w:pos="5760"/>
+        </w:tabs>
+        <w:ind w:left="5760" w:hanging="360"/>
+      </w:pPr>
+      <w:rPr>
+        <w:rFonts w:ascii="Wingdings" w:hAnsi="Wingdings" w:hint="default"/>
+        <w:sz w:val="20"/>
+      </w:rPr>
+    </w:lvl>
+    <w:lvl w:ilvl="8" w:tentative="1">
+      <w:start w:val="1"/>
+      <w:numFmt w:val="bullet"/>
+      <w:lvlText w:val=""/>
+      <w:lvlJc w:val="left"/>
+      <w:pPr>
+        <w:tabs>
+          <w:tab w:val="num" w:pos="6480"/>
+        </w:tabs>
+        <w:ind w:left="6480" w:hanging="360"/>
+      </w:pPr>
+      <w:rPr>
+        <w:rFonts w:ascii="Wingdings" w:hAnsi="Wingdings" w:hint="default"/>
+        <w:sz w:val="20"/>
+      </w:rPr>
+    </w:lvl>
+  </w:abstractNum>
   <w:num w:numId="1" w16cid:durableId="551582319">
+    <w:abstractNumId w:val="3"/>
+  </w:num>
+  <w:num w:numId="2" w16cid:durableId="249698049">
+    <w:abstractNumId w:val="8"/>
+  </w:num>
+  <w:num w:numId="3" w16cid:durableId="718631190">
+    <w:abstractNumId w:val="12"/>
+  </w:num>
+  <w:num w:numId="4" w16cid:durableId="1711153272">
+    <w:abstractNumId w:val="7"/>
+  </w:num>
+  <w:num w:numId="5" w16cid:durableId="715085708">
     <w:abstractNumId w:val="0"/>
+  </w:num>
+  <w:num w:numId="6" w16cid:durableId="1403261528">
+    <w:abstractNumId w:val="10"/>
+  </w:num>
+  <w:num w:numId="7" w16cid:durableId="1946233882">
+    <w:abstractNumId w:val="1"/>
+  </w:num>
+  <w:num w:numId="8" w16cid:durableId="1463419682">
+    <w:abstractNumId w:val="9"/>
+  </w:num>
+  <w:num w:numId="9" w16cid:durableId="1165130238">
+    <w:abstractNumId w:val="2"/>
+  </w:num>
+  <w:num w:numId="10" w16cid:durableId="2055960408">
+    <w:abstractNumId w:val="6"/>
+  </w:num>
+  <w:num w:numId="11" w16cid:durableId="52050984">
+    <w:abstractNumId w:val="4"/>
+  </w:num>
+  <w:num w:numId="12" w16cid:durableId="167789912">
+    <w:abstractNumId w:val="11"/>
+  </w:num>
+  <w:num w:numId="13" w16cid:durableId="17899446">
+    <w:abstractNumId w:val="5"/>
   </w:num>
 </w:numbering>
 </file>
@@ -2477,7 +9698,6 @@
   <w:style w:type="character" w:default="1" w:styleId="DefaultParagraphFont">
     <w:name w:val="Default Paragraph Font"/>
     <w:uiPriority w:val="1"/>
-    <w:semiHidden/>
     <w:unhideWhenUsed/>
   </w:style>
   <w:style w:type="table" w:default="1" w:styleId="TableNormal">
@@ -2790,6 +10010,25 @@
       <w:color w:val="0F4761" w:themeColor="accent1" w:themeShade="BF"/>
       <w:spacing w:val="5"/>
     </w:rPr>
+  </w:style>
+  <w:style w:type="table" w:styleId="TableGrid">
+    <w:name w:val="Table Grid"/>
+    <w:basedOn w:val="TableNormal"/>
+    <w:uiPriority w:val="39"/>
+    <w:rsid w:val="00A14DB7"/>
+    <w:pPr>
+      <w:spacing w:after="0" w:line="240" w:lineRule="auto"/>
+    </w:pPr>
+    <w:tblPr>
+      <w:tblBorders>
+        <w:top w:val="single" w:sz="4" w:space="0" w:color="auto"/>
+        <w:left w:val="single" w:sz="4" w:space="0" w:color="auto"/>
+        <w:bottom w:val="single" w:sz="4" w:space="0" w:color="auto"/>
+        <w:right w:val="single" w:sz="4" w:space="0" w:color="auto"/>
+        <w:insideH w:val="single" w:sz="4" w:space="0" w:color="auto"/>
+        <w:insideV w:val="single" w:sz="4" w:space="0" w:color="auto"/>
+      </w:tblBorders>
+    </w:tblPr>
   </w:style>
 </w:styles>
 </file>
